--- a/manuscript/annals/supplementary-information.docx
+++ b/manuscript/annals/supplementary-information.docx
@@ -132,6 +132,13 @@
         <w:pStyle w:val="Heading1"/>
       </w:pPr>
       <w:r>
+        <w:rPr>
+          <w:rFonts w:ascii="Arial" w:hAnsi="Arial"/>
+          <w:b w:val="0"/>
+          <w:i w:val="0"/>
+          <w:color w:val="000000"/>
+          <w:sz w:val="14"/>
+        </w:rPr>
         <w:t>Table S1. Species and data coverage</w:t>
       </w:r>
     </w:p>
@@ -139,13 +146,15 @@
       <w:tblPr>
         <w:tblStyle w:val="TableGrid"/>
         <w:tblW w:type="auto" w:w="0"/>
+        <w:tblLayout w:type="fixed"/>
         <w:tblLook w:firstColumn="1" w:firstRow="1" w:lastColumn="0" w:lastRow="0" w:noHBand="0" w:noVBand="1" w:val="04A0"/>
+        <w:tblInd w:w="114" w:type="dxa"/>
       </w:tblPr>
       <w:tblGrid>
-        <w:gridCol w:w="2340"/>
-        <w:gridCol w:w="2340"/>
-        <w:gridCol w:w="2340"/>
-        <w:gridCol w:w="2340"/>
+        <w:gridCol w:w="2261"/>
+        <w:gridCol w:w="2261"/>
+        <w:gridCol w:w="2261"/>
+        <w:gridCol w:w="2261"/>
       </w:tblGrid>
       <w:tr>
         <w:trPr>
@@ -153,25 +162,37 @@
         </w:trPr>
         <w:tc>
           <w:tcPr>
-            <w:tcW w:type="dxa" w:w="2340"/>
+            <w:tcW w:type="dxa" w:w="2261"/>
             <w:shd w:fill="D9E2F3"/>
+            <w:tcBorders>
+              <w:top w:val="single" w:sz="4" w:color="000000" w:space="0"/>
+              <w:left w:val="single" w:sz="4" w:color="000000" w:space="0"/>
+              <w:bottom w:val="single" w:sz="4" w:color="000000" w:space="0"/>
+              <w:right w:val="single" w:sz="4" w:color="000000" w:space="0"/>
+              <w:insideH w:val="single" w:sz="4" w:color="000000" w:space="0"/>
+              <w:insideV w:val="single" w:sz="4" w:color="000000" w:space="0"/>
+            </w:tcBorders>
           </w:tcPr>
           <w:p>
             <w:pPr>
-              <w:spacing w:line="252" w:lineRule="auto" w:after="40"/>
+              <w:spacing w:line="240" w:lineRule="auto" w:after="40"/>
             </w:pPr>
             <w:r>
               <w:rPr>
-                <w:rFonts w:ascii="Times New Roman" w:hAnsi="Times New Roman"/>
-                <w:b/>
-                <w:sz w:val="18"/>
+                <w:rFonts w:ascii="Arial" w:hAnsi="Arial" w:eastAsia="Arial"/>
+                <w:b w:val="0"/>
+                <w:i w:val="0"/>
+                <w:color w:val="000000"/>
+                <w:sz w:val="14"/>
               </w:rPr>
             </w:r>
             <w:r>
               <w:rPr>
-                <w:rFonts w:ascii="Times New Roman" w:hAnsi="Times New Roman"/>
-                <w:b/>
-                <w:sz w:val="18"/>
+                <w:rFonts w:ascii="Arial" w:hAnsi="Arial" w:eastAsia="Arial"/>
+                <w:b w:val="0"/>
+                <w:i w:val="0"/>
+                <w:color w:val="000000"/>
+                <w:sz w:val="14"/>
               </w:rPr>
               <w:t>Taxon</w:t>
             </w:r>
@@ -179,25 +200,37 @@
         </w:tc>
         <w:tc>
           <w:tcPr>
-            <w:tcW w:type="dxa" w:w="2340"/>
+            <w:tcW w:type="dxa" w:w="2261"/>
             <w:shd w:fill="D9E2F3"/>
+            <w:tcBorders>
+              <w:top w:val="single" w:sz="4" w:color="000000" w:space="0"/>
+              <w:left w:val="single" w:sz="4" w:color="000000" w:space="0"/>
+              <w:bottom w:val="single" w:sz="4" w:color="000000" w:space="0"/>
+              <w:right w:val="single" w:sz="4" w:color="000000" w:space="0"/>
+              <w:insideH w:val="single" w:sz="4" w:color="000000" w:space="0"/>
+              <w:insideV w:val="single" w:sz="4" w:color="000000" w:space="0"/>
+            </w:tcBorders>
           </w:tcPr>
           <w:p>
             <w:pPr>
-              <w:spacing w:line="252" w:lineRule="auto" w:after="40"/>
+              <w:spacing w:line="240" w:lineRule="auto" w:after="40"/>
             </w:pPr>
             <w:r>
               <w:rPr>
-                <w:rFonts w:ascii="Times New Roman" w:hAnsi="Times New Roman"/>
-                <w:b/>
-                <w:sz w:val="18"/>
+                <w:rFonts w:ascii="Arial" w:hAnsi="Arial" w:eastAsia="Arial"/>
+                <w:b w:val="0"/>
+                <w:i w:val="0"/>
+                <w:color w:val="000000"/>
+                <w:sz w:val="14"/>
               </w:rPr>
             </w:r>
             <w:r>
               <w:rPr>
-                <w:rFonts w:ascii="Times New Roman" w:hAnsi="Times New Roman"/>
-                <w:b/>
-                <w:sz w:val="18"/>
+                <w:rFonts w:ascii="Arial" w:hAnsi="Arial" w:eastAsia="Arial"/>
+                <w:b w:val="0"/>
+                <w:i w:val="0"/>
+                <w:color w:val="000000"/>
+                <w:sz w:val="14"/>
               </w:rPr>
               <w:t>Assembly / annotation</w:t>
             </w:r>
@@ -205,25 +238,37 @@
         </w:tc>
         <w:tc>
           <w:tcPr>
-            <w:tcW w:type="dxa" w:w="2340"/>
+            <w:tcW w:type="dxa" w:w="2261"/>
             <w:shd w:fill="D9E2F3"/>
+            <w:tcBorders>
+              <w:top w:val="single" w:sz="4" w:color="000000" w:space="0"/>
+              <w:left w:val="single" w:sz="4" w:color="000000" w:space="0"/>
+              <w:bottom w:val="single" w:sz="4" w:color="000000" w:space="0"/>
+              <w:right w:val="single" w:sz="4" w:color="000000" w:space="0"/>
+              <w:insideH w:val="single" w:sz="4" w:color="000000" w:space="0"/>
+              <w:insideV w:val="single" w:sz="4" w:color="000000" w:space="0"/>
+            </w:tcBorders>
           </w:tcPr>
           <w:p>
             <w:pPr>
-              <w:spacing w:line="252" w:lineRule="auto" w:after="40"/>
+              <w:spacing w:line="240" w:lineRule="auto" w:after="40"/>
             </w:pPr>
             <w:r>
               <w:rPr>
-                <w:rFonts w:ascii="Times New Roman" w:hAnsi="Times New Roman"/>
-                <w:b/>
-                <w:sz w:val="18"/>
+                <w:rFonts w:ascii="Arial" w:hAnsi="Arial" w:eastAsia="Arial"/>
+                <w:b w:val="0"/>
+                <w:i w:val="0"/>
+                <w:color w:val="000000"/>
+                <w:sz w:val="14"/>
               </w:rPr>
             </w:r>
             <w:r>
               <w:rPr>
-                <w:rFonts w:ascii="Times New Roman" w:hAnsi="Times New Roman"/>
-                <w:b/>
-                <w:sz w:val="18"/>
+                <w:rFonts w:ascii="Arial" w:hAnsi="Arial" w:eastAsia="Arial"/>
+                <w:b w:val="0"/>
+                <w:i w:val="0"/>
+                <w:color w:val="000000"/>
+                <w:sz w:val="14"/>
               </w:rPr>
               <w:t>Data evaluated</w:t>
             </w:r>
@@ -231,25 +276,37 @@
         </w:tc>
         <w:tc>
           <w:tcPr>
-            <w:tcW w:type="dxa" w:w="2340"/>
+            <w:tcW w:type="dxa" w:w="2261"/>
             <w:shd w:fill="D9E2F3"/>
+            <w:tcBorders>
+              <w:top w:val="single" w:sz="4" w:color="000000" w:space="0"/>
+              <w:left w:val="single" w:sz="4" w:color="000000" w:space="0"/>
+              <w:bottom w:val="single" w:sz="4" w:color="000000" w:space="0"/>
+              <w:right w:val="single" w:sz="4" w:color="000000" w:space="0"/>
+              <w:insideH w:val="single" w:sz="4" w:color="000000" w:space="0"/>
+              <w:insideV w:val="single" w:sz="4" w:color="000000" w:space="0"/>
+            </w:tcBorders>
           </w:tcPr>
           <w:p>
             <w:pPr>
-              <w:spacing w:line="252" w:lineRule="auto" w:after="40"/>
+              <w:spacing w:line="240" w:lineRule="auto" w:after="40"/>
             </w:pPr>
             <w:r>
               <w:rPr>
-                <w:rFonts w:ascii="Times New Roman" w:hAnsi="Times New Roman"/>
-                <w:b/>
-                <w:sz w:val="18"/>
+                <w:rFonts w:ascii="Arial" w:hAnsi="Arial" w:eastAsia="Arial"/>
+                <w:b w:val="0"/>
+                <w:i w:val="0"/>
+                <w:color w:val="000000"/>
+                <w:sz w:val="14"/>
               </w:rPr>
             </w:r>
             <w:r>
               <w:rPr>
-                <w:rFonts w:ascii="Times New Roman" w:hAnsi="Times New Roman"/>
-                <w:b/>
-                <w:sz w:val="18"/>
+                <w:rFonts w:ascii="Arial" w:hAnsi="Arial" w:eastAsia="Arial"/>
+                <w:b w:val="0"/>
+                <w:i w:val="0"/>
+                <w:color w:val="000000"/>
+                <w:sz w:val="14"/>
               </w:rPr>
               <w:t>Test scope</w:t>
             </w:r>
@@ -259,23 +316,36 @@
       <w:tr>
         <w:tc>
           <w:tcPr>
-            <w:tcW w:type="dxa" w:w="2340"/>
+            <w:tcW w:type="dxa" w:w="2261"/>
+            <w:tcBorders>
+              <w:top w:val="single" w:sz="4" w:color="000000" w:space="0"/>
+              <w:left w:val="single" w:sz="4" w:color="000000" w:space="0"/>
+              <w:bottom w:val="single" w:sz="4" w:color="000000" w:space="0"/>
+              <w:right w:val="single" w:sz="4" w:color="000000" w:space="0"/>
+              <w:insideH w:val="single" w:sz="4" w:color="000000" w:space="0"/>
+              <w:insideV w:val="single" w:sz="4" w:color="000000" w:space="0"/>
+            </w:tcBorders>
           </w:tcPr>
           <w:p>
             <w:pPr>
-              <w:spacing w:line="252" w:lineRule="auto" w:after="40"/>
+              <w:spacing w:line="240" w:lineRule="auto" w:after="40"/>
             </w:pPr>
             <w:r>
               <w:rPr>
-                <w:rFonts w:ascii="Times New Roman" w:hAnsi="Times New Roman"/>
-                <w:sz w:val="18"/>
+                <w:rFonts w:ascii="Arial" w:hAnsi="Arial" w:eastAsia="Arial"/>
+                <w:b w:val="0"/>
+                <w:i w:val="0"/>
+                <w:color w:val="000000"/>
+                <w:sz w:val="14"/>
               </w:rPr>
             </w:r>
             <w:r>
               <w:rPr>
-                <w:rFonts w:ascii="Times New Roman" w:hAnsi="Times New Roman"/>
-                <w:i/>
-                <w:sz w:val="18"/>
+                <w:rFonts w:ascii="Arial" w:hAnsi="Arial" w:eastAsia="Arial"/>
+                <w:b w:val="0"/>
+                <w:i w:val="0"/>
+                <w:color w:val="000000"/>
+                <w:sz w:val="14"/>
               </w:rPr>
               <w:t>Arabidopsis thaliana</w:t>
             </w:r>
@@ -283,22 +353,36 @@
         </w:tc>
         <w:tc>
           <w:tcPr>
-            <w:tcW w:type="dxa" w:w="2340"/>
+            <w:tcW w:type="dxa" w:w="2261"/>
+            <w:tcBorders>
+              <w:top w:val="single" w:sz="4" w:color="000000" w:space="0"/>
+              <w:left w:val="single" w:sz="4" w:color="000000" w:space="0"/>
+              <w:bottom w:val="single" w:sz="4" w:color="000000" w:space="0"/>
+              <w:right w:val="single" w:sz="4" w:color="000000" w:space="0"/>
+              <w:insideH w:val="single" w:sz="4" w:color="000000" w:space="0"/>
+              <w:insideV w:val="single" w:sz="4" w:color="000000" w:space="0"/>
+            </w:tcBorders>
           </w:tcPr>
           <w:p>
             <w:pPr>
-              <w:spacing w:line="252" w:lineRule="auto" w:after="40"/>
+              <w:spacing w:line="240" w:lineRule="auto" w:after="40"/>
             </w:pPr>
             <w:r>
               <w:rPr>
-                <w:rFonts w:ascii="Times New Roman" w:hAnsi="Times New Roman"/>
-                <w:sz w:val="18"/>
+                <w:rFonts w:ascii="Arial" w:hAnsi="Arial" w:eastAsia="Arial"/>
+                <w:b w:val="0"/>
+                <w:i w:val="0"/>
+                <w:color w:val="000000"/>
+                <w:sz w:val="14"/>
               </w:rPr>
             </w:r>
             <w:r>
               <w:rPr>
-                <w:rFonts w:ascii="Times New Roman" w:hAnsi="Times New Roman"/>
-                <w:sz w:val="18"/>
+                <w:rFonts w:ascii="Arial" w:hAnsi="Arial" w:eastAsia="Arial"/>
+                <w:b w:val="0"/>
+                <w:i w:val="0"/>
+                <w:color w:val="000000"/>
+                <w:sz w:val="14"/>
               </w:rPr>
               <w:t>TAIR10/Araport11; Ensembl Plants release 62</w:t>
             </w:r>
@@ -306,22 +390,36 @@
         </w:tc>
         <w:tc>
           <w:tcPr>
-            <w:tcW w:type="dxa" w:w="2340"/>
+            <w:tcW w:type="dxa" w:w="2261"/>
+            <w:tcBorders>
+              <w:top w:val="single" w:sz="4" w:color="000000" w:space="0"/>
+              <w:left w:val="single" w:sz="4" w:color="000000" w:space="0"/>
+              <w:bottom w:val="single" w:sz="4" w:color="000000" w:space="0"/>
+              <w:right w:val="single" w:sz="4" w:color="000000" w:space="0"/>
+              <w:insideH w:val="single" w:sz="4" w:color="000000" w:space="0"/>
+              <w:insideV w:val="single" w:sz="4" w:color="000000" w:space="0"/>
+            </w:tcBorders>
           </w:tcPr>
           <w:p>
             <w:pPr>
-              <w:spacing w:line="252" w:lineRule="auto" w:after="40"/>
+              <w:spacing w:line="240" w:lineRule="auto" w:after="40"/>
             </w:pPr>
             <w:r>
               <w:rPr>
-                <w:rFonts w:ascii="Times New Roman" w:hAnsi="Times New Roman"/>
-                <w:sz w:val="18"/>
+                <w:rFonts w:ascii="Arial" w:hAnsi="Arial" w:eastAsia="Arial"/>
+                <w:b w:val="0"/>
+                <w:i w:val="0"/>
+                <w:color w:val="000000"/>
+                <w:sz w:val="14"/>
               </w:rPr>
             </w:r>
             <w:r>
               <w:rPr>
-                <w:rFonts w:ascii="Times New Roman" w:hAnsi="Times New Roman"/>
-                <w:sz w:val="18"/>
+                <w:rFonts w:ascii="Arial" w:hAnsi="Arial" w:eastAsia="Arial"/>
+                <w:b w:val="0"/>
+                <w:i w:val="0"/>
+                <w:color w:val="000000"/>
+                <w:sz w:val="14"/>
               </w:rPr>
               <w:t>Full annotation, chromosome FASTA, selected expression and protein examples</w:t>
             </w:r>
@@ -329,22 +427,36 @@
         </w:tc>
         <w:tc>
           <w:tcPr>
-            <w:tcW w:type="dxa" w:w="2340"/>
+            <w:tcW w:type="dxa" w:w="2261"/>
+            <w:tcBorders>
+              <w:top w:val="single" w:sz="4" w:color="000000" w:space="0"/>
+              <w:left w:val="single" w:sz="4" w:color="000000" w:space="0"/>
+              <w:bottom w:val="single" w:sz="4" w:color="000000" w:space="0"/>
+              <w:right w:val="single" w:sz="4" w:color="000000" w:space="0"/>
+              <w:insideH w:val="single" w:sz="4" w:color="000000" w:space="0"/>
+              <w:insideV w:val="single" w:sz="4" w:color="000000" w:space="0"/>
+            </w:tcBorders>
           </w:tcPr>
           <w:p>
             <w:pPr>
-              <w:spacing w:line="252" w:lineRule="auto" w:after="40"/>
+              <w:spacing w:line="240" w:lineRule="auto" w:after="40"/>
             </w:pPr>
             <w:r>
               <w:rPr>
-                <w:rFonts w:ascii="Times New Roman" w:hAnsi="Times New Roman"/>
-                <w:sz w:val="18"/>
+                <w:rFonts w:ascii="Arial" w:hAnsi="Arial" w:eastAsia="Arial"/>
+                <w:b w:val="0"/>
+                <w:i w:val="0"/>
+                <w:color w:val="000000"/>
+                <w:sz w:val="14"/>
               </w:rPr>
             </w:r>
             <w:r>
               <w:rPr>
-                <w:rFonts w:ascii="Times New Roman" w:hAnsi="Times New Roman"/>
-                <w:sz w:val="18"/>
+                <w:rFonts w:ascii="Arial" w:hAnsi="Arial" w:eastAsia="Arial"/>
+                <w:b w:val="0"/>
+                <w:i w:val="0"/>
+                <w:color w:val="000000"/>
+                <w:sz w:val="14"/>
               </w:rPr>
               <w:t>Full recognized-feature tuple audits; promoter, CDS QC, homology, expression arithmetic, domain mapping; app regressions</w:t>
             </w:r>
@@ -354,23 +466,36 @@
       <w:tr>
         <w:tc>
           <w:tcPr>
-            <w:tcW w:type="dxa" w:w="2340"/>
+            <w:tcW w:type="dxa" w:w="2261"/>
+            <w:tcBorders>
+              <w:top w:val="single" w:sz="4" w:color="000000" w:space="0"/>
+              <w:left w:val="single" w:sz="4" w:color="000000" w:space="0"/>
+              <w:bottom w:val="single" w:sz="4" w:color="000000" w:space="0"/>
+              <w:right w:val="single" w:sz="4" w:color="000000" w:space="0"/>
+              <w:insideH w:val="single" w:sz="4" w:color="000000" w:space="0"/>
+              <w:insideV w:val="single" w:sz="4" w:color="000000" w:space="0"/>
+            </w:tcBorders>
           </w:tcPr>
           <w:p>
             <w:pPr>
-              <w:spacing w:line="252" w:lineRule="auto" w:after="40"/>
+              <w:spacing w:line="240" w:lineRule="auto" w:after="40"/>
             </w:pPr>
             <w:r>
               <w:rPr>
-                <w:rFonts w:ascii="Times New Roman" w:hAnsi="Times New Roman"/>
-                <w:sz w:val="18"/>
+                <w:rFonts w:ascii="Arial" w:hAnsi="Arial" w:eastAsia="Arial"/>
+                <w:b w:val="0"/>
+                <w:i w:val="0"/>
+                <w:color w:val="000000"/>
+                <w:sz w:val="14"/>
               </w:rPr>
             </w:r>
             <w:r>
               <w:rPr>
-                <w:rFonts w:ascii="Times New Roman" w:hAnsi="Times New Roman"/>
-                <w:i/>
-                <w:sz w:val="18"/>
+                <w:rFonts w:ascii="Arial" w:hAnsi="Arial" w:eastAsia="Arial"/>
+                <w:b w:val="0"/>
+                <w:i w:val="0"/>
+                <w:color w:val="000000"/>
+                <w:sz w:val="14"/>
               </w:rPr>
               <w:t>Oryza sativa</w:t>
             </w:r>
@@ -378,22 +503,36 @@
         </w:tc>
         <w:tc>
           <w:tcPr>
-            <w:tcW w:type="dxa" w:w="2340"/>
+            <w:tcW w:type="dxa" w:w="2261"/>
+            <w:tcBorders>
+              <w:top w:val="single" w:sz="4" w:color="000000" w:space="0"/>
+              <w:left w:val="single" w:sz="4" w:color="000000" w:space="0"/>
+              <w:bottom w:val="single" w:sz="4" w:color="000000" w:space="0"/>
+              <w:right w:val="single" w:sz="4" w:color="000000" w:space="0"/>
+              <w:insideH w:val="single" w:sz="4" w:color="000000" w:space="0"/>
+              <w:insideV w:val="single" w:sz="4" w:color="000000" w:space="0"/>
+            </w:tcBorders>
           </w:tcPr>
           <w:p>
             <w:pPr>
-              <w:spacing w:line="252" w:lineRule="auto" w:after="40"/>
+              <w:spacing w:line="240" w:lineRule="auto" w:after="40"/>
             </w:pPr>
             <w:r>
               <w:rPr>
-                <w:rFonts w:ascii="Times New Roman" w:hAnsi="Times New Roman"/>
-                <w:sz w:val="18"/>
+                <w:rFonts w:ascii="Arial" w:hAnsi="Arial" w:eastAsia="Arial"/>
+                <w:b w:val="0"/>
+                <w:i w:val="0"/>
+                <w:color w:val="000000"/>
+                <w:sz w:val="14"/>
               </w:rPr>
             </w:r>
             <w:r>
               <w:rPr>
-                <w:rFonts w:ascii="Times New Roman" w:hAnsi="Times New Roman"/>
-                <w:sz w:val="18"/>
+                <w:rFonts w:ascii="Arial" w:hAnsi="Arial" w:eastAsia="Arial"/>
+                <w:b w:val="0"/>
+                <w:i w:val="0"/>
+                <w:color w:val="000000"/>
+                <w:sz w:val="14"/>
               </w:rPr>
               <w:t>IRGSP-1.0; Ensembl Plants release 62</w:t>
             </w:r>
@@ -401,22 +540,36 @@
         </w:tc>
         <w:tc>
           <w:tcPr>
-            <w:tcW w:type="dxa" w:w="2340"/>
+            <w:tcW w:type="dxa" w:w="2261"/>
+            <w:tcBorders>
+              <w:top w:val="single" w:sz="4" w:color="000000" w:space="0"/>
+              <w:left w:val="single" w:sz="4" w:color="000000" w:space="0"/>
+              <w:bottom w:val="single" w:sz="4" w:color="000000" w:space="0"/>
+              <w:right w:val="single" w:sz="4" w:color="000000" w:space="0"/>
+              <w:insideH w:val="single" w:sz="4" w:color="000000" w:space="0"/>
+              <w:insideV w:val="single" w:sz="4" w:color="000000" w:space="0"/>
+            </w:tcBorders>
           </w:tcPr>
           <w:p>
             <w:pPr>
-              <w:spacing w:line="252" w:lineRule="auto" w:after="40"/>
+              <w:spacing w:line="240" w:lineRule="auto" w:after="40"/>
             </w:pPr>
             <w:r>
               <w:rPr>
-                <w:rFonts w:ascii="Times New Roman" w:hAnsi="Times New Roman"/>
-                <w:sz w:val="18"/>
+                <w:rFonts w:ascii="Arial" w:hAnsi="Arial" w:eastAsia="Arial"/>
+                <w:b w:val="0"/>
+                <w:i w:val="0"/>
+                <w:color w:val="000000"/>
+                <w:sz w:val="14"/>
               </w:rPr>
             </w:r>
             <w:r>
               <w:rPr>
-                <w:rFonts w:ascii="Times New Roman" w:hAnsi="Times New Roman"/>
-                <w:sz w:val="18"/>
+                <w:rFonts w:ascii="Arial" w:hAnsi="Arial" w:eastAsia="Arial"/>
+                <w:b w:val="0"/>
+                <w:i w:val="0"/>
+                <w:color w:val="000000"/>
+                <w:sz w:val="14"/>
               </w:rPr>
               <w:t>Full annotation and source excerpt</w:t>
             </w:r>
@@ -424,22 +577,36 @@
         </w:tc>
         <w:tc>
           <w:tcPr>
-            <w:tcW w:type="dxa" w:w="2340"/>
+            <w:tcW w:type="dxa" w:w="2261"/>
+            <w:tcBorders>
+              <w:top w:val="single" w:sz="4" w:color="000000" w:space="0"/>
+              <w:left w:val="single" w:sz="4" w:color="000000" w:space="0"/>
+              <w:bottom w:val="single" w:sz="4" w:color="000000" w:space="0"/>
+              <w:right w:val="single" w:sz="4" w:color="000000" w:space="0"/>
+              <w:insideH w:val="single" w:sz="4" w:color="000000" w:space="0"/>
+              <w:insideV w:val="single" w:sz="4" w:color="000000" w:space="0"/>
+            </w:tcBorders>
           </w:tcPr>
           <w:p>
             <w:pPr>
-              <w:spacing w:line="252" w:lineRule="auto" w:after="40"/>
+              <w:spacing w:line="240" w:lineRule="auto" w:after="40"/>
             </w:pPr>
             <w:r>
               <w:rPr>
-                <w:rFonts w:ascii="Times New Roman" w:hAnsi="Times New Roman"/>
-                <w:sz w:val="18"/>
+                <w:rFonts w:ascii="Arial" w:hAnsi="Arial" w:eastAsia="Arial"/>
+                <w:b w:val="0"/>
+                <w:i w:val="0"/>
+                <w:color w:val="000000"/>
+                <w:sz w:val="14"/>
               </w:rPr>
             </w:r>
             <w:r>
               <w:rPr>
-                <w:rFonts w:ascii="Times New Roman" w:hAnsi="Times New Roman"/>
-                <w:sz w:val="18"/>
+                <w:rFonts w:ascii="Arial" w:hAnsi="Arial" w:eastAsia="Arial"/>
+                <w:b w:val="0"/>
+                <w:i w:val="0"/>
+                <w:color w:val="000000"/>
+                <w:sz w:val="14"/>
               </w:rPr>
               <w:t>Full tuple audit; multi-chromosome parser comparison</w:t>
             </w:r>
@@ -449,23 +616,36 @@
       <w:tr>
         <w:tc>
           <w:tcPr>
-            <w:tcW w:type="dxa" w:w="2340"/>
+            <w:tcW w:type="dxa" w:w="2261"/>
+            <w:tcBorders>
+              <w:top w:val="single" w:sz="4" w:color="000000" w:space="0"/>
+              <w:left w:val="single" w:sz="4" w:color="000000" w:space="0"/>
+              <w:bottom w:val="single" w:sz="4" w:color="000000" w:space="0"/>
+              <w:right w:val="single" w:sz="4" w:color="000000" w:space="0"/>
+              <w:insideH w:val="single" w:sz="4" w:color="000000" w:space="0"/>
+              <w:insideV w:val="single" w:sz="4" w:color="000000" w:space="0"/>
+            </w:tcBorders>
           </w:tcPr>
           <w:p>
             <w:pPr>
-              <w:spacing w:line="252" w:lineRule="auto" w:after="40"/>
+              <w:spacing w:line="240" w:lineRule="auto" w:after="40"/>
             </w:pPr>
             <w:r>
               <w:rPr>
-                <w:rFonts w:ascii="Times New Roman" w:hAnsi="Times New Roman"/>
-                <w:sz w:val="18"/>
+                <w:rFonts w:ascii="Arial" w:hAnsi="Arial" w:eastAsia="Arial"/>
+                <w:b w:val="0"/>
+                <w:i w:val="0"/>
+                <w:color w:val="000000"/>
+                <w:sz w:val="14"/>
               </w:rPr>
             </w:r>
             <w:r>
               <w:rPr>
-                <w:rFonts w:ascii="Times New Roman" w:hAnsi="Times New Roman"/>
-                <w:i/>
-                <w:sz w:val="18"/>
+                <w:rFonts w:ascii="Arial" w:hAnsi="Arial" w:eastAsia="Arial"/>
+                <w:b w:val="0"/>
+                <w:i w:val="0"/>
+                <w:color w:val="000000"/>
+                <w:sz w:val="14"/>
               </w:rPr>
               <w:t>Zea mays</w:t>
             </w:r>
@@ -473,22 +653,36 @@
         </w:tc>
         <w:tc>
           <w:tcPr>
-            <w:tcW w:type="dxa" w:w="2340"/>
+            <w:tcW w:type="dxa" w:w="2261"/>
+            <w:tcBorders>
+              <w:top w:val="single" w:sz="4" w:color="000000" w:space="0"/>
+              <w:left w:val="single" w:sz="4" w:color="000000" w:space="0"/>
+              <w:bottom w:val="single" w:sz="4" w:color="000000" w:space="0"/>
+              <w:right w:val="single" w:sz="4" w:color="000000" w:space="0"/>
+              <w:insideH w:val="single" w:sz="4" w:color="000000" w:space="0"/>
+              <w:insideV w:val="single" w:sz="4" w:color="000000" w:space="0"/>
+            </w:tcBorders>
           </w:tcPr>
           <w:p>
             <w:pPr>
-              <w:spacing w:line="252" w:lineRule="auto" w:after="40"/>
+              <w:spacing w:line="240" w:lineRule="auto" w:after="40"/>
             </w:pPr>
             <w:r>
               <w:rPr>
-                <w:rFonts w:ascii="Times New Roman" w:hAnsi="Times New Roman"/>
-                <w:sz w:val="18"/>
+                <w:rFonts w:ascii="Arial" w:hAnsi="Arial" w:eastAsia="Arial"/>
+                <w:b w:val="0"/>
+                <w:i w:val="0"/>
+                <w:color w:val="000000"/>
+                <w:sz w:val="14"/>
               </w:rPr>
             </w:r>
             <w:r>
               <w:rPr>
-                <w:rFonts w:ascii="Times New Roman" w:hAnsi="Times New Roman"/>
-                <w:sz w:val="18"/>
+                <w:rFonts w:ascii="Arial" w:hAnsi="Arial" w:eastAsia="Arial"/>
+                <w:b w:val="0"/>
+                <w:i w:val="0"/>
+                <w:color w:val="000000"/>
+                <w:sz w:val="14"/>
               </w:rPr>
               <w:t>B73 NAM5; Ensembl Plants release 62</w:t>
             </w:r>
@@ -496,22 +690,36 @@
         </w:tc>
         <w:tc>
           <w:tcPr>
-            <w:tcW w:type="dxa" w:w="2340"/>
+            <w:tcW w:type="dxa" w:w="2261"/>
+            <w:tcBorders>
+              <w:top w:val="single" w:sz="4" w:color="000000" w:space="0"/>
+              <w:left w:val="single" w:sz="4" w:color="000000" w:space="0"/>
+              <w:bottom w:val="single" w:sz="4" w:color="000000" w:space="0"/>
+              <w:right w:val="single" w:sz="4" w:color="000000" w:space="0"/>
+              <w:insideH w:val="single" w:sz="4" w:color="000000" w:space="0"/>
+              <w:insideV w:val="single" w:sz="4" w:color="000000" w:space="0"/>
+            </w:tcBorders>
           </w:tcPr>
           <w:p>
             <w:pPr>
-              <w:spacing w:line="252" w:lineRule="auto" w:after="40"/>
+              <w:spacing w:line="240" w:lineRule="auto" w:after="40"/>
             </w:pPr>
             <w:r>
               <w:rPr>
-                <w:rFonts w:ascii="Times New Roman" w:hAnsi="Times New Roman"/>
-                <w:sz w:val="18"/>
+                <w:rFonts w:ascii="Arial" w:hAnsi="Arial" w:eastAsia="Arial"/>
+                <w:b w:val="0"/>
+                <w:i w:val="0"/>
+                <w:color w:val="000000"/>
+                <w:sz w:val="14"/>
               </w:rPr>
             </w:r>
             <w:r>
               <w:rPr>
-                <w:rFonts w:ascii="Times New Roman" w:hAnsi="Times New Roman"/>
-                <w:sz w:val="18"/>
+                <w:rFonts w:ascii="Arial" w:hAnsi="Arial" w:eastAsia="Arial"/>
+                <w:b w:val="0"/>
+                <w:i w:val="0"/>
+                <w:color w:val="000000"/>
+                <w:sz w:val="14"/>
               </w:rPr>
               <w:t>Full annotation and source excerpt</w:t>
             </w:r>
@@ -519,22 +727,36 @@
         </w:tc>
         <w:tc>
           <w:tcPr>
-            <w:tcW w:type="dxa" w:w="2340"/>
+            <w:tcW w:type="dxa" w:w="2261"/>
+            <w:tcBorders>
+              <w:top w:val="single" w:sz="4" w:color="000000" w:space="0"/>
+              <w:left w:val="single" w:sz="4" w:color="000000" w:space="0"/>
+              <w:bottom w:val="single" w:sz="4" w:color="000000" w:space="0"/>
+              <w:right w:val="single" w:sz="4" w:color="000000" w:space="0"/>
+              <w:insideH w:val="single" w:sz="4" w:color="000000" w:space="0"/>
+              <w:insideV w:val="single" w:sz="4" w:color="000000" w:space="0"/>
+            </w:tcBorders>
           </w:tcPr>
           <w:p>
             <w:pPr>
-              <w:spacing w:line="252" w:lineRule="auto" w:after="40"/>
+              <w:spacing w:line="240" w:lineRule="auto" w:after="40"/>
             </w:pPr>
             <w:r>
               <w:rPr>
-                <w:rFonts w:ascii="Times New Roman" w:hAnsi="Times New Roman"/>
-                <w:sz w:val="18"/>
+                <w:rFonts w:ascii="Arial" w:hAnsi="Arial" w:eastAsia="Arial"/>
+                <w:b w:val="0"/>
+                <w:i w:val="0"/>
+                <w:color w:val="000000"/>
+                <w:sz w:val="14"/>
               </w:rPr>
             </w:r>
             <w:r>
               <w:rPr>
-                <w:rFonts w:ascii="Times New Roman" w:hAnsi="Times New Roman"/>
-                <w:sz w:val="18"/>
+                <w:rFonts w:ascii="Arial" w:hAnsi="Arial" w:eastAsia="Arial"/>
+                <w:b w:val="0"/>
+                <w:i w:val="0"/>
+                <w:color w:val="000000"/>
+                <w:sz w:val="14"/>
               </w:rPr>
               <w:t>Full tuple audit; multi-chromosome parser comparison</w:t>
             </w:r>
@@ -544,23 +766,36 @@
       <w:tr>
         <w:tc>
           <w:tcPr>
-            <w:tcW w:type="dxa" w:w="2340"/>
+            <w:tcW w:type="dxa" w:w="2261"/>
+            <w:tcBorders>
+              <w:top w:val="single" w:sz="4" w:color="000000" w:space="0"/>
+              <w:left w:val="single" w:sz="4" w:color="000000" w:space="0"/>
+              <w:bottom w:val="single" w:sz="4" w:color="000000" w:space="0"/>
+              <w:right w:val="single" w:sz="4" w:color="000000" w:space="0"/>
+              <w:insideH w:val="single" w:sz="4" w:color="000000" w:space="0"/>
+              <w:insideV w:val="single" w:sz="4" w:color="000000" w:space="0"/>
+            </w:tcBorders>
           </w:tcPr>
           <w:p>
             <w:pPr>
-              <w:spacing w:line="252" w:lineRule="auto" w:after="40"/>
+              <w:spacing w:line="240" w:lineRule="auto" w:after="40"/>
             </w:pPr>
             <w:r>
               <w:rPr>
-                <w:rFonts w:ascii="Times New Roman" w:hAnsi="Times New Roman"/>
-                <w:sz w:val="18"/>
+                <w:rFonts w:ascii="Arial" w:hAnsi="Arial" w:eastAsia="Arial"/>
+                <w:b w:val="0"/>
+                <w:i w:val="0"/>
+                <w:color w:val="000000"/>
+                <w:sz w:val="14"/>
               </w:rPr>
             </w:r>
             <w:r>
               <w:rPr>
-                <w:rFonts w:ascii="Times New Roman" w:hAnsi="Times New Roman"/>
-                <w:i/>
-                <w:sz w:val="18"/>
+                <w:rFonts w:ascii="Arial" w:hAnsi="Arial" w:eastAsia="Arial"/>
+                <w:b w:val="0"/>
+                <w:i w:val="0"/>
+                <w:color w:val="000000"/>
+                <w:sz w:val="14"/>
               </w:rPr>
               <w:t>Glycine max</w:t>
             </w:r>
@@ -568,22 +803,36 @@
         </w:tc>
         <w:tc>
           <w:tcPr>
-            <w:tcW w:type="dxa" w:w="2340"/>
+            <w:tcW w:type="dxa" w:w="2261"/>
+            <w:tcBorders>
+              <w:top w:val="single" w:sz="4" w:color="000000" w:space="0"/>
+              <w:left w:val="single" w:sz="4" w:color="000000" w:space="0"/>
+              <w:bottom w:val="single" w:sz="4" w:color="000000" w:space="0"/>
+              <w:right w:val="single" w:sz="4" w:color="000000" w:space="0"/>
+              <w:insideH w:val="single" w:sz="4" w:color="000000" w:space="0"/>
+              <w:insideV w:val="single" w:sz="4" w:color="000000" w:space="0"/>
+            </w:tcBorders>
           </w:tcPr>
           <w:p>
             <w:pPr>
-              <w:spacing w:line="252" w:lineRule="auto" w:after="40"/>
+              <w:spacing w:line="240" w:lineRule="auto" w:after="40"/>
             </w:pPr>
             <w:r>
               <w:rPr>
-                <w:rFonts w:ascii="Times New Roman" w:hAnsi="Times New Roman"/>
-                <w:sz w:val="18"/>
+                <w:rFonts w:ascii="Arial" w:hAnsi="Arial" w:eastAsia="Arial"/>
+                <w:b w:val="0"/>
+                <w:i w:val="0"/>
+                <w:color w:val="000000"/>
+                <w:sz w:val="14"/>
               </w:rPr>
             </w:r>
             <w:r>
               <w:rPr>
-                <w:rFonts w:ascii="Times New Roman" w:hAnsi="Times New Roman"/>
-                <w:sz w:val="18"/>
+                <w:rFonts w:ascii="Arial" w:hAnsi="Arial" w:eastAsia="Arial"/>
+                <w:b w:val="0"/>
+                <w:i w:val="0"/>
+                <w:color w:val="000000"/>
+                <w:sz w:val="14"/>
               </w:rPr>
               <w:t>v2.1; Ensembl Plants release 62</w:t>
             </w:r>
@@ -591,22 +840,36 @@
         </w:tc>
         <w:tc>
           <w:tcPr>
-            <w:tcW w:type="dxa" w:w="2340"/>
+            <w:tcW w:type="dxa" w:w="2261"/>
+            <w:tcBorders>
+              <w:top w:val="single" w:sz="4" w:color="000000" w:space="0"/>
+              <w:left w:val="single" w:sz="4" w:color="000000" w:space="0"/>
+              <w:bottom w:val="single" w:sz="4" w:color="000000" w:space="0"/>
+              <w:right w:val="single" w:sz="4" w:color="000000" w:space="0"/>
+              <w:insideH w:val="single" w:sz="4" w:color="000000" w:space="0"/>
+              <w:insideV w:val="single" w:sz="4" w:color="000000" w:space="0"/>
+            </w:tcBorders>
           </w:tcPr>
           <w:p>
             <w:pPr>
-              <w:spacing w:line="252" w:lineRule="auto" w:after="40"/>
+              <w:spacing w:line="240" w:lineRule="auto" w:after="40"/>
             </w:pPr>
             <w:r>
               <w:rPr>
-                <w:rFonts w:ascii="Times New Roman" w:hAnsi="Times New Roman"/>
-                <w:sz w:val="18"/>
+                <w:rFonts w:ascii="Arial" w:hAnsi="Arial" w:eastAsia="Arial"/>
+                <w:b w:val="0"/>
+                <w:i w:val="0"/>
+                <w:color w:val="000000"/>
+                <w:sz w:val="14"/>
               </w:rPr>
             </w:r>
             <w:r>
               <w:rPr>
-                <w:rFonts w:ascii="Times New Roman" w:hAnsi="Times New Roman"/>
-                <w:sz w:val="18"/>
+                <w:rFonts w:ascii="Arial" w:hAnsi="Arial" w:eastAsia="Arial"/>
+                <w:b w:val="0"/>
+                <w:i w:val="0"/>
+                <w:color w:val="000000"/>
+                <w:sz w:val="14"/>
               </w:rPr>
               <w:t>Full annotation and source excerpt</w:t>
             </w:r>
@@ -614,22 +877,36 @@
         </w:tc>
         <w:tc>
           <w:tcPr>
-            <w:tcW w:type="dxa" w:w="2340"/>
+            <w:tcW w:type="dxa" w:w="2261"/>
+            <w:tcBorders>
+              <w:top w:val="single" w:sz="4" w:color="000000" w:space="0"/>
+              <w:left w:val="single" w:sz="4" w:color="000000" w:space="0"/>
+              <w:bottom w:val="single" w:sz="4" w:color="000000" w:space="0"/>
+              <w:right w:val="single" w:sz="4" w:color="000000" w:space="0"/>
+              <w:insideH w:val="single" w:sz="4" w:color="000000" w:space="0"/>
+              <w:insideV w:val="single" w:sz="4" w:color="000000" w:space="0"/>
+            </w:tcBorders>
           </w:tcPr>
           <w:p>
             <w:pPr>
-              <w:spacing w:line="252" w:lineRule="auto" w:after="40"/>
+              <w:spacing w:line="240" w:lineRule="auto" w:after="40"/>
             </w:pPr>
             <w:r>
               <w:rPr>
-                <w:rFonts w:ascii="Times New Roman" w:hAnsi="Times New Roman"/>
-                <w:sz w:val="18"/>
+                <w:rFonts w:ascii="Arial" w:hAnsi="Arial" w:eastAsia="Arial"/>
+                <w:b w:val="0"/>
+                <w:i w:val="0"/>
+                <w:color w:val="000000"/>
+                <w:sz w:val="14"/>
               </w:rPr>
             </w:r>
             <w:r>
               <w:rPr>
-                <w:rFonts w:ascii="Times New Roman" w:hAnsi="Times New Roman"/>
-                <w:sz w:val="18"/>
+                <w:rFonts w:ascii="Arial" w:hAnsi="Arial" w:eastAsia="Arial"/>
+                <w:b w:val="0"/>
+                <w:i w:val="0"/>
+                <w:color w:val="000000"/>
+                <w:sz w:val="14"/>
               </w:rPr>
               <w:t>Full tuple audit; multi-chromosome parser comparison</w:t>
             </w:r>
@@ -639,23 +916,36 @@
       <w:tr>
         <w:tc>
           <w:tcPr>
-            <w:tcW w:type="dxa" w:w="2340"/>
+            <w:tcW w:type="dxa" w:w="2261"/>
+            <w:tcBorders>
+              <w:top w:val="single" w:sz="4" w:color="000000" w:space="0"/>
+              <w:left w:val="single" w:sz="4" w:color="000000" w:space="0"/>
+              <w:bottom w:val="single" w:sz="4" w:color="000000" w:space="0"/>
+              <w:right w:val="single" w:sz="4" w:color="000000" w:space="0"/>
+              <w:insideH w:val="single" w:sz="4" w:color="000000" w:space="0"/>
+              <w:insideV w:val="single" w:sz="4" w:color="000000" w:space="0"/>
+            </w:tcBorders>
           </w:tcPr>
           <w:p>
             <w:pPr>
-              <w:spacing w:line="252" w:lineRule="auto" w:after="40"/>
+              <w:spacing w:line="240" w:lineRule="auto" w:after="40"/>
             </w:pPr>
             <w:r>
               <w:rPr>
-                <w:rFonts w:ascii="Times New Roman" w:hAnsi="Times New Roman"/>
-                <w:sz w:val="18"/>
+                <w:rFonts w:ascii="Arial" w:hAnsi="Arial" w:eastAsia="Arial"/>
+                <w:b w:val="0"/>
+                <w:i w:val="0"/>
+                <w:color w:val="000000"/>
+                <w:sz w:val="14"/>
               </w:rPr>
             </w:r>
             <w:r>
               <w:rPr>
-                <w:rFonts w:ascii="Times New Roman" w:hAnsi="Times New Roman"/>
-                <w:i/>
-                <w:sz w:val="18"/>
+                <w:rFonts w:ascii="Arial" w:hAnsi="Arial" w:eastAsia="Arial"/>
+                <w:b w:val="0"/>
+                <w:i w:val="0"/>
+                <w:color w:val="000000"/>
+                <w:sz w:val="14"/>
               </w:rPr>
               <w:t>Vigna umbellata</w:t>
             </w:r>
@@ -663,22 +953,36 @@
         </w:tc>
         <w:tc>
           <w:tcPr>
-            <w:tcW w:type="dxa" w:w="2340"/>
+            <w:tcW w:type="dxa" w:w="2261"/>
+            <w:tcBorders>
+              <w:top w:val="single" w:sz="4" w:color="000000" w:space="0"/>
+              <w:left w:val="single" w:sz="4" w:color="000000" w:space="0"/>
+              <w:bottom w:val="single" w:sz="4" w:color="000000" w:space="0"/>
+              <w:right w:val="single" w:sz="4" w:color="000000" w:space="0"/>
+              <w:insideH w:val="single" w:sz="4" w:color="000000" w:space="0"/>
+              <w:insideV w:val="single" w:sz="4" w:color="000000" w:space="0"/>
+            </w:tcBorders>
           </w:tcPr>
           <w:p>
             <w:pPr>
-              <w:spacing w:line="252" w:lineRule="auto" w:after="40"/>
+              <w:spacing w:line="240" w:lineRule="auto" w:after="40"/>
             </w:pPr>
             <w:r>
               <w:rPr>
-                <w:rFonts w:ascii="Times New Roman" w:hAnsi="Times New Roman"/>
-                <w:sz w:val="18"/>
+                <w:rFonts w:ascii="Arial" w:hAnsi="Arial" w:eastAsia="Arial"/>
+                <w:b w:val="0"/>
+                <w:i w:val="0"/>
+                <w:color w:val="000000"/>
+                <w:sz w:val="14"/>
               </w:rPr>
             </w:r>
             <w:r>
               <w:rPr>
-                <w:rFonts w:ascii="Times New Roman" w:hAnsi="Times New Roman"/>
-                <w:sz w:val="18"/>
+                <w:rFonts w:ascii="Arial" w:hAnsi="Arial" w:eastAsia="Arial"/>
+                <w:b w:val="0"/>
+                <w:i w:val="0"/>
+                <w:color w:val="000000"/>
+                <w:sz w:val="14"/>
               </w:rPr>
               <w:t>GCF_029865625.1, Vumbellata_1.0; GCF_029865625.1-RS_2026_09</w:t>
             </w:r>
@@ -686,22 +990,36 @@
         </w:tc>
         <w:tc>
           <w:tcPr>
-            <w:tcW w:type="dxa" w:w="2340"/>
+            <w:tcW w:type="dxa" w:w="2261"/>
+            <w:tcBorders>
+              <w:top w:val="single" w:sz="4" w:color="000000" w:space="0"/>
+              <w:left w:val="single" w:sz="4" w:color="000000" w:space="0"/>
+              <w:bottom w:val="single" w:sz="4" w:color="000000" w:space="0"/>
+              <w:right w:val="single" w:sz="4" w:color="000000" w:space="0"/>
+              <w:insideH w:val="single" w:sz="4" w:color="000000" w:space="0"/>
+              <w:insideV w:val="single" w:sz="4" w:color="000000" w:space="0"/>
+            </w:tcBorders>
           </w:tcPr>
           <w:p>
             <w:pPr>
-              <w:spacing w:line="252" w:lineRule="auto" w:after="40"/>
+              <w:spacing w:line="240" w:lineRule="auto" w:after="40"/>
             </w:pPr>
             <w:r>
               <w:rPr>
-                <w:rFonts w:ascii="Times New Roman" w:hAnsi="Times New Roman"/>
-                <w:sz w:val="18"/>
+                <w:rFonts w:ascii="Arial" w:hAnsi="Arial" w:eastAsia="Arial"/>
+                <w:b w:val="0"/>
+                <w:i w:val="0"/>
+                <w:color w:val="000000"/>
+                <w:sz w:val="14"/>
               </w:rPr>
             </w:r>
             <w:r>
               <w:rPr>
-                <w:rFonts w:ascii="Times New Roman" w:hAnsi="Times New Roman"/>
-                <w:sz w:val="18"/>
+                <w:rFonts w:ascii="Arial" w:hAnsi="Arial" w:eastAsia="Arial"/>
+                <w:b w:val="0"/>
+                <w:i w:val="0"/>
+                <w:color w:val="000000"/>
+                <w:sz w:val="14"/>
               </w:rPr>
               <w:t>Full GFF3 and GTF; matching chromosome FASTA and RNA FASTA; three public read libraries</w:t>
             </w:r>
@@ -709,22 +1027,36 @@
         </w:tc>
         <w:tc>
           <w:tcPr>
-            <w:tcW w:type="dxa" w:w="2340"/>
+            <w:tcW w:type="dxa" w:w="2261"/>
+            <w:tcBorders>
+              <w:top w:val="single" w:sz="4" w:color="000000" w:space="0"/>
+              <w:left w:val="single" w:sz="4" w:color="000000" w:space="0"/>
+              <w:bottom w:val="single" w:sz="4" w:color="000000" w:space="0"/>
+              <w:right w:val="single" w:sz="4" w:color="000000" w:space="0"/>
+              <w:insideH w:val="single" w:sz="4" w:color="000000" w:space="0"/>
+              <w:insideV w:val="single" w:sz="4" w:color="000000" w:space="0"/>
+            </w:tcBorders>
           </w:tcPr>
           <w:p>
             <w:pPr>
-              <w:spacing w:line="252" w:lineRule="auto" w:after="40"/>
+              <w:spacing w:line="240" w:lineRule="auto" w:after="40"/>
             </w:pPr>
             <w:r>
               <w:rPr>
-                <w:rFonts w:ascii="Times New Roman" w:hAnsi="Times New Roman"/>
-                <w:sz w:val="18"/>
+                <w:rFonts w:ascii="Arial" w:hAnsi="Arial" w:eastAsia="Arial"/>
+                <w:b w:val="0"/>
+                <w:i w:val="0"/>
+                <w:color w:val="000000"/>
+                <w:sz w:val="14"/>
               </w:rPr>
             </w:r>
             <w:r>
               <w:rPr>
-                <w:rFonts w:ascii="Times New Roman" w:hAnsi="Times New Roman"/>
-                <w:sz w:val="18"/>
+                <w:rFonts w:ascii="Arial" w:hAnsi="Arial" w:eastAsia="Arial"/>
+                <w:b w:val="0"/>
+                <w:i w:val="0"/>
+                <w:color w:val="000000"/>
+                <w:sz w:val="14"/>
               </w:rPr>
               <w:t>Full imports; query/structure; independent selected-sequence gold; Salmon re-quantification and exact ID reconciliation</w:t>
             </w:r>
@@ -734,23 +1066,36 @@
       <w:tr>
         <w:tc>
           <w:tcPr>
-            <w:tcW w:type="dxa" w:w="2340"/>
+            <w:tcW w:type="dxa" w:w="2261"/>
+            <w:tcBorders>
+              <w:top w:val="single" w:sz="4" w:color="000000" w:space="0"/>
+              <w:left w:val="single" w:sz="4" w:color="000000" w:space="0"/>
+              <w:bottom w:val="single" w:sz="4" w:color="000000" w:space="0"/>
+              <w:right w:val="single" w:sz="4" w:color="000000" w:space="0"/>
+              <w:insideH w:val="single" w:sz="4" w:color="000000" w:space="0"/>
+              <w:insideV w:val="single" w:sz="4" w:color="000000" w:space="0"/>
+            </w:tcBorders>
           </w:tcPr>
           <w:p>
             <w:pPr>
-              <w:spacing w:line="252" w:lineRule="auto" w:after="40"/>
+              <w:spacing w:line="240" w:lineRule="auto" w:after="40"/>
             </w:pPr>
             <w:r>
               <w:rPr>
-                <w:rFonts w:ascii="Times New Roman" w:hAnsi="Times New Roman"/>
-                <w:sz w:val="18"/>
+                <w:rFonts w:ascii="Arial" w:hAnsi="Arial" w:eastAsia="Arial"/>
+                <w:b w:val="0"/>
+                <w:i w:val="0"/>
+                <w:color w:val="000000"/>
+                <w:sz w:val="14"/>
               </w:rPr>
             </w:r>
             <w:r>
               <w:rPr>
-                <w:rFonts w:ascii="Times New Roman" w:hAnsi="Times New Roman"/>
-                <w:i/>
-                <w:sz w:val="18"/>
+                <w:rFonts w:ascii="Arial" w:hAnsi="Arial" w:eastAsia="Arial"/>
+                <w:b w:val="0"/>
+                <w:i w:val="0"/>
+                <w:color w:val="000000"/>
+                <w:sz w:val="14"/>
               </w:rPr>
               <w:t>Andrographis paniculata</w:t>
             </w:r>
@@ -758,22 +1103,36 @@
         </w:tc>
         <w:tc>
           <w:tcPr>
-            <w:tcW w:type="dxa" w:w="2340"/>
+            <w:tcW w:type="dxa" w:w="2261"/>
+            <w:tcBorders>
+              <w:top w:val="single" w:sz="4" w:color="000000" w:space="0"/>
+              <w:left w:val="single" w:sz="4" w:color="000000" w:space="0"/>
+              <w:bottom w:val="single" w:sz="4" w:color="000000" w:space="0"/>
+              <w:right w:val="single" w:sz="4" w:color="000000" w:space="0"/>
+              <w:insideH w:val="single" w:sz="4" w:color="000000" w:space="0"/>
+              <w:insideV w:val="single" w:sz="4" w:color="000000" w:space="0"/>
+            </w:tcBorders>
           </w:tcPr>
           <w:p>
             <w:pPr>
-              <w:spacing w:line="252" w:lineRule="auto" w:after="40"/>
+              <w:spacing w:line="240" w:lineRule="auto" w:after="40"/>
             </w:pPr>
             <w:r>
               <w:rPr>
-                <w:rFonts w:ascii="Times New Roman" w:hAnsi="Times New Roman"/>
-                <w:sz w:val="18"/>
+                <w:rFonts w:ascii="Arial" w:hAnsi="Arial" w:eastAsia="Arial"/>
+                <w:b w:val="0"/>
+                <w:i w:val="0"/>
+                <w:color w:val="000000"/>
+                <w:sz w:val="14"/>
               </w:rPr>
             </w:r>
             <w:r>
               <w:rPr>
-                <w:rFonts w:ascii="Times New Roman" w:hAnsi="Times New Roman"/>
-                <w:sz w:val="18"/>
+                <w:rFonts w:ascii="Arial" w:hAnsi="Arial" w:eastAsia="Arial"/>
+                <w:b w:val="0"/>
+                <w:i w:val="0"/>
+                <w:color w:val="000000"/>
+                <w:sz w:val="14"/>
               </w:rPr>
               <w:t>GCF_009805555.1; Annotation Release 100</w:t>
             </w:r>
@@ -781,22 +1140,36 @@
         </w:tc>
         <w:tc>
           <w:tcPr>
-            <w:tcW w:type="dxa" w:w="2340"/>
+            <w:tcW w:type="dxa" w:w="2261"/>
+            <w:tcBorders>
+              <w:top w:val="single" w:sz="4" w:color="000000" w:space="0"/>
+              <w:left w:val="single" w:sz="4" w:color="000000" w:space="0"/>
+              <w:bottom w:val="single" w:sz="4" w:color="000000" w:space="0"/>
+              <w:right w:val="single" w:sz="4" w:color="000000" w:space="0"/>
+              <w:insideH w:val="single" w:sz="4" w:color="000000" w:space="0"/>
+              <w:insideV w:val="single" w:sz="4" w:color="000000" w:space="0"/>
+            </w:tcBorders>
           </w:tcPr>
           <w:p>
             <w:pPr>
-              <w:spacing w:line="252" w:lineRule="auto" w:after="40"/>
+              <w:spacing w:line="240" w:lineRule="auto" w:after="40"/>
             </w:pPr>
             <w:r>
               <w:rPr>
-                <w:rFonts w:ascii="Times New Roman" w:hAnsi="Times New Roman"/>
-                <w:sz w:val="18"/>
+                <w:rFonts w:ascii="Arial" w:hAnsi="Arial" w:eastAsia="Arial"/>
+                <w:b w:val="0"/>
+                <w:i w:val="0"/>
+                <w:color w:val="000000"/>
+                <w:sz w:val="14"/>
               </w:rPr>
             </w:r>
             <w:r>
               <w:rPr>
-                <w:rFonts w:ascii="Times New Roman" w:hAnsi="Times New Roman"/>
-                <w:sz w:val="18"/>
+                <w:rFonts w:ascii="Arial" w:hAnsi="Arial" w:eastAsia="Arial"/>
+                <w:b w:val="0"/>
+                <w:i w:val="0"/>
+                <w:color w:val="000000"/>
+                <w:sz w:val="14"/>
               </w:rPr>
               <w:t>Full GFF3; selected scaffold FASTA</w:t>
             </w:r>
@@ -804,22 +1177,36 @@
         </w:tc>
         <w:tc>
           <w:tcPr>
-            <w:tcW w:type="dxa" w:w="2340"/>
+            <w:tcW w:type="dxa" w:w="2261"/>
+            <w:tcBorders>
+              <w:top w:val="single" w:sz="4" w:color="000000" w:space="0"/>
+              <w:left w:val="single" w:sz="4" w:color="000000" w:space="0"/>
+              <w:bottom w:val="single" w:sz="4" w:color="000000" w:space="0"/>
+              <w:right w:val="single" w:sz="4" w:color="000000" w:space="0"/>
+              <w:insideH w:val="single" w:sz="4" w:color="000000" w:space="0"/>
+              <w:insideV w:val="single" w:sz="4" w:color="000000" w:space="0"/>
+            </w:tcBorders>
           </w:tcPr>
           <w:p>
             <w:pPr>
-              <w:spacing w:line="252" w:lineRule="auto" w:after="40"/>
+              <w:spacing w:line="240" w:lineRule="auto" w:after="40"/>
             </w:pPr>
             <w:r>
               <w:rPr>
-                <w:rFonts w:ascii="Times New Roman" w:hAnsi="Times New Roman"/>
-                <w:sz w:val="18"/>
+                <w:rFonts w:ascii="Arial" w:hAnsi="Arial" w:eastAsia="Arial"/>
+                <w:b w:val="0"/>
+                <w:i w:val="0"/>
+                <w:color w:val="000000"/>
+                <w:sz w:val="14"/>
               </w:rPr>
             </w:r>
             <w:r>
               <w:rPr>
-                <w:rFonts w:ascii="Times New Roman" w:hAnsi="Times New Roman"/>
-                <w:sz w:val="18"/>
+                <w:rFonts w:ascii="Arial" w:hAnsi="Arial" w:eastAsia="Arial"/>
+                <w:b w:val="0"/>
+                <w:i w:val="0"/>
+                <w:color w:val="000000"/>
+                <w:sz w:val="14"/>
               </w:rPr>
               <w:t>Full GFF3 import/search; selected-locus structure and sequence reconstruction</w:t>
             </w:r>
@@ -829,23 +1216,36 @@
       <w:tr>
         <w:tc>
           <w:tcPr>
-            <w:tcW w:type="dxa" w:w="2340"/>
+            <w:tcW w:type="dxa" w:w="2261"/>
+            <w:tcBorders>
+              <w:top w:val="single" w:sz="4" w:color="000000" w:space="0"/>
+              <w:left w:val="single" w:sz="4" w:color="000000" w:space="0"/>
+              <w:bottom w:val="single" w:sz="4" w:color="000000" w:space="0"/>
+              <w:right w:val="single" w:sz="4" w:color="000000" w:space="0"/>
+              <w:insideH w:val="single" w:sz="4" w:color="000000" w:space="0"/>
+              <w:insideV w:val="single" w:sz="4" w:color="000000" w:space="0"/>
+            </w:tcBorders>
           </w:tcPr>
           <w:p>
             <w:pPr>
-              <w:spacing w:line="252" w:lineRule="auto" w:after="40"/>
+              <w:spacing w:line="240" w:lineRule="auto" w:after="40"/>
             </w:pPr>
             <w:r>
               <w:rPr>
-                <w:rFonts w:ascii="Times New Roman" w:hAnsi="Times New Roman"/>
-                <w:sz w:val="18"/>
+                <w:rFonts w:ascii="Arial" w:hAnsi="Arial" w:eastAsia="Arial"/>
+                <w:b w:val="0"/>
+                <w:i w:val="0"/>
+                <w:color w:val="000000"/>
+                <w:sz w:val="14"/>
               </w:rPr>
             </w:r>
             <w:r>
               <w:rPr>
-                <w:rFonts w:ascii="Times New Roman" w:hAnsi="Times New Roman"/>
-                <w:i/>
-                <w:sz w:val="18"/>
+                <w:rFonts w:ascii="Arial" w:hAnsi="Arial" w:eastAsia="Arial"/>
+                <w:b w:val="0"/>
+                <w:i w:val="0"/>
+                <w:color w:val="000000"/>
+                <w:sz w:val="14"/>
               </w:rPr>
               <w:t>Hibiscus syriacus</w:t>
             </w:r>
@@ -853,22 +1253,36 @@
         </w:tc>
         <w:tc>
           <w:tcPr>
-            <w:tcW w:type="dxa" w:w="2340"/>
+            <w:tcW w:type="dxa" w:w="2261"/>
+            <w:tcBorders>
+              <w:top w:val="single" w:sz="4" w:color="000000" w:space="0"/>
+              <w:left w:val="single" w:sz="4" w:color="000000" w:space="0"/>
+              <w:bottom w:val="single" w:sz="4" w:color="000000" w:space="0"/>
+              <w:right w:val="single" w:sz="4" w:color="000000" w:space="0"/>
+              <w:insideH w:val="single" w:sz="4" w:color="000000" w:space="0"/>
+              <w:insideV w:val="single" w:sz="4" w:color="000000" w:space="0"/>
+            </w:tcBorders>
           </w:tcPr>
           <w:p>
             <w:pPr>
-              <w:spacing w:line="252" w:lineRule="auto" w:after="40"/>
+              <w:spacing w:line="240" w:lineRule="auto" w:after="40"/>
             </w:pPr>
             <w:r>
               <w:rPr>
-                <w:rFonts w:ascii="Times New Roman" w:hAnsi="Times New Roman"/>
-                <w:sz w:val="18"/>
+                <w:rFonts w:ascii="Arial" w:hAnsi="Arial" w:eastAsia="Arial"/>
+                <w:b w:val="0"/>
+                <w:i w:val="0"/>
+                <w:color w:val="000000"/>
+                <w:sz w:val="14"/>
               </w:rPr>
             </w:r>
             <w:r>
               <w:rPr>
-                <w:rFonts w:ascii="Times New Roman" w:hAnsi="Times New Roman"/>
-                <w:sz w:val="18"/>
+                <w:rFonts w:ascii="Arial" w:hAnsi="Arial" w:eastAsia="Arial"/>
+                <w:b w:val="0"/>
+                <w:i w:val="0"/>
+                <w:color w:val="000000"/>
+                <w:sz w:val="14"/>
               </w:rPr>
               <w:t>GCF_006381635.1; Annotation Release 100</w:t>
             </w:r>
@@ -876,22 +1290,36 @@
         </w:tc>
         <w:tc>
           <w:tcPr>
-            <w:tcW w:type="dxa" w:w="2340"/>
+            <w:tcW w:type="dxa" w:w="2261"/>
+            <w:tcBorders>
+              <w:top w:val="single" w:sz="4" w:color="000000" w:space="0"/>
+              <w:left w:val="single" w:sz="4" w:color="000000" w:space="0"/>
+              <w:bottom w:val="single" w:sz="4" w:color="000000" w:space="0"/>
+              <w:right w:val="single" w:sz="4" w:color="000000" w:space="0"/>
+              <w:insideH w:val="single" w:sz="4" w:color="000000" w:space="0"/>
+              <w:insideV w:val="single" w:sz="4" w:color="000000" w:space="0"/>
+            </w:tcBorders>
           </w:tcPr>
           <w:p>
             <w:pPr>
-              <w:spacing w:line="252" w:lineRule="auto" w:after="40"/>
+              <w:spacing w:line="240" w:lineRule="auto" w:after="40"/>
             </w:pPr>
             <w:r>
               <w:rPr>
-                <w:rFonts w:ascii="Times New Roman" w:hAnsi="Times New Roman"/>
-                <w:sz w:val="18"/>
+                <w:rFonts w:ascii="Arial" w:hAnsi="Arial" w:eastAsia="Arial"/>
+                <w:b w:val="0"/>
+                <w:i w:val="0"/>
+                <w:color w:val="000000"/>
+                <w:sz w:val="14"/>
               </w:rPr>
             </w:r>
             <w:r>
               <w:rPr>
-                <w:rFonts w:ascii="Times New Roman" w:hAnsi="Times New Roman"/>
-                <w:sz w:val="18"/>
+                <w:rFonts w:ascii="Arial" w:hAnsi="Arial" w:eastAsia="Arial"/>
+                <w:b w:val="0"/>
+                <w:i w:val="0"/>
+                <w:color w:val="000000"/>
+                <w:sz w:val="14"/>
               </w:rPr>
               <w:t>Full GFF3; selected scaffold FASTA</w:t>
             </w:r>
@@ -899,22 +1327,36 @@
         </w:tc>
         <w:tc>
           <w:tcPr>
-            <w:tcW w:type="dxa" w:w="2340"/>
+            <w:tcW w:type="dxa" w:w="2261"/>
+            <w:tcBorders>
+              <w:top w:val="single" w:sz="4" w:color="000000" w:space="0"/>
+              <w:left w:val="single" w:sz="4" w:color="000000" w:space="0"/>
+              <w:bottom w:val="single" w:sz="4" w:color="000000" w:space="0"/>
+              <w:right w:val="single" w:sz="4" w:color="000000" w:space="0"/>
+              <w:insideH w:val="single" w:sz="4" w:color="000000" w:space="0"/>
+              <w:insideV w:val="single" w:sz="4" w:color="000000" w:space="0"/>
+            </w:tcBorders>
           </w:tcPr>
           <w:p>
             <w:pPr>
-              <w:spacing w:line="252" w:lineRule="auto" w:after="40"/>
+              <w:spacing w:line="240" w:lineRule="auto" w:after="40"/>
             </w:pPr>
             <w:r>
               <w:rPr>
-                <w:rFonts w:ascii="Times New Roman" w:hAnsi="Times New Roman"/>
-                <w:sz w:val="18"/>
+                <w:rFonts w:ascii="Arial" w:hAnsi="Arial" w:eastAsia="Arial"/>
+                <w:b w:val="0"/>
+                <w:i w:val="0"/>
+                <w:color w:val="000000"/>
+                <w:sz w:val="14"/>
               </w:rPr>
             </w:r>
             <w:r>
               <w:rPr>
-                <w:rFonts w:ascii="Times New Roman" w:hAnsi="Times New Roman"/>
-                <w:sz w:val="18"/>
+                <w:rFonts w:ascii="Arial" w:hAnsi="Arial" w:eastAsia="Arial"/>
+                <w:b w:val="0"/>
+                <w:i w:val="0"/>
+                <w:color w:val="000000"/>
+                <w:sz w:val="14"/>
               </w:rPr>
               <w:t>Full GFF3 import/search; selected-locus structure and sequence reconstruction</w:t>
             </w:r>
@@ -927,6 +1369,13 @@
         <w:pStyle w:val="Heading1"/>
       </w:pPr>
       <w:r>
+        <w:rPr>
+          <w:rFonts w:ascii="Arial" w:hAnsi="Arial"/>
+          <w:b w:val="0"/>
+          <w:i w:val="0"/>
+          <w:color w:val="000000"/>
+          <w:sz w:val="14"/>
+        </w:rPr>
         <w:t>Table S2. Full annotation tuple inventories</w:t>
       </w:r>
     </w:p>
@@ -934,13 +1383,15 @@
       <w:tblPr>
         <w:tblStyle w:val="TableGrid"/>
         <w:tblW w:type="auto" w:w="0"/>
+        <w:tblLayout w:type="fixed"/>
         <w:tblLook w:firstColumn="1" w:firstRow="1" w:lastColumn="0" w:lastRow="0" w:noHBand="0" w:noVBand="1" w:val="04A0"/>
+        <w:tblInd w:w="114" w:type="dxa"/>
       </w:tblPr>
       <w:tblGrid>
-        <w:gridCol w:w="2340"/>
-        <w:gridCol w:w="2340"/>
-        <w:gridCol w:w="2340"/>
-        <w:gridCol w:w="2340"/>
+        <w:gridCol w:w="2261"/>
+        <w:gridCol w:w="2261"/>
+        <w:gridCol w:w="2261"/>
+        <w:gridCol w:w="2261"/>
       </w:tblGrid>
       <w:tr>
         <w:trPr>
@@ -948,25 +1399,37 @@
         </w:trPr>
         <w:tc>
           <w:tcPr>
-            <w:tcW w:type="dxa" w:w="2340"/>
+            <w:tcW w:type="dxa" w:w="2261"/>
             <w:shd w:fill="D9E2F3"/>
+            <w:tcBorders>
+              <w:top w:val="single" w:sz="4" w:color="000000" w:space="0"/>
+              <w:left w:val="single" w:sz="4" w:color="000000" w:space="0"/>
+              <w:bottom w:val="single" w:sz="4" w:color="000000" w:space="0"/>
+              <w:right w:val="single" w:sz="4" w:color="000000" w:space="0"/>
+              <w:insideH w:val="single" w:sz="4" w:color="000000" w:space="0"/>
+              <w:insideV w:val="single" w:sz="4" w:color="000000" w:space="0"/>
+            </w:tcBorders>
           </w:tcPr>
           <w:p>
             <w:pPr>
-              <w:spacing w:line="252" w:lineRule="auto" w:after="40"/>
+              <w:spacing w:line="240" w:lineRule="auto" w:after="40"/>
             </w:pPr>
             <w:r>
               <w:rPr>
-                <w:rFonts w:ascii="Times New Roman" w:hAnsi="Times New Roman"/>
-                <w:b/>
-                <w:sz w:val="18"/>
+                <w:rFonts w:ascii="Arial" w:hAnsi="Arial" w:eastAsia="Arial"/>
+                <w:b w:val="0"/>
+                <w:i w:val="0"/>
+                <w:color w:val="000000"/>
+                <w:sz w:val="14"/>
               </w:rPr>
             </w:r>
             <w:r>
               <w:rPr>
-                <w:rFonts w:ascii="Times New Roman" w:hAnsi="Times New Roman"/>
-                <w:b/>
-                <w:sz w:val="18"/>
+                <w:rFonts w:ascii="Arial" w:hAnsi="Arial" w:eastAsia="Arial"/>
+                <w:b w:val="0"/>
+                <w:i w:val="0"/>
+                <w:color w:val="000000"/>
+                <w:sz w:val="14"/>
               </w:rPr>
               <w:t>Inventory</w:t>
             </w:r>
@@ -974,25 +1437,37 @@
         </w:tc>
         <w:tc>
           <w:tcPr>
-            <w:tcW w:type="dxa" w:w="2340"/>
+            <w:tcW w:type="dxa" w:w="2261"/>
             <w:shd w:fill="D9E2F3"/>
+            <w:tcBorders>
+              <w:top w:val="single" w:sz="4" w:color="000000" w:space="0"/>
+              <w:left w:val="single" w:sz="4" w:color="000000" w:space="0"/>
+              <w:bottom w:val="single" w:sz="4" w:color="000000" w:space="0"/>
+              <w:right w:val="single" w:sz="4" w:color="000000" w:space="0"/>
+              <w:insideH w:val="single" w:sz="4" w:color="000000" w:space="0"/>
+              <w:insideV w:val="single" w:sz="4" w:color="000000" w:space="0"/>
+            </w:tcBorders>
           </w:tcPr>
           <w:p>
             <w:pPr>
-              <w:spacing w:line="252" w:lineRule="auto" w:after="40"/>
+              <w:spacing w:line="240" w:lineRule="auto" w:after="40"/>
             </w:pPr>
             <w:r>
               <w:rPr>
-                <w:rFonts w:ascii="Times New Roman" w:hAnsi="Times New Roman"/>
-                <w:b/>
-                <w:sz w:val="18"/>
+                <w:rFonts w:ascii="Arial" w:hAnsi="Arial" w:eastAsia="Arial"/>
+                <w:b w:val="0"/>
+                <w:i w:val="0"/>
+                <w:color w:val="000000"/>
+                <w:sz w:val="14"/>
               </w:rPr>
             </w:r>
             <w:r>
               <w:rPr>
-                <w:rFonts w:ascii="Times New Roman" w:hAnsi="Times New Roman"/>
-                <w:b/>
-                <w:sz w:val="18"/>
+                <w:rFonts w:ascii="Arial" w:hAnsi="Arial" w:eastAsia="Arial"/>
+                <w:b w:val="0"/>
+                <w:i w:val="0"/>
+                <w:color w:val="000000"/>
+                <w:sz w:val="14"/>
               </w:rPr>
               <w:t>Tuples</w:t>
             </w:r>
@@ -1000,25 +1475,37 @@
         </w:tc>
         <w:tc>
           <w:tcPr>
-            <w:tcW w:type="dxa" w:w="2340"/>
+            <w:tcW w:type="dxa" w:w="2261"/>
             <w:shd w:fill="D9E2F3"/>
+            <w:tcBorders>
+              <w:top w:val="single" w:sz="4" w:color="000000" w:space="0"/>
+              <w:left w:val="single" w:sz="4" w:color="000000" w:space="0"/>
+              <w:bottom w:val="single" w:sz="4" w:color="000000" w:space="0"/>
+              <w:right w:val="single" w:sz="4" w:color="000000" w:space="0"/>
+              <w:insideH w:val="single" w:sz="4" w:color="000000" w:space="0"/>
+              <w:insideV w:val="single" w:sz="4" w:color="000000" w:space="0"/>
+            </w:tcBorders>
           </w:tcPr>
           <w:p>
             <w:pPr>
-              <w:spacing w:line="252" w:lineRule="auto" w:after="40"/>
+              <w:spacing w:line="240" w:lineRule="auto" w:after="40"/>
             </w:pPr>
             <w:r>
               <w:rPr>
-                <w:rFonts w:ascii="Times New Roman" w:hAnsi="Times New Roman"/>
-                <w:b/>
-                <w:sz w:val="18"/>
+                <w:rFonts w:ascii="Arial" w:hAnsi="Arial" w:eastAsia="Arial"/>
+                <w:b w:val="0"/>
+                <w:i w:val="0"/>
+                <w:color w:val="000000"/>
+                <w:sz w:val="14"/>
               </w:rPr>
             </w:r>
             <w:r>
               <w:rPr>
-                <w:rFonts w:ascii="Times New Roman" w:hAnsi="Times New Roman"/>
-                <w:b/>
-                <w:sz w:val="18"/>
+                <w:rFonts w:ascii="Arial" w:hAnsi="Arial" w:eastAsia="Arial"/>
+                <w:b w:val="0"/>
+                <w:i w:val="0"/>
+                <w:color w:val="000000"/>
+                <w:sz w:val="14"/>
               </w:rPr>
               <w:t>Missing</w:t>
             </w:r>
@@ -1026,25 +1513,37 @@
         </w:tc>
         <w:tc>
           <w:tcPr>
-            <w:tcW w:type="dxa" w:w="2340"/>
+            <w:tcW w:type="dxa" w:w="2261"/>
             <w:shd w:fill="D9E2F3"/>
+            <w:tcBorders>
+              <w:top w:val="single" w:sz="4" w:color="000000" w:space="0"/>
+              <w:left w:val="single" w:sz="4" w:color="000000" w:space="0"/>
+              <w:bottom w:val="single" w:sz="4" w:color="000000" w:space="0"/>
+              <w:right w:val="single" w:sz="4" w:color="000000" w:space="0"/>
+              <w:insideH w:val="single" w:sz="4" w:color="000000" w:space="0"/>
+              <w:insideV w:val="single" w:sz="4" w:color="000000" w:space="0"/>
+            </w:tcBorders>
           </w:tcPr>
           <w:p>
             <w:pPr>
-              <w:spacing w:line="252" w:lineRule="auto" w:after="40"/>
+              <w:spacing w:line="240" w:lineRule="auto" w:after="40"/>
             </w:pPr>
             <w:r>
               <w:rPr>
-                <w:rFonts w:ascii="Times New Roman" w:hAnsi="Times New Roman"/>
-                <w:b/>
-                <w:sz w:val="18"/>
+                <w:rFonts w:ascii="Arial" w:hAnsi="Arial" w:eastAsia="Arial"/>
+                <w:b w:val="0"/>
+                <w:i w:val="0"/>
+                <w:color w:val="000000"/>
+                <w:sz w:val="14"/>
               </w:rPr>
             </w:r>
             <w:r>
               <w:rPr>
-                <w:rFonts w:ascii="Times New Roman" w:hAnsi="Times New Roman"/>
-                <w:b/>
-                <w:sz w:val="18"/>
+                <w:rFonts w:ascii="Arial" w:hAnsi="Arial" w:eastAsia="Arial"/>
+                <w:b w:val="0"/>
+                <w:i w:val="0"/>
+                <w:color w:val="000000"/>
+                <w:sz w:val="14"/>
               </w:rPr>
               <w:t>Extra</w:t>
             </w:r>
@@ -1054,22 +1553,36 @@
       <w:tr>
         <w:tc>
           <w:tcPr>
-            <w:tcW w:type="dxa" w:w="2340"/>
+            <w:tcW w:type="dxa" w:w="2261"/>
+            <w:tcBorders>
+              <w:top w:val="single" w:sz="4" w:color="000000" w:space="0"/>
+              <w:left w:val="single" w:sz="4" w:color="000000" w:space="0"/>
+              <w:bottom w:val="single" w:sz="4" w:color="000000" w:space="0"/>
+              <w:right w:val="single" w:sz="4" w:color="000000" w:space="0"/>
+              <w:insideH w:val="single" w:sz="4" w:color="000000" w:space="0"/>
+              <w:insideV w:val="single" w:sz="4" w:color="000000" w:space="0"/>
+            </w:tcBorders>
           </w:tcPr>
           <w:p>
             <w:pPr>
-              <w:spacing w:line="252" w:lineRule="auto" w:after="40"/>
+              <w:spacing w:line="240" w:lineRule="auto" w:after="40"/>
             </w:pPr>
             <w:r>
               <w:rPr>
-                <w:rFonts w:ascii="Times New Roman" w:hAnsi="Times New Roman"/>
-                <w:sz w:val="18"/>
+                <w:rFonts w:ascii="Arial" w:hAnsi="Arial" w:eastAsia="Arial"/>
+                <w:b w:val="0"/>
+                <w:i w:val="0"/>
+                <w:color w:val="000000"/>
+                <w:sz w:val="14"/>
               </w:rPr>
             </w:r>
             <w:r>
               <w:rPr>
-                <w:rFonts w:ascii="Times New Roman" w:hAnsi="Times New Roman"/>
-                <w:sz w:val="18"/>
+                <w:rFonts w:ascii="Arial" w:hAnsi="Arial" w:eastAsia="Arial"/>
+                <w:b w:val="0"/>
+                <w:i w:val="0"/>
+                <w:color w:val="000000"/>
+                <w:sz w:val="14"/>
               </w:rPr>
               <w:t>Arabidopsis bundled annotation</w:t>
             </w:r>
@@ -1077,22 +1590,36 @@
         </w:tc>
         <w:tc>
           <w:tcPr>
-            <w:tcW w:type="dxa" w:w="2340"/>
+            <w:tcW w:type="dxa" w:w="2261"/>
+            <w:tcBorders>
+              <w:top w:val="single" w:sz="4" w:color="000000" w:space="0"/>
+              <w:left w:val="single" w:sz="4" w:color="000000" w:space="0"/>
+              <w:bottom w:val="single" w:sz="4" w:color="000000" w:space="0"/>
+              <w:right w:val="single" w:sz="4" w:color="000000" w:space="0"/>
+              <w:insideH w:val="single" w:sz="4" w:color="000000" w:space="0"/>
+              <w:insideV w:val="single" w:sz="4" w:color="000000" w:space="0"/>
+            </w:tcBorders>
           </w:tcPr>
           <w:p>
             <w:pPr>
-              <w:spacing w:line="252" w:lineRule="auto" w:after="40"/>
+              <w:spacing w:line="240" w:lineRule="auto" w:after="40"/>
             </w:pPr>
             <w:r>
               <w:rPr>
-                <w:rFonts w:ascii="Times New Roman" w:hAnsi="Times New Roman"/>
-                <w:sz w:val="18"/>
+                <w:rFonts w:ascii="Arial" w:hAnsi="Arial" w:eastAsia="Arial"/>
+                <w:b w:val="0"/>
+                <w:i w:val="0"/>
+                <w:color w:val="000000"/>
+                <w:sz w:val="14"/>
               </w:rPr>
             </w:r>
             <w:r>
               <w:rPr>
-                <w:rFonts w:ascii="Times New Roman" w:hAnsi="Times New Roman"/>
-                <w:sz w:val="18"/>
+                <w:rFonts w:ascii="Arial" w:hAnsi="Arial" w:eastAsia="Arial"/>
+                <w:b w:val="0"/>
+                <w:i w:val="0"/>
+                <w:color w:val="000000"/>
+                <w:sz w:val="14"/>
               </w:rPr>
               <w:t>811,827</w:t>
             </w:r>
@@ -1100,22 +1627,36 @@
         </w:tc>
         <w:tc>
           <w:tcPr>
-            <w:tcW w:type="dxa" w:w="2340"/>
+            <w:tcW w:type="dxa" w:w="2261"/>
+            <w:tcBorders>
+              <w:top w:val="single" w:sz="4" w:color="000000" w:space="0"/>
+              <w:left w:val="single" w:sz="4" w:color="000000" w:space="0"/>
+              <w:bottom w:val="single" w:sz="4" w:color="000000" w:space="0"/>
+              <w:right w:val="single" w:sz="4" w:color="000000" w:space="0"/>
+              <w:insideH w:val="single" w:sz="4" w:color="000000" w:space="0"/>
+              <w:insideV w:val="single" w:sz="4" w:color="000000" w:space="0"/>
+            </w:tcBorders>
           </w:tcPr>
           <w:p>
             <w:pPr>
-              <w:spacing w:line="252" w:lineRule="auto" w:after="40"/>
+              <w:spacing w:line="240" w:lineRule="auto" w:after="40"/>
             </w:pPr>
             <w:r>
               <w:rPr>
-                <w:rFonts w:ascii="Times New Roman" w:hAnsi="Times New Roman"/>
-                <w:sz w:val="18"/>
+                <w:rFonts w:ascii="Arial" w:hAnsi="Arial" w:eastAsia="Arial"/>
+                <w:b w:val="0"/>
+                <w:i w:val="0"/>
+                <w:color w:val="000000"/>
+                <w:sz w:val="14"/>
               </w:rPr>
             </w:r>
             <w:r>
               <w:rPr>
-                <w:rFonts w:ascii="Times New Roman" w:hAnsi="Times New Roman"/>
-                <w:sz w:val="18"/>
+                <w:rFonts w:ascii="Arial" w:hAnsi="Arial" w:eastAsia="Arial"/>
+                <w:b w:val="0"/>
+                <w:i w:val="0"/>
+                <w:color w:val="000000"/>
+                <w:sz w:val="14"/>
               </w:rPr>
               <w:t>0</w:t>
             </w:r>
@@ -1123,22 +1664,36 @@
         </w:tc>
         <w:tc>
           <w:tcPr>
-            <w:tcW w:type="dxa" w:w="2340"/>
+            <w:tcW w:type="dxa" w:w="2261"/>
+            <w:tcBorders>
+              <w:top w:val="single" w:sz="4" w:color="000000" w:space="0"/>
+              <w:left w:val="single" w:sz="4" w:color="000000" w:space="0"/>
+              <w:bottom w:val="single" w:sz="4" w:color="000000" w:space="0"/>
+              <w:right w:val="single" w:sz="4" w:color="000000" w:space="0"/>
+              <w:insideH w:val="single" w:sz="4" w:color="000000" w:space="0"/>
+              <w:insideV w:val="single" w:sz="4" w:color="000000" w:space="0"/>
+            </w:tcBorders>
           </w:tcPr>
           <w:p>
             <w:pPr>
-              <w:spacing w:line="252" w:lineRule="auto" w:after="40"/>
+              <w:spacing w:line="240" w:lineRule="auto" w:after="40"/>
             </w:pPr>
             <w:r>
               <w:rPr>
-                <w:rFonts w:ascii="Times New Roman" w:hAnsi="Times New Roman"/>
-                <w:sz w:val="18"/>
+                <w:rFonts w:ascii="Arial" w:hAnsi="Arial" w:eastAsia="Arial"/>
+                <w:b w:val="0"/>
+                <w:i w:val="0"/>
+                <w:color w:val="000000"/>
+                <w:sz w:val="14"/>
               </w:rPr>
             </w:r>
             <w:r>
               <w:rPr>
-                <w:rFonts w:ascii="Times New Roman" w:hAnsi="Times New Roman"/>
-                <w:sz w:val="18"/>
+                <w:rFonts w:ascii="Arial" w:hAnsi="Arial" w:eastAsia="Arial"/>
+                <w:b w:val="0"/>
+                <w:i w:val="0"/>
+                <w:color w:val="000000"/>
+                <w:sz w:val="14"/>
               </w:rPr>
               <w:t>0</w:t>
             </w:r>
@@ -1148,22 +1703,36 @@
       <w:tr>
         <w:tc>
           <w:tcPr>
-            <w:tcW w:type="dxa" w:w="2340"/>
+            <w:tcW w:type="dxa" w:w="2261"/>
+            <w:tcBorders>
+              <w:top w:val="single" w:sz="4" w:color="000000" w:space="0"/>
+              <w:left w:val="single" w:sz="4" w:color="000000" w:space="0"/>
+              <w:bottom w:val="single" w:sz="4" w:color="000000" w:space="0"/>
+              <w:right w:val="single" w:sz="4" w:color="000000" w:space="0"/>
+              <w:insideH w:val="single" w:sz="4" w:color="000000" w:space="0"/>
+              <w:insideV w:val="single" w:sz="4" w:color="000000" w:space="0"/>
+            </w:tcBorders>
           </w:tcPr>
           <w:p>
             <w:pPr>
-              <w:spacing w:line="252" w:lineRule="auto" w:after="40"/>
+              <w:spacing w:line="240" w:lineRule="auto" w:after="40"/>
             </w:pPr>
             <w:r>
               <w:rPr>
-                <w:rFonts w:ascii="Times New Roman" w:hAnsi="Times New Roman"/>
-                <w:sz w:val="18"/>
+                <w:rFonts w:ascii="Arial" w:hAnsi="Arial" w:eastAsia="Arial"/>
+                <w:b w:val="0"/>
+                <w:i w:val="0"/>
+                <w:color w:val="000000"/>
+                <w:sz w:val="14"/>
               </w:rPr>
             </w:r>
             <w:r>
               <w:rPr>
-                <w:rFonts w:ascii="Times New Roman" w:hAnsi="Times New Roman"/>
-                <w:sz w:val="18"/>
+                <w:rFonts w:ascii="Arial" w:hAnsi="Arial" w:eastAsia="Arial"/>
+                <w:b w:val="0"/>
+                <w:i w:val="0"/>
+                <w:color w:val="000000"/>
+                <w:sz w:val="14"/>
               </w:rPr>
               <w:t>Arabidopsis full release 62</w:t>
             </w:r>
@@ -1171,22 +1740,36 @@
         </w:tc>
         <w:tc>
           <w:tcPr>
-            <w:tcW w:type="dxa" w:w="2340"/>
+            <w:tcW w:type="dxa" w:w="2261"/>
+            <w:tcBorders>
+              <w:top w:val="single" w:sz="4" w:color="000000" w:space="0"/>
+              <w:left w:val="single" w:sz="4" w:color="000000" w:space="0"/>
+              <w:bottom w:val="single" w:sz="4" w:color="000000" w:space="0"/>
+              <w:right w:val="single" w:sz="4" w:color="000000" w:space="0"/>
+              <w:insideH w:val="single" w:sz="4" w:color="000000" w:space="0"/>
+              <w:insideV w:val="single" w:sz="4" w:color="000000" w:space="0"/>
+            </w:tcBorders>
           </w:tcPr>
           <w:p>
             <w:pPr>
-              <w:spacing w:line="252" w:lineRule="auto" w:after="40"/>
+              <w:spacing w:line="240" w:lineRule="auto" w:after="40"/>
             </w:pPr>
             <w:r>
               <w:rPr>
-                <w:rFonts w:ascii="Times New Roman" w:hAnsi="Times New Roman"/>
-                <w:sz w:val="18"/>
+                <w:rFonts w:ascii="Arial" w:hAnsi="Arial" w:eastAsia="Arial"/>
+                <w:b w:val="0"/>
+                <w:i w:val="0"/>
+                <w:color w:val="000000"/>
+                <w:sz w:val="14"/>
               </w:rPr>
             </w:r>
             <w:r>
               <w:rPr>
-                <w:rFonts w:ascii="Times New Roman" w:hAnsi="Times New Roman"/>
-                <w:sz w:val="18"/>
+                <w:rFonts w:ascii="Arial" w:hAnsi="Arial" w:eastAsia="Arial"/>
+                <w:b w:val="0"/>
+                <w:i w:val="0"/>
+                <w:color w:val="000000"/>
+                <w:sz w:val="14"/>
               </w:rPr>
               <w:t>791,557</w:t>
             </w:r>
@@ -1194,22 +1777,36 @@
         </w:tc>
         <w:tc>
           <w:tcPr>
-            <w:tcW w:type="dxa" w:w="2340"/>
+            <w:tcW w:type="dxa" w:w="2261"/>
+            <w:tcBorders>
+              <w:top w:val="single" w:sz="4" w:color="000000" w:space="0"/>
+              <w:left w:val="single" w:sz="4" w:color="000000" w:space="0"/>
+              <w:bottom w:val="single" w:sz="4" w:color="000000" w:space="0"/>
+              <w:right w:val="single" w:sz="4" w:color="000000" w:space="0"/>
+              <w:insideH w:val="single" w:sz="4" w:color="000000" w:space="0"/>
+              <w:insideV w:val="single" w:sz="4" w:color="000000" w:space="0"/>
+            </w:tcBorders>
           </w:tcPr>
           <w:p>
             <w:pPr>
-              <w:spacing w:line="252" w:lineRule="auto" w:after="40"/>
+              <w:spacing w:line="240" w:lineRule="auto" w:after="40"/>
             </w:pPr>
             <w:r>
               <w:rPr>
-                <w:rFonts w:ascii="Times New Roman" w:hAnsi="Times New Roman"/>
-                <w:sz w:val="18"/>
+                <w:rFonts w:ascii="Arial" w:hAnsi="Arial" w:eastAsia="Arial"/>
+                <w:b w:val="0"/>
+                <w:i w:val="0"/>
+                <w:color w:val="000000"/>
+                <w:sz w:val="14"/>
               </w:rPr>
             </w:r>
             <w:r>
               <w:rPr>
-                <w:rFonts w:ascii="Times New Roman" w:hAnsi="Times New Roman"/>
-                <w:sz w:val="18"/>
+                <w:rFonts w:ascii="Arial" w:hAnsi="Arial" w:eastAsia="Arial"/>
+                <w:b w:val="0"/>
+                <w:i w:val="0"/>
+                <w:color w:val="000000"/>
+                <w:sz w:val="14"/>
               </w:rPr>
               <w:t>0</w:t>
             </w:r>
@@ -1217,22 +1814,36 @@
         </w:tc>
         <w:tc>
           <w:tcPr>
-            <w:tcW w:type="dxa" w:w="2340"/>
+            <w:tcW w:type="dxa" w:w="2261"/>
+            <w:tcBorders>
+              <w:top w:val="single" w:sz="4" w:color="000000" w:space="0"/>
+              <w:left w:val="single" w:sz="4" w:color="000000" w:space="0"/>
+              <w:bottom w:val="single" w:sz="4" w:color="000000" w:space="0"/>
+              <w:right w:val="single" w:sz="4" w:color="000000" w:space="0"/>
+              <w:insideH w:val="single" w:sz="4" w:color="000000" w:space="0"/>
+              <w:insideV w:val="single" w:sz="4" w:color="000000" w:space="0"/>
+            </w:tcBorders>
           </w:tcPr>
           <w:p>
             <w:pPr>
-              <w:spacing w:line="252" w:lineRule="auto" w:after="40"/>
+              <w:spacing w:line="240" w:lineRule="auto" w:after="40"/>
             </w:pPr>
             <w:r>
               <w:rPr>
-                <w:rFonts w:ascii="Times New Roman" w:hAnsi="Times New Roman"/>
-                <w:sz w:val="18"/>
+                <w:rFonts w:ascii="Arial" w:hAnsi="Arial" w:eastAsia="Arial"/>
+                <w:b w:val="0"/>
+                <w:i w:val="0"/>
+                <w:color w:val="000000"/>
+                <w:sz w:val="14"/>
               </w:rPr>
             </w:r>
             <w:r>
               <w:rPr>
-                <w:rFonts w:ascii="Times New Roman" w:hAnsi="Times New Roman"/>
-                <w:sz w:val="18"/>
+                <w:rFonts w:ascii="Arial" w:hAnsi="Arial" w:eastAsia="Arial"/>
+                <w:b w:val="0"/>
+                <w:i w:val="0"/>
+                <w:color w:val="000000"/>
+                <w:sz w:val="14"/>
               </w:rPr>
               <w:t>0</w:t>
             </w:r>
@@ -1242,22 +1853,36 @@
       <w:tr>
         <w:tc>
           <w:tcPr>
-            <w:tcW w:type="dxa" w:w="2340"/>
+            <w:tcW w:type="dxa" w:w="2261"/>
+            <w:tcBorders>
+              <w:top w:val="single" w:sz="4" w:color="000000" w:space="0"/>
+              <w:left w:val="single" w:sz="4" w:color="000000" w:space="0"/>
+              <w:bottom w:val="single" w:sz="4" w:color="000000" w:space="0"/>
+              <w:right w:val="single" w:sz="4" w:color="000000" w:space="0"/>
+              <w:insideH w:val="single" w:sz="4" w:color="000000" w:space="0"/>
+              <w:insideV w:val="single" w:sz="4" w:color="000000" w:space="0"/>
+            </w:tcBorders>
           </w:tcPr>
           <w:p>
             <w:pPr>
-              <w:spacing w:line="252" w:lineRule="auto" w:after="40"/>
+              <w:spacing w:line="240" w:lineRule="auto" w:after="40"/>
             </w:pPr>
             <w:r>
               <w:rPr>
-                <w:rFonts w:ascii="Times New Roman" w:hAnsi="Times New Roman"/>
-                <w:sz w:val="18"/>
+                <w:rFonts w:ascii="Arial" w:hAnsi="Arial" w:eastAsia="Arial"/>
+                <w:b w:val="0"/>
+                <w:i w:val="0"/>
+                <w:color w:val="000000"/>
+                <w:sz w:val="14"/>
               </w:rPr>
             </w:r>
             <w:r>
               <w:rPr>
-                <w:rFonts w:ascii="Times New Roman" w:hAnsi="Times New Roman"/>
-                <w:sz w:val="18"/>
+                <w:rFonts w:ascii="Arial" w:hAnsi="Arial" w:eastAsia="Arial"/>
+                <w:b w:val="0"/>
+                <w:i w:val="0"/>
+                <w:color w:val="000000"/>
+                <w:sz w:val="14"/>
               </w:rPr>
               <w:t>Maize source excerpt</w:t>
             </w:r>
@@ -1265,22 +1890,36 @@
         </w:tc>
         <w:tc>
           <w:tcPr>
-            <w:tcW w:type="dxa" w:w="2340"/>
+            <w:tcW w:type="dxa" w:w="2261"/>
+            <w:tcBorders>
+              <w:top w:val="single" w:sz="4" w:color="000000" w:space="0"/>
+              <w:left w:val="single" w:sz="4" w:color="000000" w:space="0"/>
+              <w:bottom w:val="single" w:sz="4" w:color="000000" w:space="0"/>
+              <w:right w:val="single" w:sz="4" w:color="000000" w:space="0"/>
+              <w:insideH w:val="single" w:sz="4" w:color="000000" w:space="0"/>
+              <w:insideV w:val="single" w:sz="4" w:color="000000" w:space="0"/>
+            </w:tcBorders>
           </w:tcPr>
           <w:p>
             <w:pPr>
-              <w:spacing w:line="252" w:lineRule="auto" w:after="40"/>
+              <w:spacing w:line="240" w:lineRule="auto" w:after="40"/>
             </w:pPr>
             <w:r>
               <w:rPr>
-                <w:rFonts w:ascii="Times New Roman" w:hAnsi="Times New Roman"/>
-                <w:sz w:val="18"/>
+                <w:rFonts w:ascii="Arial" w:hAnsi="Arial" w:eastAsia="Arial"/>
+                <w:b w:val="0"/>
+                <w:i w:val="0"/>
+                <w:color w:val="000000"/>
+                <w:sz w:val="14"/>
               </w:rPr>
             </w:r>
             <w:r>
               <w:rPr>
-                <w:rFonts w:ascii="Times New Roman" w:hAnsi="Times New Roman"/>
-                <w:sz w:val="18"/>
+                <w:rFonts w:ascii="Arial" w:hAnsi="Arial" w:eastAsia="Arial"/>
+                <w:b w:val="0"/>
+                <w:i w:val="0"/>
+                <w:color w:val="000000"/>
+                <w:sz w:val="14"/>
               </w:rPr>
               <w:t>377</w:t>
             </w:r>
@@ -1288,22 +1927,36 @@
         </w:tc>
         <w:tc>
           <w:tcPr>
-            <w:tcW w:type="dxa" w:w="2340"/>
+            <w:tcW w:type="dxa" w:w="2261"/>
+            <w:tcBorders>
+              <w:top w:val="single" w:sz="4" w:color="000000" w:space="0"/>
+              <w:left w:val="single" w:sz="4" w:color="000000" w:space="0"/>
+              <w:bottom w:val="single" w:sz="4" w:color="000000" w:space="0"/>
+              <w:right w:val="single" w:sz="4" w:color="000000" w:space="0"/>
+              <w:insideH w:val="single" w:sz="4" w:color="000000" w:space="0"/>
+              <w:insideV w:val="single" w:sz="4" w:color="000000" w:space="0"/>
+            </w:tcBorders>
           </w:tcPr>
           <w:p>
             <w:pPr>
-              <w:spacing w:line="252" w:lineRule="auto" w:after="40"/>
+              <w:spacing w:line="240" w:lineRule="auto" w:after="40"/>
             </w:pPr>
             <w:r>
               <w:rPr>
-                <w:rFonts w:ascii="Times New Roman" w:hAnsi="Times New Roman"/>
-                <w:sz w:val="18"/>
+                <w:rFonts w:ascii="Arial" w:hAnsi="Arial" w:eastAsia="Arial"/>
+                <w:b w:val="0"/>
+                <w:i w:val="0"/>
+                <w:color w:val="000000"/>
+                <w:sz w:val="14"/>
               </w:rPr>
             </w:r>
             <w:r>
               <w:rPr>
-                <w:rFonts w:ascii="Times New Roman" w:hAnsi="Times New Roman"/>
-                <w:sz w:val="18"/>
+                <w:rFonts w:ascii="Arial" w:hAnsi="Arial" w:eastAsia="Arial"/>
+                <w:b w:val="0"/>
+                <w:i w:val="0"/>
+                <w:color w:val="000000"/>
+                <w:sz w:val="14"/>
               </w:rPr>
               <w:t>0</w:t>
             </w:r>
@@ -1311,22 +1964,36 @@
         </w:tc>
         <w:tc>
           <w:tcPr>
-            <w:tcW w:type="dxa" w:w="2340"/>
+            <w:tcW w:type="dxa" w:w="2261"/>
+            <w:tcBorders>
+              <w:top w:val="single" w:sz="4" w:color="000000" w:space="0"/>
+              <w:left w:val="single" w:sz="4" w:color="000000" w:space="0"/>
+              <w:bottom w:val="single" w:sz="4" w:color="000000" w:space="0"/>
+              <w:right w:val="single" w:sz="4" w:color="000000" w:space="0"/>
+              <w:insideH w:val="single" w:sz="4" w:color="000000" w:space="0"/>
+              <w:insideV w:val="single" w:sz="4" w:color="000000" w:space="0"/>
+            </w:tcBorders>
           </w:tcPr>
           <w:p>
             <w:pPr>
-              <w:spacing w:line="252" w:lineRule="auto" w:after="40"/>
+              <w:spacing w:line="240" w:lineRule="auto" w:after="40"/>
             </w:pPr>
             <w:r>
               <w:rPr>
-                <w:rFonts w:ascii="Times New Roman" w:hAnsi="Times New Roman"/>
-                <w:sz w:val="18"/>
+                <w:rFonts w:ascii="Arial" w:hAnsi="Arial" w:eastAsia="Arial"/>
+                <w:b w:val="0"/>
+                <w:i w:val="0"/>
+                <w:color w:val="000000"/>
+                <w:sz w:val="14"/>
               </w:rPr>
             </w:r>
             <w:r>
               <w:rPr>
-                <w:rFonts w:ascii="Times New Roman" w:hAnsi="Times New Roman"/>
-                <w:sz w:val="18"/>
+                <w:rFonts w:ascii="Arial" w:hAnsi="Arial" w:eastAsia="Arial"/>
+                <w:b w:val="0"/>
+                <w:i w:val="0"/>
+                <w:color w:val="000000"/>
+                <w:sz w:val="14"/>
               </w:rPr>
               <w:t>0</w:t>
             </w:r>
@@ -1336,22 +2003,36 @@
       <w:tr>
         <w:tc>
           <w:tcPr>
-            <w:tcW w:type="dxa" w:w="2340"/>
+            <w:tcW w:type="dxa" w:w="2261"/>
+            <w:tcBorders>
+              <w:top w:val="single" w:sz="4" w:color="000000" w:space="0"/>
+              <w:left w:val="single" w:sz="4" w:color="000000" w:space="0"/>
+              <w:bottom w:val="single" w:sz="4" w:color="000000" w:space="0"/>
+              <w:right w:val="single" w:sz="4" w:color="000000" w:space="0"/>
+              <w:insideH w:val="single" w:sz="4" w:color="000000" w:space="0"/>
+              <w:insideV w:val="single" w:sz="4" w:color="000000" w:space="0"/>
+            </w:tcBorders>
           </w:tcPr>
           <w:p>
             <w:pPr>
-              <w:spacing w:line="252" w:lineRule="auto" w:after="40"/>
+              <w:spacing w:line="240" w:lineRule="auto" w:after="40"/>
             </w:pPr>
             <w:r>
               <w:rPr>
-                <w:rFonts w:ascii="Times New Roman" w:hAnsi="Times New Roman"/>
-                <w:sz w:val="18"/>
+                <w:rFonts w:ascii="Arial" w:hAnsi="Arial" w:eastAsia="Arial"/>
+                <w:b w:val="0"/>
+                <w:i w:val="0"/>
+                <w:color w:val="000000"/>
+                <w:sz w:val="14"/>
               </w:rPr>
             </w:r>
             <w:r>
               <w:rPr>
-                <w:rFonts w:ascii="Times New Roman" w:hAnsi="Times New Roman"/>
-                <w:sz w:val="18"/>
+                <w:rFonts w:ascii="Arial" w:hAnsi="Arial" w:eastAsia="Arial"/>
+                <w:b w:val="0"/>
+                <w:i w:val="0"/>
+                <w:color w:val="000000"/>
+                <w:sz w:val="14"/>
               </w:rPr>
               <w:t>Maize full annotation</w:t>
             </w:r>
@@ -1359,22 +2040,36 @@
         </w:tc>
         <w:tc>
           <w:tcPr>
-            <w:tcW w:type="dxa" w:w="2340"/>
+            <w:tcW w:type="dxa" w:w="2261"/>
+            <w:tcBorders>
+              <w:top w:val="single" w:sz="4" w:color="000000" w:space="0"/>
+              <w:left w:val="single" w:sz="4" w:color="000000" w:space="0"/>
+              <w:bottom w:val="single" w:sz="4" w:color="000000" w:space="0"/>
+              <w:right w:val="single" w:sz="4" w:color="000000" w:space="0"/>
+              <w:insideH w:val="single" w:sz="4" w:color="000000" w:space="0"/>
+              <w:insideV w:val="single" w:sz="4" w:color="000000" w:space="0"/>
+            </w:tcBorders>
           </w:tcPr>
           <w:p>
             <w:pPr>
-              <w:spacing w:line="252" w:lineRule="auto" w:after="40"/>
+              <w:spacing w:line="240" w:lineRule="auto" w:after="40"/>
             </w:pPr>
             <w:r>
               <w:rPr>
-                <w:rFonts w:ascii="Times New Roman" w:hAnsi="Times New Roman"/>
-                <w:sz w:val="18"/>
+                <w:rFonts w:ascii="Arial" w:hAnsi="Arial" w:eastAsia="Arial"/>
+                <w:b w:val="0"/>
+                <w:i w:val="0"/>
+                <w:color w:val="000000"/>
+                <w:sz w:val="14"/>
               </w:rPr>
             </w:r>
             <w:r>
               <w:rPr>
-                <w:rFonts w:ascii="Times New Roman" w:hAnsi="Times New Roman"/>
-                <w:sz w:val="18"/>
+                <w:rFonts w:ascii="Arial" w:hAnsi="Arial" w:eastAsia="Arial"/>
+                <w:b w:val="0"/>
+                <w:i w:val="0"/>
+                <w:color w:val="000000"/>
+                <w:sz w:val="14"/>
               </w:rPr>
               <w:t>1,161,691</w:t>
             </w:r>
@@ -1382,22 +2077,36 @@
         </w:tc>
         <w:tc>
           <w:tcPr>
-            <w:tcW w:type="dxa" w:w="2340"/>
+            <w:tcW w:type="dxa" w:w="2261"/>
+            <w:tcBorders>
+              <w:top w:val="single" w:sz="4" w:color="000000" w:space="0"/>
+              <w:left w:val="single" w:sz="4" w:color="000000" w:space="0"/>
+              <w:bottom w:val="single" w:sz="4" w:color="000000" w:space="0"/>
+              <w:right w:val="single" w:sz="4" w:color="000000" w:space="0"/>
+              <w:insideH w:val="single" w:sz="4" w:color="000000" w:space="0"/>
+              <w:insideV w:val="single" w:sz="4" w:color="000000" w:space="0"/>
+            </w:tcBorders>
           </w:tcPr>
           <w:p>
             <w:pPr>
-              <w:spacing w:line="252" w:lineRule="auto" w:after="40"/>
+              <w:spacing w:line="240" w:lineRule="auto" w:after="40"/>
             </w:pPr>
             <w:r>
               <w:rPr>
-                <w:rFonts w:ascii="Times New Roman" w:hAnsi="Times New Roman"/>
-                <w:sz w:val="18"/>
+                <w:rFonts w:ascii="Arial" w:hAnsi="Arial" w:eastAsia="Arial"/>
+                <w:b w:val="0"/>
+                <w:i w:val="0"/>
+                <w:color w:val="000000"/>
+                <w:sz w:val="14"/>
               </w:rPr>
             </w:r>
             <w:r>
               <w:rPr>
-                <w:rFonts w:ascii="Times New Roman" w:hAnsi="Times New Roman"/>
-                <w:sz w:val="18"/>
+                <w:rFonts w:ascii="Arial" w:hAnsi="Arial" w:eastAsia="Arial"/>
+                <w:b w:val="0"/>
+                <w:i w:val="0"/>
+                <w:color w:val="000000"/>
+                <w:sz w:val="14"/>
               </w:rPr>
               <w:t>0</w:t>
             </w:r>
@@ -1405,22 +2114,36 @@
         </w:tc>
         <w:tc>
           <w:tcPr>
-            <w:tcW w:type="dxa" w:w="2340"/>
+            <w:tcW w:type="dxa" w:w="2261"/>
+            <w:tcBorders>
+              <w:top w:val="single" w:sz="4" w:color="000000" w:space="0"/>
+              <w:left w:val="single" w:sz="4" w:color="000000" w:space="0"/>
+              <w:bottom w:val="single" w:sz="4" w:color="000000" w:space="0"/>
+              <w:right w:val="single" w:sz="4" w:color="000000" w:space="0"/>
+              <w:insideH w:val="single" w:sz="4" w:color="000000" w:space="0"/>
+              <w:insideV w:val="single" w:sz="4" w:color="000000" w:space="0"/>
+            </w:tcBorders>
           </w:tcPr>
           <w:p>
             <w:pPr>
-              <w:spacing w:line="252" w:lineRule="auto" w:after="40"/>
+              <w:spacing w:line="240" w:lineRule="auto" w:after="40"/>
             </w:pPr>
             <w:r>
               <w:rPr>
-                <w:rFonts w:ascii="Times New Roman" w:hAnsi="Times New Roman"/>
-                <w:sz w:val="18"/>
+                <w:rFonts w:ascii="Arial" w:hAnsi="Arial" w:eastAsia="Arial"/>
+                <w:b w:val="0"/>
+                <w:i w:val="0"/>
+                <w:color w:val="000000"/>
+                <w:sz w:val="14"/>
               </w:rPr>
             </w:r>
             <w:r>
               <w:rPr>
-                <w:rFonts w:ascii="Times New Roman" w:hAnsi="Times New Roman"/>
-                <w:sz w:val="18"/>
+                <w:rFonts w:ascii="Arial" w:hAnsi="Arial" w:eastAsia="Arial"/>
+                <w:b w:val="0"/>
+                <w:i w:val="0"/>
+                <w:color w:val="000000"/>
+                <w:sz w:val="14"/>
               </w:rPr>
               <w:t>0</w:t>
             </w:r>
@@ -1430,22 +2153,36 @@
       <w:tr>
         <w:tc>
           <w:tcPr>
-            <w:tcW w:type="dxa" w:w="2340"/>
+            <w:tcW w:type="dxa" w:w="2261"/>
+            <w:tcBorders>
+              <w:top w:val="single" w:sz="4" w:color="000000" w:space="0"/>
+              <w:left w:val="single" w:sz="4" w:color="000000" w:space="0"/>
+              <w:bottom w:val="single" w:sz="4" w:color="000000" w:space="0"/>
+              <w:right w:val="single" w:sz="4" w:color="000000" w:space="0"/>
+              <w:insideH w:val="single" w:sz="4" w:color="000000" w:space="0"/>
+              <w:insideV w:val="single" w:sz="4" w:color="000000" w:space="0"/>
+            </w:tcBorders>
           </w:tcPr>
           <w:p>
             <w:pPr>
-              <w:spacing w:line="252" w:lineRule="auto" w:after="40"/>
+              <w:spacing w:line="240" w:lineRule="auto" w:after="40"/>
             </w:pPr>
             <w:r>
               <w:rPr>
-                <w:rFonts w:ascii="Times New Roman" w:hAnsi="Times New Roman"/>
-                <w:sz w:val="18"/>
+                <w:rFonts w:ascii="Arial" w:hAnsi="Arial" w:eastAsia="Arial"/>
+                <w:b w:val="0"/>
+                <w:i w:val="0"/>
+                <w:color w:val="000000"/>
+                <w:sz w:val="14"/>
               </w:rPr>
             </w:r>
             <w:r>
               <w:rPr>
-                <w:rFonts w:ascii="Times New Roman" w:hAnsi="Times New Roman"/>
-                <w:sz w:val="18"/>
+                <w:rFonts w:ascii="Arial" w:hAnsi="Arial" w:eastAsia="Arial"/>
+                <w:b w:val="0"/>
+                <w:i w:val="0"/>
+                <w:color w:val="000000"/>
+                <w:sz w:val="14"/>
               </w:rPr>
               <w:t>Rice source excerpt</w:t>
             </w:r>
@@ -1453,22 +2190,36 @@
         </w:tc>
         <w:tc>
           <w:tcPr>
-            <w:tcW w:type="dxa" w:w="2340"/>
+            <w:tcW w:type="dxa" w:w="2261"/>
+            <w:tcBorders>
+              <w:top w:val="single" w:sz="4" w:color="000000" w:space="0"/>
+              <w:left w:val="single" w:sz="4" w:color="000000" w:space="0"/>
+              <w:bottom w:val="single" w:sz="4" w:color="000000" w:space="0"/>
+              <w:right w:val="single" w:sz="4" w:color="000000" w:space="0"/>
+              <w:insideH w:val="single" w:sz="4" w:color="000000" w:space="0"/>
+              <w:insideV w:val="single" w:sz="4" w:color="000000" w:space="0"/>
+            </w:tcBorders>
           </w:tcPr>
           <w:p>
             <w:pPr>
-              <w:spacing w:line="252" w:lineRule="auto" w:after="40"/>
+              <w:spacing w:line="240" w:lineRule="auto" w:after="40"/>
             </w:pPr>
             <w:r>
               <w:rPr>
-                <w:rFonts w:ascii="Times New Roman" w:hAnsi="Times New Roman"/>
-                <w:sz w:val="18"/>
+                <w:rFonts w:ascii="Arial" w:hAnsi="Arial" w:eastAsia="Arial"/>
+                <w:b w:val="0"/>
+                <w:i w:val="0"/>
+                <w:color w:val="000000"/>
+                <w:sz w:val="14"/>
               </w:rPr>
             </w:r>
             <w:r>
               <w:rPr>
-                <w:rFonts w:ascii="Times New Roman" w:hAnsi="Times New Roman"/>
-                <w:sz w:val="18"/>
+                <w:rFonts w:ascii="Arial" w:hAnsi="Arial" w:eastAsia="Arial"/>
+                <w:b w:val="0"/>
+                <w:i w:val="0"/>
+                <w:color w:val="000000"/>
+                <w:sz w:val="14"/>
               </w:rPr>
               <w:t>347</w:t>
             </w:r>
@@ -1476,22 +2227,36 @@
         </w:tc>
         <w:tc>
           <w:tcPr>
-            <w:tcW w:type="dxa" w:w="2340"/>
+            <w:tcW w:type="dxa" w:w="2261"/>
+            <w:tcBorders>
+              <w:top w:val="single" w:sz="4" w:color="000000" w:space="0"/>
+              <w:left w:val="single" w:sz="4" w:color="000000" w:space="0"/>
+              <w:bottom w:val="single" w:sz="4" w:color="000000" w:space="0"/>
+              <w:right w:val="single" w:sz="4" w:color="000000" w:space="0"/>
+              <w:insideH w:val="single" w:sz="4" w:color="000000" w:space="0"/>
+              <w:insideV w:val="single" w:sz="4" w:color="000000" w:space="0"/>
+            </w:tcBorders>
           </w:tcPr>
           <w:p>
             <w:pPr>
-              <w:spacing w:line="252" w:lineRule="auto" w:after="40"/>
+              <w:spacing w:line="240" w:lineRule="auto" w:after="40"/>
             </w:pPr>
             <w:r>
               <w:rPr>
-                <w:rFonts w:ascii="Times New Roman" w:hAnsi="Times New Roman"/>
-                <w:sz w:val="18"/>
+                <w:rFonts w:ascii="Arial" w:hAnsi="Arial" w:eastAsia="Arial"/>
+                <w:b w:val="0"/>
+                <w:i w:val="0"/>
+                <w:color w:val="000000"/>
+                <w:sz w:val="14"/>
               </w:rPr>
             </w:r>
             <w:r>
               <w:rPr>
-                <w:rFonts w:ascii="Times New Roman" w:hAnsi="Times New Roman"/>
-                <w:sz w:val="18"/>
+                <w:rFonts w:ascii="Arial" w:hAnsi="Arial" w:eastAsia="Arial"/>
+                <w:b w:val="0"/>
+                <w:i w:val="0"/>
+                <w:color w:val="000000"/>
+                <w:sz w:val="14"/>
               </w:rPr>
               <w:t>0</w:t>
             </w:r>
@@ -1499,22 +2264,36 @@
         </w:tc>
         <w:tc>
           <w:tcPr>
-            <w:tcW w:type="dxa" w:w="2340"/>
+            <w:tcW w:type="dxa" w:w="2261"/>
+            <w:tcBorders>
+              <w:top w:val="single" w:sz="4" w:color="000000" w:space="0"/>
+              <w:left w:val="single" w:sz="4" w:color="000000" w:space="0"/>
+              <w:bottom w:val="single" w:sz="4" w:color="000000" w:space="0"/>
+              <w:right w:val="single" w:sz="4" w:color="000000" w:space="0"/>
+              <w:insideH w:val="single" w:sz="4" w:color="000000" w:space="0"/>
+              <w:insideV w:val="single" w:sz="4" w:color="000000" w:space="0"/>
+            </w:tcBorders>
           </w:tcPr>
           <w:p>
             <w:pPr>
-              <w:spacing w:line="252" w:lineRule="auto" w:after="40"/>
+              <w:spacing w:line="240" w:lineRule="auto" w:after="40"/>
             </w:pPr>
             <w:r>
               <w:rPr>
-                <w:rFonts w:ascii="Times New Roman" w:hAnsi="Times New Roman"/>
-                <w:sz w:val="18"/>
+                <w:rFonts w:ascii="Arial" w:hAnsi="Arial" w:eastAsia="Arial"/>
+                <w:b w:val="0"/>
+                <w:i w:val="0"/>
+                <w:color w:val="000000"/>
+                <w:sz w:val="14"/>
               </w:rPr>
             </w:r>
             <w:r>
               <w:rPr>
-                <w:rFonts w:ascii="Times New Roman" w:hAnsi="Times New Roman"/>
-                <w:sz w:val="18"/>
+                <w:rFonts w:ascii="Arial" w:hAnsi="Arial" w:eastAsia="Arial"/>
+                <w:b w:val="0"/>
+                <w:i w:val="0"/>
+                <w:color w:val="000000"/>
+                <w:sz w:val="14"/>
               </w:rPr>
               <w:t>0</w:t>
             </w:r>
@@ -1524,22 +2303,36 @@
       <w:tr>
         <w:tc>
           <w:tcPr>
-            <w:tcW w:type="dxa" w:w="2340"/>
+            <w:tcW w:type="dxa" w:w="2261"/>
+            <w:tcBorders>
+              <w:top w:val="single" w:sz="4" w:color="000000" w:space="0"/>
+              <w:left w:val="single" w:sz="4" w:color="000000" w:space="0"/>
+              <w:bottom w:val="single" w:sz="4" w:color="000000" w:space="0"/>
+              <w:right w:val="single" w:sz="4" w:color="000000" w:space="0"/>
+              <w:insideH w:val="single" w:sz="4" w:color="000000" w:space="0"/>
+              <w:insideV w:val="single" w:sz="4" w:color="000000" w:space="0"/>
+            </w:tcBorders>
           </w:tcPr>
           <w:p>
             <w:pPr>
-              <w:spacing w:line="252" w:lineRule="auto" w:after="40"/>
+              <w:spacing w:line="240" w:lineRule="auto" w:after="40"/>
             </w:pPr>
             <w:r>
               <w:rPr>
-                <w:rFonts w:ascii="Times New Roman" w:hAnsi="Times New Roman"/>
-                <w:sz w:val="18"/>
+                <w:rFonts w:ascii="Arial" w:hAnsi="Arial" w:eastAsia="Arial"/>
+                <w:b w:val="0"/>
+                <w:i w:val="0"/>
+                <w:color w:val="000000"/>
+                <w:sz w:val="14"/>
               </w:rPr>
             </w:r>
             <w:r>
               <w:rPr>
-                <w:rFonts w:ascii="Times New Roman" w:hAnsi="Times New Roman"/>
-                <w:sz w:val="18"/>
+                <w:rFonts w:ascii="Arial" w:hAnsi="Arial" w:eastAsia="Arial"/>
+                <w:b w:val="0"/>
+                <w:i w:val="0"/>
+                <w:color w:val="000000"/>
+                <w:sz w:val="14"/>
               </w:rPr>
               <w:t>Rice full annotation</w:t>
             </w:r>
@@ -1547,22 +2340,36 @@
         </w:tc>
         <w:tc>
           <w:tcPr>
-            <w:tcW w:type="dxa" w:w="2340"/>
+            <w:tcW w:type="dxa" w:w="2261"/>
+            <w:tcBorders>
+              <w:top w:val="single" w:sz="4" w:color="000000" w:space="0"/>
+              <w:left w:val="single" w:sz="4" w:color="000000" w:space="0"/>
+              <w:bottom w:val="single" w:sz="4" w:color="000000" w:space="0"/>
+              <w:right w:val="single" w:sz="4" w:color="000000" w:space="0"/>
+              <w:insideH w:val="single" w:sz="4" w:color="000000" w:space="0"/>
+              <w:insideV w:val="single" w:sz="4" w:color="000000" w:space="0"/>
+            </w:tcBorders>
           </w:tcPr>
           <w:p>
             <w:pPr>
-              <w:spacing w:line="252" w:lineRule="auto" w:after="40"/>
+              <w:spacing w:line="240" w:lineRule="auto" w:after="40"/>
             </w:pPr>
             <w:r>
               <w:rPr>
-                <w:rFonts w:ascii="Times New Roman" w:hAnsi="Times New Roman"/>
-                <w:sz w:val="18"/>
+                <w:rFonts w:ascii="Arial" w:hAnsi="Arial" w:eastAsia="Arial"/>
+                <w:b w:val="0"/>
+                <w:i w:val="0"/>
+                <w:color w:val="000000"/>
+                <w:sz w:val="14"/>
               </w:rPr>
             </w:r>
             <w:r>
               <w:rPr>
-                <w:rFonts w:ascii="Times New Roman" w:hAnsi="Times New Roman"/>
-                <w:sz w:val="18"/>
+                <w:rFonts w:ascii="Arial" w:hAnsi="Arial" w:eastAsia="Arial"/>
+                <w:b w:val="0"/>
+                <w:i w:val="0"/>
+                <w:color w:val="000000"/>
+                <w:sz w:val="14"/>
               </w:rPr>
               <w:t>550,921</w:t>
             </w:r>
@@ -1570,22 +2377,36 @@
         </w:tc>
         <w:tc>
           <w:tcPr>
-            <w:tcW w:type="dxa" w:w="2340"/>
+            <w:tcW w:type="dxa" w:w="2261"/>
+            <w:tcBorders>
+              <w:top w:val="single" w:sz="4" w:color="000000" w:space="0"/>
+              <w:left w:val="single" w:sz="4" w:color="000000" w:space="0"/>
+              <w:bottom w:val="single" w:sz="4" w:color="000000" w:space="0"/>
+              <w:right w:val="single" w:sz="4" w:color="000000" w:space="0"/>
+              <w:insideH w:val="single" w:sz="4" w:color="000000" w:space="0"/>
+              <w:insideV w:val="single" w:sz="4" w:color="000000" w:space="0"/>
+            </w:tcBorders>
           </w:tcPr>
           <w:p>
             <w:pPr>
-              <w:spacing w:line="252" w:lineRule="auto" w:after="40"/>
+              <w:spacing w:line="240" w:lineRule="auto" w:after="40"/>
             </w:pPr>
             <w:r>
               <w:rPr>
-                <w:rFonts w:ascii="Times New Roman" w:hAnsi="Times New Roman"/>
-                <w:sz w:val="18"/>
+                <w:rFonts w:ascii="Arial" w:hAnsi="Arial" w:eastAsia="Arial"/>
+                <w:b w:val="0"/>
+                <w:i w:val="0"/>
+                <w:color w:val="000000"/>
+                <w:sz w:val="14"/>
               </w:rPr>
             </w:r>
             <w:r>
               <w:rPr>
-                <w:rFonts w:ascii="Times New Roman" w:hAnsi="Times New Roman"/>
-                <w:sz w:val="18"/>
+                <w:rFonts w:ascii="Arial" w:hAnsi="Arial" w:eastAsia="Arial"/>
+                <w:b w:val="0"/>
+                <w:i w:val="0"/>
+                <w:color w:val="000000"/>
+                <w:sz w:val="14"/>
               </w:rPr>
               <w:t>0</w:t>
             </w:r>
@@ -1593,22 +2414,36 @@
         </w:tc>
         <w:tc>
           <w:tcPr>
-            <w:tcW w:type="dxa" w:w="2340"/>
+            <w:tcW w:type="dxa" w:w="2261"/>
+            <w:tcBorders>
+              <w:top w:val="single" w:sz="4" w:color="000000" w:space="0"/>
+              <w:left w:val="single" w:sz="4" w:color="000000" w:space="0"/>
+              <w:bottom w:val="single" w:sz="4" w:color="000000" w:space="0"/>
+              <w:right w:val="single" w:sz="4" w:color="000000" w:space="0"/>
+              <w:insideH w:val="single" w:sz="4" w:color="000000" w:space="0"/>
+              <w:insideV w:val="single" w:sz="4" w:color="000000" w:space="0"/>
+            </w:tcBorders>
           </w:tcPr>
           <w:p>
             <w:pPr>
-              <w:spacing w:line="252" w:lineRule="auto" w:after="40"/>
+              <w:spacing w:line="240" w:lineRule="auto" w:after="40"/>
             </w:pPr>
             <w:r>
               <w:rPr>
-                <w:rFonts w:ascii="Times New Roman" w:hAnsi="Times New Roman"/>
-                <w:sz w:val="18"/>
+                <w:rFonts w:ascii="Arial" w:hAnsi="Arial" w:eastAsia="Arial"/>
+                <w:b w:val="0"/>
+                <w:i w:val="0"/>
+                <w:color w:val="000000"/>
+                <w:sz w:val="14"/>
               </w:rPr>
             </w:r>
             <w:r>
               <w:rPr>
-                <w:rFonts w:ascii="Times New Roman" w:hAnsi="Times New Roman"/>
-                <w:sz w:val="18"/>
+                <w:rFonts w:ascii="Arial" w:hAnsi="Arial" w:eastAsia="Arial"/>
+                <w:b w:val="0"/>
+                <w:i w:val="0"/>
+                <w:color w:val="000000"/>
+                <w:sz w:val="14"/>
               </w:rPr>
               <w:t>0</w:t>
             </w:r>
@@ -1618,22 +2453,36 @@
       <w:tr>
         <w:tc>
           <w:tcPr>
-            <w:tcW w:type="dxa" w:w="2340"/>
+            <w:tcW w:type="dxa" w:w="2261"/>
+            <w:tcBorders>
+              <w:top w:val="single" w:sz="4" w:color="000000" w:space="0"/>
+              <w:left w:val="single" w:sz="4" w:color="000000" w:space="0"/>
+              <w:bottom w:val="single" w:sz="4" w:color="000000" w:space="0"/>
+              <w:right w:val="single" w:sz="4" w:color="000000" w:space="0"/>
+              <w:insideH w:val="single" w:sz="4" w:color="000000" w:space="0"/>
+              <w:insideV w:val="single" w:sz="4" w:color="000000" w:space="0"/>
+            </w:tcBorders>
           </w:tcPr>
           <w:p>
             <w:pPr>
-              <w:spacing w:line="252" w:lineRule="auto" w:after="40"/>
+              <w:spacing w:line="240" w:lineRule="auto" w:after="40"/>
             </w:pPr>
             <w:r>
               <w:rPr>
-                <w:rFonts w:ascii="Times New Roman" w:hAnsi="Times New Roman"/>
-                <w:sz w:val="18"/>
+                <w:rFonts w:ascii="Arial" w:hAnsi="Arial" w:eastAsia="Arial"/>
+                <w:b w:val="0"/>
+                <w:i w:val="0"/>
+                <w:color w:val="000000"/>
+                <w:sz w:val="14"/>
               </w:rPr>
             </w:r>
             <w:r>
               <w:rPr>
-                <w:rFonts w:ascii="Times New Roman" w:hAnsi="Times New Roman"/>
-                <w:sz w:val="18"/>
+                <w:rFonts w:ascii="Arial" w:hAnsi="Arial" w:eastAsia="Arial"/>
+                <w:b w:val="0"/>
+                <w:i w:val="0"/>
+                <w:color w:val="000000"/>
+                <w:sz w:val="14"/>
               </w:rPr>
               <w:t>Soybean source excerpt</w:t>
             </w:r>
@@ -1641,22 +2490,36 @@
         </w:tc>
         <w:tc>
           <w:tcPr>
-            <w:tcW w:type="dxa" w:w="2340"/>
+            <w:tcW w:type="dxa" w:w="2261"/>
+            <w:tcBorders>
+              <w:top w:val="single" w:sz="4" w:color="000000" w:space="0"/>
+              <w:left w:val="single" w:sz="4" w:color="000000" w:space="0"/>
+              <w:bottom w:val="single" w:sz="4" w:color="000000" w:space="0"/>
+              <w:right w:val="single" w:sz="4" w:color="000000" w:space="0"/>
+              <w:insideH w:val="single" w:sz="4" w:color="000000" w:space="0"/>
+              <w:insideV w:val="single" w:sz="4" w:color="000000" w:space="0"/>
+            </w:tcBorders>
           </w:tcPr>
           <w:p>
             <w:pPr>
-              <w:spacing w:line="252" w:lineRule="auto" w:after="40"/>
+              <w:spacing w:line="240" w:lineRule="auto" w:after="40"/>
             </w:pPr>
             <w:r>
               <w:rPr>
-                <w:rFonts w:ascii="Times New Roman" w:hAnsi="Times New Roman"/>
-                <w:sz w:val="18"/>
+                <w:rFonts w:ascii="Arial" w:hAnsi="Arial" w:eastAsia="Arial"/>
+                <w:b w:val="0"/>
+                <w:i w:val="0"/>
+                <w:color w:val="000000"/>
+                <w:sz w:val="14"/>
               </w:rPr>
             </w:r>
             <w:r>
               <w:rPr>
-                <w:rFonts w:ascii="Times New Roman" w:hAnsi="Times New Roman"/>
-                <w:sz w:val="18"/>
+                <w:rFonts w:ascii="Arial" w:hAnsi="Arial" w:eastAsia="Arial"/>
+                <w:b w:val="0"/>
+                <w:i w:val="0"/>
+                <w:color w:val="000000"/>
+                <w:sz w:val="14"/>
               </w:rPr>
               <w:t>839</w:t>
             </w:r>
@@ -1664,22 +2527,36 @@
         </w:tc>
         <w:tc>
           <w:tcPr>
-            <w:tcW w:type="dxa" w:w="2340"/>
+            <w:tcW w:type="dxa" w:w="2261"/>
+            <w:tcBorders>
+              <w:top w:val="single" w:sz="4" w:color="000000" w:space="0"/>
+              <w:left w:val="single" w:sz="4" w:color="000000" w:space="0"/>
+              <w:bottom w:val="single" w:sz="4" w:color="000000" w:space="0"/>
+              <w:right w:val="single" w:sz="4" w:color="000000" w:space="0"/>
+              <w:insideH w:val="single" w:sz="4" w:color="000000" w:space="0"/>
+              <w:insideV w:val="single" w:sz="4" w:color="000000" w:space="0"/>
+            </w:tcBorders>
           </w:tcPr>
           <w:p>
             <w:pPr>
-              <w:spacing w:line="252" w:lineRule="auto" w:after="40"/>
+              <w:spacing w:line="240" w:lineRule="auto" w:after="40"/>
             </w:pPr>
             <w:r>
               <w:rPr>
-                <w:rFonts w:ascii="Times New Roman" w:hAnsi="Times New Roman"/>
-                <w:sz w:val="18"/>
+                <w:rFonts w:ascii="Arial" w:hAnsi="Arial" w:eastAsia="Arial"/>
+                <w:b w:val="0"/>
+                <w:i w:val="0"/>
+                <w:color w:val="000000"/>
+                <w:sz w:val="14"/>
               </w:rPr>
             </w:r>
             <w:r>
               <w:rPr>
-                <w:rFonts w:ascii="Times New Roman" w:hAnsi="Times New Roman"/>
-                <w:sz w:val="18"/>
+                <w:rFonts w:ascii="Arial" w:hAnsi="Arial" w:eastAsia="Arial"/>
+                <w:b w:val="0"/>
+                <w:i w:val="0"/>
+                <w:color w:val="000000"/>
+                <w:sz w:val="14"/>
               </w:rPr>
               <w:t>0</w:t>
             </w:r>
@@ -1687,22 +2564,36 @@
         </w:tc>
         <w:tc>
           <w:tcPr>
-            <w:tcW w:type="dxa" w:w="2340"/>
+            <w:tcW w:type="dxa" w:w="2261"/>
+            <w:tcBorders>
+              <w:top w:val="single" w:sz="4" w:color="000000" w:space="0"/>
+              <w:left w:val="single" w:sz="4" w:color="000000" w:space="0"/>
+              <w:bottom w:val="single" w:sz="4" w:color="000000" w:space="0"/>
+              <w:right w:val="single" w:sz="4" w:color="000000" w:space="0"/>
+              <w:insideH w:val="single" w:sz="4" w:color="000000" w:space="0"/>
+              <w:insideV w:val="single" w:sz="4" w:color="000000" w:space="0"/>
+            </w:tcBorders>
           </w:tcPr>
           <w:p>
             <w:pPr>
-              <w:spacing w:line="252" w:lineRule="auto" w:after="40"/>
+              <w:spacing w:line="240" w:lineRule="auto" w:after="40"/>
             </w:pPr>
             <w:r>
               <w:rPr>
-                <w:rFonts w:ascii="Times New Roman" w:hAnsi="Times New Roman"/>
-                <w:sz w:val="18"/>
+                <w:rFonts w:ascii="Arial" w:hAnsi="Arial" w:eastAsia="Arial"/>
+                <w:b w:val="0"/>
+                <w:i w:val="0"/>
+                <w:color w:val="000000"/>
+                <w:sz w:val="14"/>
               </w:rPr>
             </w:r>
             <w:r>
               <w:rPr>
-                <w:rFonts w:ascii="Times New Roman" w:hAnsi="Times New Roman"/>
-                <w:sz w:val="18"/>
+                <w:rFonts w:ascii="Arial" w:hAnsi="Arial" w:eastAsia="Arial"/>
+                <w:b w:val="0"/>
+                <w:i w:val="0"/>
+                <w:color w:val="000000"/>
+                <w:sz w:val="14"/>
               </w:rPr>
               <w:t>0</w:t>
             </w:r>
@@ -1712,22 +2603,36 @@
       <w:tr>
         <w:tc>
           <w:tcPr>
-            <w:tcW w:type="dxa" w:w="2340"/>
+            <w:tcW w:type="dxa" w:w="2261"/>
+            <w:tcBorders>
+              <w:top w:val="single" w:sz="4" w:color="000000" w:space="0"/>
+              <w:left w:val="single" w:sz="4" w:color="000000" w:space="0"/>
+              <w:bottom w:val="single" w:sz="4" w:color="000000" w:space="0"/>
+              <w:right w:val="single" w:sz="4" w:color="000000" w:space="0"/>
+              <w:insideH w:val="single" w:sz="4" w:color="000000" w:space="0"/>
+              <w:insideV w:val="single" w:sz="4" w:color="000000" w:space="0"/>
+            </w:tcBorders>
           </w:tcPr>
           <w:p>
             <w:pPr>
-              <w:spacing w:line="252" w:lineRule="auto" w:after="40"/>
+              <w:spacing w:line="240" w:lineRule="auto" w:after="40"/>
             </w:pPr>
             <w:r>
               <w:rPr>
-                <w:rFonts w:ascii="Times New Roman" w:hAnsi="Times New Roman"/>
-                <w:sz w:val="18"/>
+                <w:rFonts w:ascii="Arial" w:hAnsi="Arial" w:eastAsia="Arial"/>
+                <w:b w:val="0"/>
+                <w:i w:val="0"/>
+                <w:color w:val="000000"/>
+                <w:sz w:val="14"/>
               </w:rPr>
             </w:r>
             <w:r>
               <w:rPr>
-                <w:rFonts w:ascii="Times New Roman" w:hAnsi="Times New Roman"/>
-                <w:sz w:val="18"/>
+                <w:rFonts w:ascii="Arial" w:hAnsi="Arial" w:eastAsia="Arial"/>
+                <w:b w:val="0"/>
+                <w:i w:val="0"/>
+                <w:color w:val="000000"/>
+                <w:sz w:val="14"/>
               </w:rPr>
               <w:t>Soybean full annotation</w:t>
             </w:r>
@@ -1735,22 +2640,36 @@
         </w:tc>
         <w:tc>
           <w:tcPr>
-            <w:tcW w:type="dxa" w:w="2340"/>
+            <w:tcW w:type="dxa" w:w="2261"/>
+            <w:tcBorders>
+              <w:top w:val="single" w:sz="4" w:color="000000" w:space="0"/>
+              <w:left w:val="single" w:sz="4" w:color="000000" w:space="0"/>
+              <w:bottom w:val="single" w:sz="4" w:color="000000" w:space="0"/>
+              <w:right w:val="single" w:sz="4" w:color="000000" w:space="0"/>
+              <w:insideH w:val="single" w:sz="4" w:color="000000" w:space="0"/>
+              <w:insideV w:val="single" w:sz="4" w:color="000000" w:space="0"/>
+            </w:tcBorders>
           </w:tcPr>
           <w:p>
             <w:pPr>
-              <w:spacing w:line="252" w:lineRule="auto" w:after="40"/>
+              <w:spacing w:line="240" w:lineRule="auto" w:after="40"/>
             </w:pPr>
             <w:r>
               <w:rPr>
-                <w:rFonts w:ascii="Times New Roman" w:hAnsi="Times New Roman"/>
-                <w:sz w:val="18"/>
+                <w:rFonts w:ascii="Arial" w:hAnsi="Arial" w:eastAsia="Arial"/>
+                <w:b w:val="0"/>
+                <w:i w:val="0"/>
+                <w:color w:val="000000"/>
+                <w:sz w:val="14"/>
               </w:rPr>
             </w:r>
             <w:r>
               <w:rPr>
-                <w:rFonts w:ascii="Times New Roman" w:hAnsi="Times New Roman"/>
-                <w:sz w:val="18"/>
+                <w:rFonts w:ascii="Arial" w:hAnsi="Arial" w:eastAsia="Arial"/>
+                <w:b w:val="0"/>
+                <w:i w:val="0"/>
+                <w:color w:val="000000"/>
+                <w:sz w:val="14"/>
               </w:rPr>
               <w:t>1,324,199</w:t>
             </w:r>
@@ -1758,22 +2677,36 @@
         </w:tc>
         <w:tc>
           <w:tcPr>
-            <w:tcW w:type="dxa" w:w="2340"/>
+            <w:tcW w:type="dxa" w:w="2261"/>
+            <w:tcBorders>
+              <w:top w:val="single" w:sz="4" w:color="000000" w:space="0"/>
+              <w:left w:val="single" w:sz="4" w:color="000000" w:space="0"/>
+              <w:bottom w:val="single" w:sz="4" w:color="000000" w:space="0"/>
+              <w:right w:val="single" w:sz="4" w:color="000000" w:space="0"/>
+              <w:insideH w:val="single" w:sz="4" w:color="000000" w:space="0"/>
+              <w:insideV w:val="single" w:sz="4" w:color="000000" w:space="0"/>
+            </w:tcBorders>
           </w:tcPr>
           <w:p>
             <w:pPr>
-              <w:spacing w:line="252" w:lineRule="auto" w:after="40"/>
+              <w:spacing w:line="240" w:lineRule="auto" w:after="40"/>
             </w:pPr>
             <w:r>
               <w:rPr>
-                <w:rFonts w:ascii="Times New Roman" w:hAnsi="Times New Roman"/>
-                <w:sz w:val="18"/>
+                <w:rFonts w:ascii="Arial" w:hAnsi="Arial" w:eastAsia="Arial"/>
+                <w:b w:val="0"/>
+                <w:i w:val="0"/>
+                <w:color w:val="000000"/>
+                <w:sz w:val="14"/>
               </w:rPr>
             </w:r>
             <w:r>
               <w:rPr>
-                <w:rFonts w:ascii="Times New Roman" w:hAnsi="Times New Roman"/>
-                <w:sz w:val="18"/>
+                <w:rFonts w:ascii="Arial" w:hAnsi="Arial" w:eastAsia="Arial"/>
+                <w:b w:val="0"/>
+                <w:i w:val="0"/>
+                <w:color w:val="000000"/>
+                <w:sz w:val="14"/>
               </w:rPr>
               <w:t>0</w:t>
             </w:r>
@@ -1781,22 +2714,36 @@
         </w:tc>
         <w:tc>
           <w:tcPr>
-            <w:tcW w:type="dxa" w:w="2340"/>
+            <w:tcW w:type="dxa" w:w="2261"/>
+            <w:tcBorders>
+              <w:top w:val="single" w:sz="4" w:color="000000" w:space="0"/>
+              <w:left w:val="single" w:sz="4" w:color="000000" w:space="0"/>
+              <w:bottom w:val="single" w:sz="4" w:color="000000" w:space="0"/>
+              <w:right w:val="single" w:sz="4" w:color="000000" w:space="0"/>
+              <w:insideH w:val="single" w:sz="4" w:color="000000" w:space="0"/>
+              <w:insideV w:val="single" w:sz="4" w:color="000000" w:space="0"/>
+            </w:tcBorders>
           </w:tcPr>
           <w:p>
             <w:pPr>
-              <w:spacing w:line="252" w:lineRule="auto" w:after="40"/>
+              <w:spacing w:line="240" w:lineRule="auto" w:after="40"/>
             </w:pPr>
             <w:r>
               <w:rPr>
-                <w:rFonts w:ascii="Times New Roman" w:hAnsi="Times New Roman"/>
-                <w:sz w:val="18"/>
+                <w:rFonts w:ascii="Arial" w:hAnsi="Arial" w:eastAsia="Arial"/>
+                <w:b w:val="0"/>
+                <w:i w:val="0"/>
+                <w:color w:val="000000"/>
+                <w:sz w:val="14"/>
               </w:rPr>
             </w:r>
             <w:r>
               <w:rPr>
-                <w:rFonts w:ascii="Times New Roman" w:hAnsi="Times New Roman"/>
-                <w:sz w:val="18"/>
+                <w:rFonts w:ascii="Arial" w:hAnsi="Arial" w:eastAsia="Arial"/>
+                <w:b w:val="0"/>
+                <w:i w:val="0"/>
+                <w:color w:val="000000"/>
+                <w:sz w:val="14"/>
               </w:rPr>
               <w:t>0</w:t>
             </w:r>
@@ -1806,23 +2753,36 @@
       <w:tr>
         <w:tc>
           <w:tcPr>
-            <w:tcW w:type="dxa" w:w="2340"/>
+            <w:tcW w:type="dxa" w:w="2261"/>
+            <w:tcBorders>
+              <w:top w:val="single" w:sz="4" w:color="000000" w:space="0"/>
+              <w:left w:val="single" w:sz="4" w:color="000000" w:space="0"/>
+              <w:bottom w:val="single" w:sz="4" w:color="000000" w:space="0"/>
+              <w:right w:val="single" w:sz="4" w:color="000000" w:space="0"/>
+              <w:insideH w:val="single" w:sz="4" w:color="000000" w:space="0"/>
+              <w:insideV w:val="single" w:sz="4" w:color="000000" w:space="0"/>
+            </w:tcBorders>
           </w:tcPr>
           <w:p>
             <w:pPr>
-              <w:spacing w:line="252" w:lineRule="auto" w:after="40"/>
+              <w:spacing w:line="240" w:lineRule="auto" w:after="40"/>
             </w:pPr>
             <w:r>
               <w:rPr>
-                <w:rFonts w:ascii="Times New Roman" w:hAnsi="Times New Roman"/>
-                <w:sz w:val="18"/>
+                <w:rFonts w:ascii="Arial" w:hAnsi="Arial" w:eastAsia="Arial"/>
+                <w:b w:val="0"/>
+                <w:i w:val="0"/>
+                <w:color w:val="000000"/>
+                <w:sz w:val="14"/>
               </w:rPr>
             </w:r>
             <w:r>
               <w:rPr>
-                <w:rFonts w:ascii="Times New Roman" w:hAnsi="Times New Roman"/>
-                <w:b/>
-                <w:sz w:val="18"/>
+                <w:rFonts w:ascii="Arial" w:hAnsi="Arial" w:eastAsia="Arial"/>
+                <w:b w:val="0"/>
+                <w:i w:val="0"/>
+                <w:color w:val="000000"/>
+                <w:sz w:val="14"/>
               </w:rPr>
               <w:t>Total</w:t>
             </w:r>
@@ -1830,23 +2790,36 @@
         </w:tc>
         <w:tc>
           <w:tcPr>
-            <w:tcW w:type="dxa" w:w="2340"/>
+            <w:tcW w:type="dxa" w:w="2261"/>
+            <w:tcBorders>
+              <w:top w:val="single" w:sz="4" w:color="000000" w:space="0"/>
+              <w:left w:val="single" w:sz="4" w:color="000000" w:space="0"/>
+              <w:bottom w:val="single" w:sz="4" w:color="000000" w:space="0"/>
+              <w:right w:val="single" w:sz="4" w:color="000000" w:space="0"/>
+              <w:insideH w:val="single" w:sz="4" w:color="000000" w:space="0"/>
+              <w:insideV w:val="single" w:sz="4" w:color="000000" w:space="0"/>
+            </w:tcBorders>
           </w:tcPr>
           <w:p>
             <w:pPr>
-              <w:spacing w:line="252" w:lineRule="auto" w:after="40"/>
+              <w:spacing w:line="240" w:lineRule="auto" w:after="40"/>
             </w:pPr>
             <w:r>
               <w:rPr>
-                <w:rFonts w:ascii="Times New Roman" w:hAnsi="Times New Roman"/>
-                <w:sz w:val="18"/>
+                <w:rFonts w:ascii="Arial" w:hAnsi="Arial" w:eastAsia="Arial"/>
+                <w:b w:val="0"/>
+                <w:i w:val="0"/>
+                <w:color w:val="000000"/>
+                <w:sz w:val="14"/>
               </w:rPr>
             </w:r>
             <w:r>
               <w:rPr>
-                <w:rFonts w:ascii="Times New Roman" w:hAnsi="Times New Roman"/>
-                <w:b/>
-                <w:sz w:val="18"/>
+                <w:rFonts w:ascii="Arial" w:hAnsi="Arial" w:eastAsia="Arial"/>
+                <w:b w:val="0"/>
+                <w:i w:val="0"/>
+                <w:color w:val="000000"/>
+                <w:sz w:val="14"/>
               </w:rPr>
               <w:t>4,641,758</w:t>
             </w:r>
@@ -1854,23 +2827,36 @@
         </w:tc>
         <w:tc>
           <w:tcPr>
-            <w:tcW w:type="dxa" w:w="2340"/>
+            <w:tcW w:type="dxa" w:w="2261"/>
+            <w:tcBorders>
+              <w:top w:val="single" w:sz="4" w:color="000000" w:space="0"/>
+              <w:left w:val="single" w:sz="4" w:color="000000" w:space="0"/>
+              <w:bottom w:val="single" w:sz="4" w:color="000000" w:space="0"/>
+              <w:right w:val="single" w:sz="4" w:color="000000" w:space="0"/>
+              <w:insideH w:val="single" w:sz="4" w:color="000000" w:space="0"/>
+              <w:insideV w:val="single" w:sz="4" w:color="000000" w:space="0"/>
+            </w:tcBorders>
           </w:tcPr>
           <w:p>
             <w:pPr>
-              <w:spacing w:line="252" w:lineRule="auto" w:after="40"/>
+              <w:spacing w:line="240" w:lineRule="auto" w:after="40"/>
             </w:pPr>
             <w:r>
               <w:rPr>
-                <w:rFonts w:ascii="Times New Roman" w:hAnsi="Times New Roman"/>
-                <w:sz w:val="18"/>
+                <w:rFonts w:ascii="Arial" w:hAnsi="Arial" w:eastAsia="Arial"/>
+                <w:b w:val="0"/>
+                <w:i w:val="0"/>
+                <w:color w:val="000000"/>
+                <w:sz w:val="14"/>
               </w:rPr>
             </w:r>
             <w:r>
               <w:rPr>
-                <w:rFonts w:ascii="Times New Roman" w:hAnsi="Times New Roman"/>
-                <w:b/>
-                <w:sz w:val="18"/>
+                <w:rFonts w:ascii="Arial" w:hAnsi="Arial" w:eastAsia="Arial"/>
+                <w:b w:val="0"/>
+                <w:i w:val="0"/>
+                <w:color w:val="000000"/>
+                <w:sz w:val="14"/>
               </w:rPr>
               <w:t>0</w:t>
             </w:r>
@@ -1878,23 +2864,36 @@
         </w:tc>
         <w:tc>
           <w:tcPr>
-            <w:tcW w:type="dxa" w:w="2340"/>
+            <w:tcW w:type="dxa" w:w="2261"/>
+            <w:tcBorders>
+              <w:top w:val="single" w:sz="4" w:color="000000" w:space="0"/>
+              <w:left w:val="single" w:sz="4" w:color="000000" w:space="0"/>
+              <w:bottom w:val="single" w:sz="4" w:color="000000" w:space="0"/>
+              <w:right w:val="single" w:sz="4" w:color="000000" w:space="0"/>
+              <w:insideH w:val="single" w:sz="4" w:color="000000" w:space="0"/>
+              <w:insideV w:val="single" w:sz="4" w:color="000000" w:space="0"/>
+            </w:tcBorders>
           </w:tcPr>
           <w:p>
             <w:pPr>
-              <w:spacing w:line="252" w:lineRule="auto" w:after="40"/>
+              <w:spacing w:line="240" w:lineRule="auto" w:after="40"/>
             </w:pPr>
             <w:r>
               <w:rPr>
-                <w:rFonts w:ascii="Times New Roman" w:hAnsi="Times New Roman"/>
-                <w:sz w:val="18"/>
+                <w:rFonts w:ascii="Arial" w:hAnsi="Arial" w:eastAsia="Arial"/>
+                <w:b w:val="0"/>
+                <w:i w:val="0"/>
+                <w:color w:val="000000"/>
+                <w:sz w:val="14"/>
               </w:rPr>
             </w:r>
             <w:r>
               <w:rPr>
-                <w:rFonts w:ascii="Times New Roman" w:hAnsi="Times New Roman"/>
-                <w:b/>
-                <w:sz w:val="18"/>
+                <w:rFonts w:ascii="Arial" w:hAnsi="Arial" w:eastAsia="Arial"/>
+                <w:b w:val="0"/>
+                <w:i w:val="0"/>
+                <w:color w:val="000000"/>
+                <w:sz w:val="14"/>
               </w:rPr>
               <w:t>0</w:t>
             </w:r>
@@ -1912,6 +2911,13 @@
         <w:pStyle w:val="Heading1"/>
       </w:pPr>
       <w:r>
+        <w:rPr>
+          <w:rFonts w:ascii="Arial" w:hAnsi="Arial"/>
+          <w:b w:val="0"/>
+          <w:i w:val="0"/>
+          <w:color w:val="000000"/>
+          <w:sz w:val="14"/>
+        </w:rPr>
         <w:t>Table S3. Public expression quantification inputs and output</w:t>
       </w:r>
     </w:p>
@@ -1919,11 +2925,13 @@
       <w:tblPr>
         <w:tblStyle w:val="TableGrid"/>
         <w:tblW w:type="auto" w:w="0"/>
+        <w:tblLayout w:type="fixed"/>
         <w:tblLook w:firstColumn="1" w:firstRow="1" w:lastColumn="0" w:lastRow="0" w:noHBand="0" w:noVBand="1" w:val="04A0"/>
+        <w:tblInd w:w="114" w:type="dxa"/>
       </w:tblPr>
       <w:tblGrid>
-        <w:gridCol w:w="4680"/>
-        <w:gridCol w:w="4680"/>
+        <w:gridCol w:w="4521"/>
+        <w:gridCol w:w="4521"/>
       </w:tblGrid>
       <w:tr>
         <w:trPr>
@@ -1931,25 +2939,37 @@
         </w:trPr>
         <w:tc>
           <w:tcPr>
-            <w:tcW w:type="dxa" w:w="4680"/>
+            <w:tcW w:type="dxa" w:w="4521"/>
             <w:shd w:fill="D9E2F3"/>
+            <w:tcBorders>
+              <w:top w:val="single" w:sz="4" w:color="000000" w:space="0"/>
+              <w:left w:val="single" w:sz="4" w:color="000000" w:space="0"/>
+              <w:bottom w:val="single" w:sz="4" w:color="000000" w:space="0"/>
+              <w:right w:val="single" w:sz="4" w:color="000000" w:space="0"/>
+              <w:insideH w:val="single" w:sz="4" w:color="000000" w:space="0"/>
+              <w:insideV w:val="single" w:sz="4" w:color="000000" w:space="0"/>
+            </w:tcBorders>
           </w:tcPr>
           <w:p>
             <w:pPr>
-              <w:spacing w:line="252" w:lineRule="auto" w:after="40"/>
+              <w:spacing w:line="240" w:lineRule="auto" w:after="40"/>
             </w:pPr>
             <w:r>
               <w:rPr>
-                <w:rFonts w:ascii="Times New Roman" w:hAnsi="Times New Roman"/>
-                <w:b/>
-                <w:sz w:val="18"/>
+                <w:rFonts w:ascii="Arial" w:hAnsi="Arial" w:eastAsia="Arial"/>
+                <w:b w:val="0"/>
+                <w:i w:val="0"/>
+                <w:color w:val="000000"/>
+                <w:sz w:val="14"/>
               </w:rPr>
             </w:r>
             <w:r>
               <w:rPr>
-                <w:rFonts w:ascii="Times New Roman" w:hAnsi="Times New Roman"/>
-                <w:b/>
-                <w:sz w:val="18"/>
+                <w:rFonts w:ascii="Arial" w:hAnsi="Arial" w:eastAsia="Arial"/>
+                <w:b w:val="0"/>
+                <w:i w:val="0"/>
+                <w:color w:val="000000"/>
+                <w:sz w:val="14"/>
               </w:rPr>
               <w:t>Field</w:t>
             </w:r>
@@ -1957,25 +2977,37 @@
         </w:tc>
         <w:tc>
           <w:tcPr>
-            <w:tcW w:type="dxa" w:w="4680"/>
+            <w:tcW w:type="dxa" w:w="4521"/>
             <w:shd w:fill="D9E2F3"/>
+            <w:tcBorders>
+              <w:top w:val="single" w:sz="4" w:color="000000" w:space="0"/>
+              <w:left w:val="single" w:sz="4" w:color="000000" w:space="0"/>
+              <w:bottom w:val="single" w:sz="4" w:color="000000" w:space="0"/>
+              <w:right w:val="single" w:sz="4" w:color="000000" w:space="0"/>
+              <w:insideH w:val="single" w:sz="4" w:color="000000" w:space="0"/>
+              <w:insideV w:val="single" w:sz="4" w:color="000000" w:space="0"/>
+            </w:tcBorders>
           </w:tcPr>
           <w:p>
             <w:pPr>
-              <w:spacing w:line="252" w:lineRule="auto" w:after="40"/>
+              <w:spacing w:line="240" w:lineRule="auto" w:after="40"/>
             </w:pPr>
             <w:r>
               <w:rPr>
-                <w:rFonts w:ascii="Times New Roman" w:hAnsi="Times New Roman"/>
-                <w:b/>
-                <w:sz w:val="18"/>
+                <w:rFonts w:ascii="Arial" w:hAnsi="Arial" w:eastAsia="Arial"/>
+                <w:b w:val="0"/>
+                <w:i w:val="0"/>
+                <w:color w:val="000000"/>
+                <w:sz w:val="14"/>
               </w:rPr>
             </w:r>
             <w:r>
               <w:rPr>
-                <w:rFonts w:ascii="Times New Roman" w:hAnsi="Times New Roman"/>
-                <w:b/>
-                <w:sz w:val="18"/>
+                <w:rFonts w:ascii="Arial" w:hAnsi="Arial" w:eastAsia="Arial"/>
+                <w:b w:val="0"/>
+                <w:i w:val="0"/>
+                <w:color w:val="000000"/>
+                <w:sz w:val="14"/>
               </w:rPr>
               <w:t>Value</w:t>
             </w:r>
@@ -1985,22 +3017,36 @@
       <w:tr>
         <w:tc>
           <w:tcPr>
-            <w:tcW w:type="dxa" w:w="4680"/>
+            <w:tcW w:type="dxa" w:w="4521"/>
+            <w:tcBorders>
+              <w:top w:val="single" w:sz="4" w:color="000000" w:space="0"/>
+              <w:left w:val="single" w:sz="4" w:color="000000" w:space="0"/>
+              <w:bottom w:val="single" w:sz="4" w:color="000000" w:space="0"/>
+              <w:right w:val="single" w:sz="4" w:color="000000" w:space="0"/>
+              <w:insideH w:val="single" w:sz="4" w:color="000000" w:space="0"/>
+              <w:insideV w:val="single" w:sz="4" w:color="000000" w:space="0"/>
+            </w:tcBorders>
           </w:tcPr>
           <w:p>
             <w:pPr>
-              <w:spacing w:line="252" w:lineRule="auto" w:after="40"/>
+              <w:spacing w:line="240" w:lineRule="auto" w:after="40"/>
             </w:pPr>
             <w:r>
               <w:rPr>
-                <w:rFonts w:ascii="Times New Roman" w:hAnsi="Times New Roman"/>
-                <w:sz w:val="18"/>
+                <w:rFonts w:ascii="Arial" w:hAnsi="Arial" w:eastAsia="Arial"/>
+                <w:b w:val="0"/>
+                <w:i w:val="0"/>
+                <w:color w:val="000000"/>
+                <w:sz w:val="14"/>
               </w:rPr>
             </w:r>
             <w:r>
               <w:rPr>
-                <w:rFonts w:ascii="Times New Roman" w:hAnsi="Times New Roman"/>
-                <w:sz w:val="18"/>
+                <w:rFonts w:ascii="Arial" w:hAnsi="Arial" w:eastAsia="Arial"/>
+                <w:b w:val="0"/>
+                <w:i w:val="0"/>
+                <w:color w:val="000000"/>
+                <w:sz w:val="14"/>
               </w:rPr>
               <w:t>BioProject</w:t>
             </w:r>
@@ -2008,22 +3054,36 @@
         </w:tc>
         <w:tc>
           <w:tcPr>
-            <w:tcW w:type="dxa" w:w="4680"/>
+            <w:tcW w:type="dxa" w:w="4521"/>
+            <w:tcBorders>
+              <w:top w:val="single" w:sz="4" w:color="000000" w:space="0"/>
+              <w:left w:val="single" w:sz="4" w:color="000000" w:space="0"/>
+              <w:bottom w:val="single" w:sz="4" w:color="000000" w:space="0"/>
+              <w:right w:val="single" w:sz="4" w:color="000000" w:space="0"/>
+              <w:insideH w:val="single" w:sz="4" w:color="000000" w:space="0"/>
+              <w:insideV w:val="single" w:sz="4" w:color="000000" w:space="0"/>
+            </w:tcBorders>
           </w:tcPr>
           <w:p>
             <w:pPr>
-              <w:spacing w:line="252" w:lineRule="auto" w:after="40"/>
+              <w:spacing w:line="240" w:lineRule="auto" w:after="40"/>
             </w:pPr>
             <w:r>
               <w:rPr>
-                <w:rFonts w:ascii="Times New Roman" w:hAnsi="Times New Roman"/>
-                <w:sz w:val="18"/>
+                <w:rFonts w:ascii="Arial" w:hAnsi="Arial" w:eastAsia="Arial"/>
+                <w:b w:val="0"/>
+                <w:i w:val="0"/>
+                <w:color w:val="000000"/>
+                <w:sz w:val="14"/>
               </w:rPr>
             </w:r>
             <w:r>
               <w:rPr>
-                <w:rFonts w:ascii="Times New Roman" w:hAnsi="Times New Roman"/>
-                <w:sz w:val="18"/>
+                <w:rFonts w:ascii="Arial" w:hAnsi="Arial" w:eastAsia="Arial"/>
+                <w:b w:val="0"/>
+                <w:i w:val="0"/>
+                <w:color w:val="000000"/>
+                <w:sz w:val="14"/>
               </w:rPr>
               <w:t>PRJNA765494</w:t>
             </w:r>
@@ -2033,22 +3093,36 @@
       <w:tr>
         <w:tc>
           <w:tcPr>
-            <w:tcW w:type="dxa" w:w="4680"/>
+            <w:tcW w:type="dxa" w:w="4521"/>
+            <w:tcBorders>
+              <w:top w:val="single" w:sz="4" w:color="000000" w:space="0"/>
+              <w:left w:val="single" w:sz="4" w:color="000000" w:space="0"/>
+              <w:bottom w:val="single" w:sz="4" w:color="000000" w:space="0"/>
+              <w:right w:val="single" w:sz="4" w:color="000000" w:space="0"/>
+              <w:insideH w:val="single" w:sz="4" w:color="000000" w:space="0"/>
+              <w:insideV w:val="single" w:sz="4" w:color="000000" w:space="0"/>
+            </w:tcBorders>
           </w:tcPr>
           <w:p>
             <w:pPr>
-              <w:spacing w:line="252" w:lineRule="auto" w:after="40"/>
+              <w:spacing w:line="240" w:lineRule="auto" w:after="40"/>
             </w:pPr>
             <w:r>
               <w:rPr>
-                <w:rFonts w:ascii="Times New Roman" w:hAnsi="Times New Roman"/>
-                <w:sz w:val="18"/>
+                <w:rFonts w:ascii="Arial" w:hAnsi="Arial" w:eastAsia="Arial"/>
+                <w:b w:val="0"/>
+                <w:i w:val="0"/>
+                <w:color w:val="000000"/>
+                <w:sz w:val="14"/>
               </w:rPr>
             </w:r>
             <w:r>
               <w:rPr>
-                <w:rFonts w:ascii="Times New Roman" w:hAnsi="Times New Roman"/>
-                <w:sz w:val="18"/>
+                <w:rFonts w:ascii="Arial" w:hAnsi="Arial" w:eastAsia="Arial"/>
+                <w:b w:val="0"/>
+                <w:i w:val="0"/>
+                <w:color w:val="000000"/>
+                <w:sz w:val="14"/>
               </w:rPr>
               <w:t>Genotype / developmental stage</w:t>
             </w:r>
@@ -2056,22 +3130,36 @@
         </w:tc>
         <w:tc>
           <w:tcPr>
-            <w:tcW w:type="dxa" w:w="4680"/>
+            <w:tcW w:type="dxa" w:w="4521"/>
+            <w:tcBorders>
+              <w:top w:val="single" w:sz="4" w:color="000000" w:space="0"/>
+              <w:left w:val="single" w:sz="4" w:color="000000" w:space="0"/>
+              <w:bottom w:val="single" w:sz="4" w:color="000000" w:space="0"/>
+              <w:right w:val="single" w:sz="4" w:color="000000" w:space="0"/>
+              <w:insideH w:val="single" w:sz="4" w:color="000000" w:space="0"/>
+              <w:insideV w:val="single" w:sz="4" w:color="000000" w:space="0"/>
+            </w:tcBorders>
           </w:tcPr>
           <w:p>
             <w:pPr>
-              <w:spacing w:line="252" w:lineRule="auto" w:after="40"/>
+              <w:spacing w:line="240" w:lineRule="auto" w:after="40"/>
             </w:pPr>
             <w:r>
               <w:rPr>
-                <w:rFonts w:ascii="Times New Roman" w:hAnsi="Times New Roman"/>
-                <w:sz w:val="18"/>
+                <w:rFonts w:ascii="Arial" w:hAnsi="Arial" w:eastAsia="Arial"/>
+                <w:b w:val="0"/>
+                <w:i w:val="0"/>
+                <w:color w:val="000000"/>
+                <w:sz w:val="14"/>
               </w:rPr>
             </w:r>
             <w:r>
               <w:rPr>
-                <w:rFonts w:ascii="Times New Roman" w:hAnsi="Times New Roman"/>
-                <w:sz w:val="18"/>
+                <w:rFonts w:ascii="Arial" w:hAnsi="Arial" w:eastAsia="Arial"/>
+                <w:b w:val="0"/>
+                <w:i w:val="0"/>
+                <w:color w:val="000000"/>
+                <w:sz w:val="14"/>
               </w:rPr>
               <w:t>IC426787; 5 days post anthesis</w:t>
             </w:r>
@@ -2081,22 +3169,36 @@
       <w:tr>
         <w:tc>
           <w:tcPr>
-            <w:tcW w:type="dxa" w:w="4680"/>
+            <w:tcW w:type="dxa" w:w="4521"/>
+            <w:tcBorders>
+              <w:top w:val="single" w:sz="4" w:color="000000" w:space="0"/>
+              <w:left w:val="single" w:sz="4" w:color="000000" w:space="0"/>
+              <w:bottom w:val="single" w:sz="4" w:color="000000" w:space="0"/>
+              <w:right w:val="single" w:sz="4" w:color="000000" w:space="0"/>
+              <w:insideH w:val="single" w:sz="4" w:color="000000" w:space="0"/>
+              <w:insideV w:val="single" w:sz="4" w:color="000000" w:space="0"/>
+            </w:tcBorders>
           </w:tcPr>
           <w:p>
             <w:pPr>
-              <w:spacing w:line="252" w:lineRule="auto" w:after="40"/>
+              <w:spacing w:line="240" w:lineRule="auto" w:after="40"/>
             </w:pPr>
             <w:r>
               <w:rPr>
-                <w:rFonts w:ascii="Times New Roman" w:hAnsi="Times New Roman"/>
-                <w:sz w:val="18"/>
+                <w:rFonts w:ascii="Arial" w:hAnsi="Arial" w:eastAsia="Arial"/>
+                <w:b w:val="0"/>
+                <w:i w:val="0"/>
+                <w:color w:val="000000"/>
+                <w:sz w:val="14"/>
               </w:rPr>
             </w:r>
             <w:r>
               <w:rPr>
-                <w:rFonts w:ascii="Times New Roman" w:hAnsi="Times New Roman"/>
-                <w:sz w:val="18"/>
+                <w:rFonts w:ascii="Arial" w:hAnsi="Arial" w:eastAsia="Arial"/>
+                <w:b w:val="0"/>
+                <w:i w:val="0"/>
+                <w:color w:val="000000"/>
+                <w:sz w:val="14"/>
               </w:rPr>
               <w:t>Runs</w:t>
             </w:r>
@@ -2104,22 +3206,36 @@
         </w:tc>
         <w:tc>
           <w:tcPr>
-            <w:tcW w:type="dxa" w:w="4680"/>
+            <w:tcW w:type="dxa" w:w="4521"/>
+            <w:tcBorders>
+              <w:top w:val="single" w:sz="4" w:color="000000" w:space="0"/>
+              <w:left w:val="single" w:sz="4" w:color="000000" w:space="0"/>
+              <w:bottom w:val="single" w:sz="4" w:color="000000" w:space="0"/>
+              <w:right w:val="single" w:sz="4" w:color="000000" w:space="0"/>
+              <w:insideH w:val="single" w:sz="4" w:color="000000" w:space="0"/>
+              <w:insideV w:val="single" w:sz="4" w:color="000000" w:space="0"/>
+            </w:tcBorders>
           </w:tcPr>
           <w:p>
             <w:pPr>
-              <w:spacing w:line="252" w:lineRule="auto" w:after="40"/>
+              <w:spacing w:line="240" w:lineRule="auto" w:after="40"/>
             </w:pPr>
             <w:r>
               <w:rPr>
-                <w:rFonts w:ascii="Times New Roman" w:hAnsi="Times New Roman"/>
-                <w:sz w:val="18"/>
+                <w:rFonts w:ascii="Arial" w:hAnsi="Arial" w:eastAsia="Arial"/>
+                <w:b w:val="0"/>
+                <w:i w:val="0"/>
+                <w:color w:val="000000"/>
+                <w:sz w:val="14"/>
               </w:rPr>
             </w:r>
             <w:r>
               <w:rPr>
-                <w:rFonts w:ascii="Times New Roman" w:hAnsi="Times New Roman"/>
-                <w:sz w:val="18"/>
+                <w:rFonts w:ascii="Arial" w:hAnsi="Arial" w:eastAsia="Arial"/>
+                <w:b w:val="0"/>
+                <w:i w:val="0"/>
+                <w:color w:val="000000"/>
+                <w:sz w:val="14"/>
               </w:rPr>
               <w:t>SRR16122599, SRR16122608, SRR16122607</w:t>
             </w:r>
@@ -2129,22 +3245,36 @@
       <w:tr>
         <w:tc>
           <w:tcPr>
-            <w:tcW w:type="dxa" w:w="4680"/>
+            <w:tcW w:type="dxa" w:w="4521"/>
+            <w:tcBorders>
+              <w:top w:val="single" w:sz="4" w:color="000000" w:space="0"/>
+              <w:left w:val="single" w:sz="4" w:color="000000" w:space="0"/>
+              <w:bottom w:val="single" w:sz="4" w:color="000000" w:space="0"/>
+              <w:right w:val="single" w:sz="4" w:color="000000" w:space="0"/>
+              <w:insideH w:val="single" w:sz="4" w:color="000000" w:space="0"/>
+              <w:insideV w:val="single" w:sz="4" w:color="000000" w:space="0"/>
+            </w:tcBorders>
           </w:tcPr>
           <w:p>
             <w:pPr>
-              <w:spacing w:line="252" w:lineRule="auto" w:after="40"/>
+              <w:spacing w:line="240" w:lineRule="auto" w:after="40"/>
             </w:pPr>
             <w:r>
               <w:rPr>
-                <w:rFonts w:ascii="Times New Roman" w:hAnsi="Times New Roman"/>
-                <w:sz w:val="18"/>
+                <w:rFonts w:ascii="Arial" w:hAnsi="Arial" w:eastAsia="Arial"/>
+                <w:b w:val="0"/>
+                <w:i w:val="0"/>
+                <w:color w:val="000000"/>
+                <w:sz w:val="14"/>
               </w:rPr>
             </w:r>
             <w:r>
               <w:rPr>
-                <w:rFonts w:ascii="Times New Roman" w:hAnsi="Times New Roman"/>
-                <w:sz w:val="18"/>
+                <w:rFonts w:ascii="Arial" w:hAnsi="Arial" w:eastAsia="Arial"/>
+                <w:b w:val="0"/>
+                <w:i w:val="0"/>
+                <w:color w:val="000000"/>
+                <w:sz w:val="14"/>
               </w:rPr>
               <w:t>Assembly / cultivar</w:t>
             </w:r>
@@ -2152,22 +3282,36 @@
         </w:tc>
         <w:tc>
           <w:tcPr>
-            <w:tcW w:type="dxa" w:w="4680"/>
+            <w:tcW w:type="dxa" w:w="4521"/>
+            <w:tcBorders>
+              <w:top w:val="single" w:sz="4" w:color="000000" w:space="0"/>
+              <w:left w:val="single" w:sz="4" w:color="000000" w:space="0"/>
+              <w:bottom w:val="single" w:sz="4" w:color="000000" w:space="0"/>
+              <w:right w:val="single" w:sz="4" w:color="000000" w:space="0"/>
+              <w:insideH w:val="single" w:sz="4" w:color="000000" w:space="0"/>
+              <w:insideV w:val="single" w:sz="4" w:color="000000" w:space="0"/>
+            </w:tcBorders>
           </w:tcPr>
           <w:p>
             <w:pPr>
-              <w:spacing w:line="252" w:lineRule="auto" w:after="40"/>
+              <w:spacing w:line="240" w:lineRule="auto" w:after="40"/>
             </w:pPr>
             <w:r>
               <w:rPr>
-                <w:rFonts w:ascii="Times New Roman" w:hAnsi="Times New Roman"/>
-                <w:sz w:val="18"/>
+                <w:rFonts w:ascii="Arial" w:hAnsi="Arial" w:eastAsia="Arial"/>
+                <w:b w:val="0"/>
+                <w:i w:val="0"/>
+                <w:color w:val="000000"/>
+                <w:sz w:val="14"/>
               </w:rPr>
             </w:r>
             <w:r>
               <w:rPr>
-                <w:rFonts w:ascii="Times New Roman" w:hAnsi="Times New Roman"/>
-                <w:sz w:val="18"/>
+                <w:rFonts w:ascii="Arial" w:hAnsi="Arial" w:eastAsia="Arial"/>
+                <w:b w:val="0"/>
+                <w:i w:val="0"/>
+                <w:color w:val="000000"/>
+                <w:sz w:val="14"/>
               </w:rPr>
               <w:t>GCF_029865625.1 / Vumbellata_1.0 / VRB3</w:t>
             </w:r>
@@ -2177,22 +3321,36 @@
       <w:tr>
         <w:tc>
           <w:tcPr>
-            <w:tcW w:type="dxa" w:w="4680"/>
+            <w:tcW w:type="dxa" w:w="4521"/>
+            <w:tcBorders>
+              <w:top w:val="single" w:sz="4" w:color="000000" w:space="0"/>
+              <w:left w:val="single" w:sz="4" w:color="000000" w:space="0"/>
+              <w:bottom w:val="single" w:sz="4" w:color="000000" w:space="0"/>
+              <w:right w:val="single" w:sz="4" w:color="000000" w:space="0"/>
+              <w:insideH w:val="single" w:sz="4" w:color="000000" w:space="0"/>
+              <w:insideV w:val="single" w:sz="4" w:color="000000" w:space="0"/>
+            </w:tcBorders>
           </w:tcPr>
           <w:p>
             <w:pPr>
-              <w:spacing w:line="252" w:lineRule="auto" w:after="40"/>
+              <w:spacing w:line="240" w:lineRule="auto" w:after="40"/>
             </w:pPr>
             <w:r>
               <w:rPr>
-                <w:rFonts w:ascii="Times New Roman" w:hAnsi="Times New Roman"/>
-                <w:sz w:val="18"/>
+                <w:rFonts w:ascii="Arial" w:hAnsi="Arial" w:eastAsia="Arial"/>
+                <w:b w:val="0"/>
+                <w:i w:val="0"/>
+                <w:color w:val="000000"/>
+                <w:sz w:val="14"/>
               </w:rPr>
             </w:r>
             <w:r>
               <w:rPr>
-                <w:rFonts w:ascii="Times New Roman" w:hAnsi="Times New Roman"/>
-                <w:sz w:val="18"/>
+                <w:rFonts w:ascii="Arial" w:hAnsi="Arial" w:eastAsia="Arial"/>
+                <w:b w:val="0"/>
+                <w:i w:val="0"/>
+                <w:color w:val="000000"/>
+                <w:sz w:val="14"/>
               </w:rPr>
               <w:t>Annotation release</w:t>
             </w:r>
@@ -2200,22 +3358,36 @@
         </w:tc>
         <w:tc>
           <w:tcPr>
-            <w:tcW w:type="dxa" w:w="4680"/>
+            <w:tcW w:type="dxa" w:w="4521"/>
+            <w:tcBorders>
+              <w:top w:val="single" w:sz="4" w:color="000000" w:space="0"/>
+              <w:left w:val="single" w:sz="4" w:color="000000" w:space="0"/>
+              <w:bottom w:val="single" w:sz="4" w:color="000000" w:space="0"/>
+              <w:right w:val="single" w:sz="4" w:color="000000" w:space="0"/>
+              <w:insideH w:val="single" w:sz="4" w:color="000000" w:space="0"/>
+              <w:insideV w:val="single" w:sz="4" w:color="000000" w:space="0"/>
+            </w:tcBorders>
           </w:tcPr>
           <w:p>
             <w:pPr>
-              <w:spacing w:line="252" w:lineRule="auto" w:after="40"/>
+              <w:spacing w:line="240" w:lineRule="auto" w:after="40"/>
             </w:pPr>
             <w:r>
               <w:rPr>
-                <w:rFonts w:ascii="Times New Roman" w:hAnsi="Times New Roman"/>
-                <w:sz w:val="18"/>
+                <w:rFonts w:ascii="Arial" w:hAnsi="Arial" w:eastAsia="Arial"/>
+                <w:b w:val="0"/>
+                <w:i w:val="0"/>
+                <w:color w:val="000000"/>
+                <w:sz w:val="14"/>
               </w:rPr>
             </w:r>
             <w:r>
               <w:rPr>
-                <w:rFonts w:ascii="Times New Roman" w:hAnsi="Times New Roman"/>
-                <w:sz w:val="18"/>
+                <w:rFonts w:ascii="Arial" w:hAnsi="Arial" w:eastAsia="Arial"/>
+                <w:b w:val="0"/>
+                <w:i w:val="0"/>
+                <w:color w:val="000000"/>
+                <w:sz w:val="14"/>
               </w:rPr>
               <w:t>GCF_029865625.1-RS_2026_09</w:t>
             </w:r>
@@ -2225,22 +3397,36 @@
       <w:tr>
         <w:tc>
           <w:tcPr>
-            <w:tcW w:type="dxa" w:w="4680"/>
+            <w:tcW w:type="dxa" w:w="4521"/>
+            <w:tcBorders>
+              <w:top w:val="single" w:sz="4" w:color="000000" w:space="0"/>
+              <w:left w:val="single" w:sz="4" w:color="000000" w:space="0"/>
+              <w:bottom w:val="single" w:sz="4" w:color="000000" w:space="0"/>
+              <w:right w:val="single" w:sz="4" w:color="000000" w:space="0"/>
+              <w:insideH w:val="single" w:sz="4" w:color="000000" w:space="0"/>
+              <w:insideV w:val="single" w:sz="4" w:color="000000" w:space="0"/>
+            </w:tcBorders>
           </w:tcPr>
           <w:p>
             <w:pPr>
-              <w:spacing w:line="252" w:lineRule="auto" w:after="40"/>
+              <w:spacing w:line="240" w:lineRule="auto" w:after="40"/>
             </w:pPr>
             <w:r>
               <w:rPr>
-                <w:rFonts w:ascii="Times New Roman" w:hAnsi="Times New Roman"/>
-                <w:sz w:val="18"/>
+                <w:rFonts w:ascii="Arial" w:hAnsi="Arial" w:eastAsia="Arial"/>
+                <w:b w:val="0"/>
+                <w:i w:val="0"/>
+                <w:color w:val="000000"/>
+                <w:sz w:val="14"/>
               </w:rPr>
             </w:r>
             <w:r>
               <w:rPr>
-                <w:rFonts w:ascii="Times New Roman" w:hAnsi="Times New Roman"/>
-                <w:sz w:val="18"/>
+                <w:rFonts w:ascii="Arial" w:hAnsi="Arial" w:eastAsia="Arial"/>
+                <w:b w:val="0"/>
+                <w:i w:val="0"/>
+                <w:color w:val="000000"/>
+                <w:sz w:val="14"/>
               </w:rPr>
               <w:t>Quantifier</w:t>
             </w:r>
@@ -2248,22 +3434,36 @@
         </w:tc>
         <w:tc>
           <w:tcPr>
-            <w:tcW w:type="dxa" w:w="4680"/>
+            <w:tcW w:type="dxa" w:w="4521"/>
+            <w:tcBorders>
+              <w:top w:val="single" w:sz="4" w:color="000000" w:space="0"/>
+              <w:left w:val="single" w:sz="4" w:color="000000" w:space="0"/>
+              <w:bottom w:val="single" w:sz="4" w:color="000000" w:space="0"/>
+              <w:right w:val="single" w:sz="4" w:color="000000" w:space="0"/>
+              <w:insideH w:val="single" w:sz="4" w:color="000000" w:space="0"/>
+              <w:insideV w:val="single" w:sz="4" w:color="000000" w:space="0"/>
+            </w:tcBorders>
           </w:tcPr>
           <w:p>
             <w:pPr>
-              <w:spacing w:line="252" w:lineRule="auto" w:after="40"/>
+              <w:spacing w:line="240" w:lineRule="auto" w:after="40"/>
             </w:pPr>
             <w:r>
               <w:rPr>
-                <w:rFonts w:ascii="Times New Roman" w:hAnsi="Times New Roman"/>
-                <w:sz w:val="18"/>
+                <w:rFonts w:ascii="Arial" w:hAnsi="Arial" w:eastAsia="Arial"/>
+                <w:b w:val="0"/>
+                <w:i w:val="0"/>
+                <w:color w:val="000000"/>
+                <w:sz w:val="14"/>
               </w:rPr>
             </w:r>
             <w:r>
               <w:rPr>
-                <w:rFonts w:ascii="Times New Roman" w:hAnsi="Times New Roman"/>
-                <w:sz w:val="18"/>
+                <w:rFonts w:ascii="Arial" w:hAnsi="Arial" w:eastAsia="Arial"/>
+                <w:b w:val="0"/>
+                <w:i w:val="0"/>
+                <w:color w:val="000000"/>
+                <w:sz w:val="14"/>
               </w:rPr>
               <w:t>Salmon 2.8.0; selective alignment; k-mer length 31</w:t>
             </w:r>
@@ -2273,22 +3473,36 @@
       <w:tr>
         <w:tc>
           <w:tcPr>
-            <w:tcW w:type="dxa" w:w="4680"/>
+            <w:tcW w:type="dxa" w:w="4521"/>
+            <w:tcBorders>
+              <w:top w:val="single" w:sz="4" w:color="000000" w:space="0"/>
+              <w:left w:val="single" w:sz="4" w:color="000000" w:space="0"/>
+              <w:bottom w:val="single" w:sz="4" w:color="000000" w:space="0"/>
+              <w:right w:val="single" w:sz="4" w:color="000000" w:space="0"/>
+              <w:insideH w:val="single" w:sz="4" w:color="000000" w:space="0"/>
+              <w:insideV w:val="single" w:sz="4" w:color="000000" w:space="0"/>
+            </w:tcBorders>
           </w:tcPr>
           <w:p>
             <w:pPr>
-              <w:spacing w:line="252" w:lineRule="auto" w:after="40"/>
+              <w:spacing w:line="240" w:lineRule="auto" w:after="40"/>
             </w:pPr>
             <w:r>
               <w:rPr>
-                <w:rFonts w:ascii="Times New Roman" w:hAnsi="Times New Roman"/>
-                <w:sz w:val="18"/>
+                <w:rFonts w:ascii="Arial" w:hAnsi="Arial" w:eastAsia="Arial"/>
+                <w:b w:val="0"/>
+                <w:i w:val="0"/>
+                <w:color w:val="000000"/>
+                <w:sz w:val="14"/>
               </w:rPr>
             </w:r>
             <w:r>
               <w:rPr>
-                <w:rFonts w:ascii="Times New Roman" w:hAnsi="Times New Roman"/>
-                <w:sz w:val="18"/>
+                <w:rFonts w:ascii="Arial" w:hAnsi="Arial" w:eastAsia="Arial"/>
+                <w:b w:val="0"/>
+                <w:i w:val="0"/>
+                <w:color w:val="000000"/>
+                <w:sz w:val="14"/>
               </w:rPr>
               <w:t>Reference transcript count</w:t>
             </w:r>
@@ -2296,22 +3510,36 @@
         </w:tc>
         <w:tc>
           <w:tcPr>
-            <w:tcW w:type="dxa" w:w="4680"/>
+            <w:tcW w:type="dxa" w:w="4521"/>
+            <w:tcBorders>
+              <w:top w:val="single" w:sz="4" w:color="000000" w:space="0"/>
+              <w:left w:val="single" w:sz="4" w:color="000000" w:space="0"/>
+              <w:bottom w:val="single" w:sz="4" w:color="000000" w:space="0"/>
+              <w:right w:val="single" w:sz="4" w:color="000000" w:space="0"/>
+              <w:insideH w:val="single" w:sz="4" w:color="000000" w:space="0"/>
+              <w:insideV w:val="single" w:sz="4" w:color="000000" w:space="0"/>
+            </w:tcBorders>
           </w:tcPr>
           <w:p>
             <w:pPr>
-              <w:spacing w:line="252" w:lineRule="auto" w:after="40"/>
+              <w:spacing w:line="240" w:lineRule="auto" w:after="40"/>
             </w:pPr>
             <w:r>
               <w:rPr>
-                <w:rFonts w:ascii="Times New Roman" w:hAnsi="Times New Roman"/>
-                <w:sz w:val="18"/>
+                <w:rFonts w:ascii="Arial" w:hAnsi="Arial" w:eastAsia="Arial"/>
+                <w:b w:val="0"/>
+                <w:i w:val="0"/>
+                <w:color w:val="000000"/>
+                <w:sz w:val="14"/>
               </w:rPr>
             </w:r>
             <w:r>
               <w:rPr>
-                <w:rFonts w:ascii="Times New Roman" w:hAnsi="Times New Roman"/>
-                <w:sz w:val="18"/>
+                <w:rFonts w:ascii="Arial" w:hAnsi="Arial" w:eastAsia="Arial"/>
+                <w:b w:val="0"/>
+                <w:i w:val="0"/>
+                <w:color w:val="000000"/>
+                <w:sz w:val="14"/>
               </w:rPr>
               <w:t>54,178; RefSeq RNA FASTA SHA-256 in public-expression-manifest.json</w:t>
             </w:r>
@@ -2321,22 +3549,36 @@
       <w:tr>
         <w:tc>
           <w:tcPr>
-            <w:tcW w:type="dxa" w:w="4680"/>
+            <w:tcW w:type="dxa" w:w="4521"/>
+            <w:tcBorders>
+              <w:top w:val="single" w:sz="4" w:color="000000" w:space="0"/>
+              <w:left w:val="single" w:sz="4" w:color="000000" w:space="0"/>
+              <w:bottom w:val="single" w:sz="4" w:color="000000" w:space="0"/>
+              <w:right w:val="single" w:sz="4" w:color="000000" w:space="0"/>
+              <w:insideH w:val="single" w:sz="4" w:color="000000" w:space="0"/>
+              <w:insideV w:val="single" w:sz="4" w:color="000000" w:space="0"/>
+            </w:tcBorders>
           </w:tcPr>
           <w:p>
             <w:pPr>
-              <w:spacing w:line="252" w:lineRule="auto" w:after="40"/>
+              <w:spacing w:line="240" w:lineRule="auto" w:after="40"/>
             </w:pPr>
             <w:r>
               <w:rPr>
-                <w:rFonts w:ascii="Times New Roman" w:hAnsi="Times New Roman"/>
-                <w:sz w:val="18"/>
+                <w:rFonts w:ascii="Arial" w:hAnsi="Arial" w:eastAsia="Arial"/>
+                <w:b w:val="0"/>
+                <w:i w:val="0"/>
+                <w:color w:val="000000"/>
+                <w:sz w:val="14"/>
               </w:rPr>
             </w:r>
             <w:r>
               <w:rPr>
-                <w:rFonts w:ascii="Times New Roman" w:hAnsi="Times New Roman"/>
-                <w:sz w:val="18"/>
+                <w:rFonts w:ascii="Arial" w:hAnsi="Arial" w:eastAsia="Arial"/>
+                <w:b w:val="0"/>
+                <w:i w:val="0"/>
+                <w:color w:val="000000"/>
+                <w:sz w:val="14"/>
               </w:rPr>
               <w:t>Gene-map rows / matrix rows</w:t>
             </w:r>
@@ -2344,22 +3586,36 @@
         </w:tc>
         <w:tc>
           <w:tcPr>
-            <w:tcW w:type="dxa" w:w="4680"/>
+            <w:tcW w:type="dxa" w:w="4521"/>
+            <w:tcBorders>
+              <w:top w:val="single" w:sz="4" w:color="000000" w:space="0"/>
+              <w:left w:val="single" w:sz="4" w:color="000000" w:space="0"/>
+              <w:bottom w:val="single" w:sz="4" w:color="000000" w:space="0"/>
+              <w:right w:val="single" w:sz="4" w:color="000000" w:space="0"/>
+              <w:insideH w:val="single" w:sz="4" w:color="000000" w:space="0"/>
+              <w:insideV w:val="single" w:sz="4" w:color="000000" w:space="0"/>
+            </w:tcBorders>
           </w:tcPr>
           <w:p>
             <w:pPr>
-              <w:spacing w:line="252" w:lineRule="auto" w:after="40"/>
+              <w:spacing w:line="240" w:lineRule="auto" w:after="40"/>
             </w:pPr>
             <w:r>
               <w:rPr>
-                <w:rFonts w:ascii="Times New Roman" w:hAnsi="Times New Roman"/>
-                <w:sz w:val="18"/>
+                <w:rFonts w:ascii="Arial" w:hAnsi="Arial" w:eastAsia="Arial"/>
+                <w:b w:val="0"/>
+                <w:i w:val="0"/>
+                <w:color w:val="000000"/>
+                <w:sz w:val="14"/>
               </w:rPr>
             </w:r>
             <w:r>
               <w:rPr>
-                <w:rFonts w:ascii="Times New Roman" w:hAnsi="Times New Roman"/>
-                <w:sz w:val="18"/>
+                <w:rFonts w:ascii="Arial" w:hAnsi="Arial" w:eastAsia="Arial"/>
+                <w:b w:val="0"/>
+                <w:i w:val="0"/>
+                <w:color w:val="000000"/>
+                <w:sz w:val="14"/>
               </w:rPr>
               <w:t>36,754 map entries / 34,914 quantified gene rows</w:t>
             </w:r>
@@ -2369,22 +3625,36 @@
       <w:tr>
         <w:tc>
           <w:tcPr>
-            <w:tcW w:type="dxa" w:w="4680"/>
+            <w:tcW w:type="dxa" w:w="4521"/>
+            <w:tcBorders>
+              <w:top w:val="single" w:sz="4" w:color="000000" w:space="0"/>
+              <w:left w:val="single" w:sz="4" w:color="000000" w:space="0"/>
+              <w:bottom w:val="single" w:sz="4" w:color="000000" w:space="0"/>
+              <w:right w:val="single" w:sz="4" w:color="000000" w:space="0"/>
+              <w:insideH w:val="single" w:sz="4" w:color="000000" w:space="0"/>
+              <w:insideV w:val="single" w:sz="4" w:color="000000" w:space="0"/>
+            </w:tcBorders>
           </w:tcPr>
           <w:p>
             <w:pPr>
-              <w:spacing w:line="252" w:lineRule="auto" w:after="40"/>
+              <w:spacing w:line="240" w:lineRule="auto" w:after="40"/>
             </w:pPr>
             <w:r>
               <w:rPr>
-                <w:rFonts w:ascii="Times New Roman" w:hAnsi="Times New Roman"/>
-                <w:sz w:val="18"/>
+                <w:rFonts w:ascii="Arial" w:hAnsi="Arial" w:eastAsia="Arial"/>
+                <w:b w:val="0"/>
+                <w:i w:val="0"/>
+                <w:color w:val="000000"/>
+                <w:sz w:val="14"/>
               </w:rPr>
             </w:r>
             <w:r>
               <w:rPr>
-                <w:rFonts w:ascii="Times New Roman" w:hAnsi="Times New Roman"/>
-                <w:sz w:val="18"/>
+                <w:rFonts w:ascii="Arial" w:hAnsi="Arial" w:eastAsia="Arial"/>
+                <w:b w:val="0"/>
+                <w:i w:val="0"/>
+                <w:color w:val="000000"/>
+                <w:sz w:val="14"/>
               </w:rPr>
               <w:t>Exact annotation ID matches</w:t>
             </w:r>
@@ -2392,22 +3662,36 @@
         </w:tc>
         <w:tc>
           <w:tcPr>
-            <w:tcW w:type="dxa" w:w="4680"/>
+            <w:tcW w:type="dxa" w:w="4521"/>
+            <w:tcBorders>
+              <w:top w:val="single" w:sz="4" w:color="000000" w:space="0"/>
+              <w:left w:val="single" w:sz="4" w:color="000000" w:space="0"/>
+              <w:bottom w:val="single" w:sz="4" w:color="000000" w:space="0"/>
+              <w:right w:val="single" w:sz="4" w:color="000000" w:space="0"/>
+              <w:insideH w:val="single" w:sz="4" w:color="000000" w:space="0"/>
+              <w:insideV w:val="single" w:sz="4" w:color="000000" w:space="0"/>
+            </w:tcBorders>
           </w:tcPr>
           <w:p>
             <w:pPr>
-              <w:spacing w:line="252" w:lineRule="auto" w:after="40"/>
+              <w:spacing w:line="240" w:lineRule="auto" w:after="40"/>
             </w:pPr>
             <w:r>
               <w:rPr>
-                <w:rFonts w:ascii="Times New Roman" w:hAnsi="Times New Roman"/>
-                <w:sz w:val="18"/>
+                <w:rFonts w:ascii="Arial" w:hAnsi="Arial" w:eastAsia="Arial"/>
+                <w:b w:val="0"/>
+                <w:i w:val="0"/>
+                <w:color w:val="000000"/>
+                <w:sz w:val="14"/>
               </w:rPr>
             </w:r>
             <w:r>
               <w:rPr>
-                <w:rFonts w:ascii="Times New Roman" w:hAnsi="Times New Roman"/>
-                <w:sz w:val="18"/>
+                <w:rFonts w:ascii="Arial" w:hAnsi="Arial" w:eastAsia="Arial"/>
+                <w:b w:val="0"/>
+                <w:i w:val="0"/>
+                <w:color w:val="000000"/>
+                <w:sz w:val="14"/>
               </w:rPr>
               <w:t>34,914 of 34,914 matrix IDs; 0 unmatched</w:t>
             </w:r>
@@ -2417,22 +3701,36 @@
       <w:tr>
         <w:tc>
           <w:tcPr>
-            <w:tcW w:type="dxa" w:w="4680"/>
+            <w:tcW w:type="dxa" w:w="4521"/>
+            <w:tcBorders>
+              <w:top w:val="single" w:sz="4" w:color="000000" w:space="0"/>
+              <w:left w:val="single" w:sz="4" w:color="000000" w:space="0"/>
+              <w:bottom w:val="single" w:sz="4" w:color="000000" w:space="0"/>
+              <w:right w:val="single" w:sz="4" w:color="000000" w:space="0"/>
+              <w:insideH w:val="single" w:sz="4" w:color="000000" w:space="0"/>
+              <w:insideV w:val="single" w:sz="4" w:color="000000" w:space="0"/>
+            </w:tcBorders>
           </w:tcPr>
           <w:p>
             <w:pPr>
-              <w:spacing w:line="252" w:lineRule="auto" w:after="40"/>
+              <w:spacing w:line="240" w:lineRule="auto" w:after="40"/>
             </w:pPr>
             <w:r>
               <w:rPr>
-                <w:rFonts w:ascii="Times New Roman" w:hAnsi="Times New Roman"/>
-                <w:sz w:val="18"/>
+                <w:rFonts w:ascii="Arial" w:hAnsi="Arial" w:eastAsia="Arial"/>
+                <w:b w:val="0"/>
+                <w:i w:val="0"/>
+                <w:color w:val="000000"/>
+                <w:sz w:val="14"/>
               </w:rPr>
             </w:r>
             <w:r>
               <w:rPr>
-                <w:rFonts w:ascii="Times New Roman" w:hAnsi="Times New Roman"/>
-                <w:sz w:val="18"/>
+                <w:rFonts w:ascii="Arial" w:hAnsi="Arial" w:eastAsia="Arial"/>
+                <w:b w:val="0"/>
+                <w:i w:val="0"/>
+                <w:color w:val="000000"/>
+                <w:sz w:val="14"/>
               </w:rPr>
               <w:t>Missing / invalid cells</w:t>
             </w:r>
@@ -2440,22 +3738,36 @@
         </w:tc>
         <w:tc>
           <w:tcPr>
-            <w:tcW w:type="dxa" w:w="4680"/>
+            <w:tcW w:type="dxa" w:w="4521"/>
+            <w:tcBorders>
+              <w:top w:val="single" w:sz="4" w:color="000000" w:space="0"/>
+              <w:left w:val="single" w:sz="4" w:color="000000" w:space="0"/>
+              <w:bottom w:val="single" w:sz="4" w:color="000000" w:space="0"/>
+              <w:right w:val="single" w:sz="4" w:color="000000" w:space="0"/>
+              <w:insideH w:val="single" w:sz="4" w:color="000000" w:space="0"/>
+              <w:insideV w:val="single" w:sz="4" w:color="000000" w:space="0"/>
+            </w:tcBorders>
           </w:tcPr>
           <w:p>
             <w:pPr>
-              <w:spacing w:line="252" w:lineRule="auto" w:after="40"/>
+              <w:spacing w:line="240" w:lineRule="auto" w:after="40"/>
             </w:pPr>
             <w:r>
               <w:rPr>
-                <w:rFonts w:ascii="Times New Roman" w:hAnsi="Times New Roman"/>
-                <w:sz w:val="18"/>
+                <w:rFonts w:ascii="Arial" w:hAnsi="Arial" w:eastAsia="Arial"/>
+                <w:b w:val="0"/>
+                <w:i w:val="0"/>
+                <w:color w:val="000000"/>
+                <w:sz w:val="14"/>
               </w:rPr>
             </w:r>
             <w:r>
               <w:rPr>
-                <w:rFonts w:ascii="Times New Roman" w:hAnsi="Times New Roman"/>
-                <w:sz w:val="18"/>
+                <w:rFonts w:ascii="Arial" w:hAnsi="Arial" w:eastAsia="Arial"/>
+                <w:b w:val="0"/>
+                <w:i w:val="0"/>
+                <w:color w:val="000000"/>
+                <w:sz w:val="14"/>
               </w:rPr>
               <w:t>0 / 0</w:t>
             </w:r>
@@ -2465,22 +3777,36 @@
       <w:tr>
         <w:tc>
           <w:tcPr>
-            <w:tcW w:type="dxa" w:w="4680"/>
+            <w:tcW w:type="dxa" w:w="4521"/>
+            <w:tcBorders>
+              <w:top w:val="single" w:sz="4" w:color="000000" w:space="0"/>
+              <w:left w:val="single" w:sz="4" w:color="000000" w:space="0"/>
+              <w:bottom w:val="single" w:sz="4" w:color="000000" w:space="0"/>
+              <w:right w:val="single" w:sz="4" w:color="000000" w:space="0"/>
+              <w:insideH w:val="single" w:sz="4" w:color="000000" w:space="0"/>
+              <w:insideV w:val="single" w:sz="4" w:color="000000" w:space="0"/>
+            </w:tcBorders>
           </w:tcPr>
           <w:p>
             <w:pPr>
-              <w:spacing w:line="252" w:lineRule="auto" w:after="40"/>
+              <w:spacing w:line="240" w:lineRule="auto" w:after="40"/>
             </w:pPr>
             <w:r>
               <w:rPr>
-                <w:rFonts w:ascii="Times New Roman" w:hAnsi="Times New Roman"/>
-                <w:sz w:val="18"/>
+                <w:rFonts w:ascii="Arial" w:hAnsi="Arial" w:eastAsia="Arial"/>
+                <w:b w:val="0"/>
+                <w:i w:val="0"/>
+                <w:color w:val="000000"/>
+                <w:sz w:val="14"/>
               </w:rPr>
             </w:r>
             <w:r>
               <w:rPr>
-                <w:rFonts w:ascii="Times New Roman" w:hAnsi="Times New Roman"/>
-                <w:sz w:val="18"/>
+                <w:rFonts w:ascii="Arial" w:hAnsi="Arial" w:eastAsia="Arial"/>
+                <w:b w:val="0"/>
+                <w:i w:val="0"/>
+                <w:color w:val="000000"/>
+                <w:sz w:val="14"/>
               </w:rPr>
               <w:t>TPM column sums</w:t>
             </w:r>
@@ -2488,22 +3814,36 @@
         </w:tc>
         <w:tc>
           <w:tcPr>
-            <w:tcW w:type="dxa" w:w="4680"/>
+            <w:tcW w:type="dxa" w:w="4521"/>
+            <w:tcBorders>
+              <w:top w:val="single" w:sz="4" w:color="000000" w:space="0"/>
+              <w:left w:val="single" w:sz="4" w:color="000000" w:space="0"/>
+              <w:bottom w:val="single" w:sz="4" w:color="000000" w:space="0"/>
+              <w:right w:val="single" w:sz="4" w:color="000000" w:space="0"/>
+              <w:insideH w:val="single" w:sz="4" w:color="000000" w:space="0"/>
+              <w:insideV w:val="single" w:sz="4" w:color="000000" w:space="0"/>
+            </w:tcBorders>
           </w:tcPr>
           <w:p>
             <w:pPr>
-              <w:spacing w:line="252" w:lineRule="auto" w:after="40"/>
+              <w:spacing w:line="240" w:lineRule="auto" w:after="40"/>
             </w:pPr>
             <w:r>
               <w:rPr>
-                <w:rFonts w:ascii="Times New Roman" w:hAnsi="Times New Roman"/>
-                <w:sz w:val="18"/>
+                <w:rFonts w:ascii="Arial" w:hAnsi="Arial" w:eastAsia="Arial"/>
+                <w:b w:val="0"/>
+                <w:i w:val="0"/>
+                <w:color w:val="000000"/>
+                <w:sz w:val="14"/>
               </w:rPr>
             </w:r>
             <w:r>
               <w:rPr>
-                <w:rFonts w:ascii="Times New Roman" w:hAnsi="Times New Roman"/>
-                <w:sz w:val="18"/>
+                <w:rFonts w:ascii="Arial" w:hAnsi="Arial" w:eastAsia="Arial"/>
+                <w:b w:val="0"/>
+                <w:i w:val="0"/>
+                <w:color w:val="000000"/>
+                <w:sz w:val="14"/>
               </w:rPr>
               <w:t>1,000,000.000034; 999,999.999897; 999,999.999951</w:t>
             </w:r>
@@ -2513,22 +3853,36 @@
       <w:tr>
         <w:tc>
           <w:tcPr>
-            <w:tcW w:type="dxa" w:w="4680"/>
+            <w:tcW w:type="dxa" w:w="4521"/>
+            <w:tcBorders>
+              <w:top w:val="single" w:sz="4" w:color="000000" w:space="0"/>
+              <w:left w:val="single" w:sz="4" w:color="000000" w:space="0"/>
+              <w:bottom w:val="single" w:sz="4" w:color="000000" w:space="0"/>
+              <w:right w:val="single" w:sz="4" w:color="000000" w:space="0"/>
+              <w:insideH w:val="single" w:sz="4" w:color="000000" w:space="0"/>
+              <w:insideV w:val="single" w:sz="4" w:color="000000" w:space="0"/>
+            </w:tcBorders>
           </w:tcPr>
           <w:p>
             <w:pPr>
-              <w:spacing w:line="252" w:lineRule="auto" w:after="40"/>
+              <w:spacing w:line="240" w:lineRule="auto" w:after="40"/>
             </w:pPr>
             <w:r>
               <w:rPr>
-                <w:rFonts w:ascii="Times New Roman" w:hAnsi="Times New Roman"/>
-                <w:sz w:val="18"/>
+                <w:rFonts w:ascii="Arial" w:hAnsi="Arial" w:eastAsia="Arial"/>
+                <w:b w:val="0"/>
+                <w:i w:val="0"/>
+                <w:color w:val="000000"/>
+                <w:sz w:val="14"/>
               </w:rPr>
             </w:r>
             <w:r>
               <w:rPr>
-                <w:rFonts w:ascii="Times New Roman" w:hAnsi="Times New Roman"/>
-                <w:sz w:val="18"/>
+                <w:rFonts w:ascii="Arial" w:hAnsi="Arial" w:eastAsia="Arial"/>
+                <w:b w:val="0"/>
+                <w:i w:val="0"/>
+                <w:color w:val="000000"/>
+                <w:sz w:val="14"/>
               </w:rPr>
               <w:t>Interpretive limit</w:t>
             </w:r>
@@ -2536,22 +3890,36 @@
         </w:tc>
         <w:tc>
           <w:tcPr>
-            <w:tcW w:type="dxa" w:w="4680"/>
+            <w:tcW w:type="dxa" w:w="4521"/>
+            <w:tcBorders>
+              <w:top w:val="single" w:sz="4" w:color="000000" w:space="0"/>
+              <w:left w:val="single" w:sz="4" w:color="000000" w:space="0"/>
+              <w:bottom w:val="single" w:sz="4" w:color="000000" w:space="0"/>
+              <w:right w:val="single" w:sz="4" w:color="000000" w:space="0"/>
+              <w:insideH w:val="single" w:sz="4" w:color="000000" w:space="0"/>
+              <w:insideV w:val="single" w:sz="4" w:color="000000" w:space="0"/>
+            </w:tcBorders>
           </w:tcPr>
           <w:p>
             <w:pPr>
-              <w:spacing w:line="252" w:lineRule="auto" w:after="40"/>
+              <w:spacing w:line="240" w:lineRule="auto" w:after="40"/>
             </w:pPr>
             <w:r>
               <w:rPr>
-                <w:rFonts w:ascii="Times New Roman" w:hAnsi="Times New Roman"/>
-                <w:sz w:val="18"/>
+                <w:rFonts w:ascii="Arial" w:hAnsi="Arial" w:eastAsia="Arial"/>
+                <w:b w:val="0"/>
+                <w:i w:val="0"/>
+                <w:color w:val="000000"/>
+                <w:sz w:val="14"/>
               </w:rPr>
             </w:r>
             <w:r>
               <w:rPr>
-                <w:rFonts w:ascii="Times New Roman" w:hAnsi="Times New Roman"/>
-                <w:sz w:val="18"/>
+                <w:rFonts w:ascii="Arial" w:hAnsi="Arial" w:eastAsia="Arial"/>
+                <w:b w:val="0"/>
+                <w:i w:val="0"/>
+                <w:color w:val="000000"/>
+                <w:sz w:val="14"/>
               </w:rPr>
               <w:t>Genotype differs from reference cultivar; import and identifier compatibility only; no differential-expression inference</w:t>
             </w:r>
@@ -2564,6 +3932,13 @@
         <w:pStyle w:val="Heading1"/>
       </w:pPr>
       <w:r>
+        <w:rPr>
+          <w:rFonts w:ascii="Arial" w:hAnsi="Arial"/>
+          <w:b w:val="0"/>
+          <w:i w:val="0"/>
+          <w:color w:val="000000"/>
+          <w:sz w:val="14"/>
+        </w:rPr>
         <w:t>Table S4. Additional module validation panels</w:t>
       </w:r>
     </w:p>
@@ -2571,13 +3946,15 @@
       <w:tblPr>
         <w:tblStyle w:val="TableGrid"/>
         <w:tblW w:type="auto" w:w="0"/>
+        <w:tblLayout w:type="fixed"/>
         <w:tblLook w:firstColumn="1" w:firstRow="1" w:lastColumn="0" w:lastRow="0" w:noHBand="0" w:noVBand="1" w:val="04A0"/>
+        <w:tblInd w:w="114" w:type="dxa"/>
       </w:tblPr>
       <w:tblGrid>
-        <w:gridCol w:w="2340"/>
-        <w:gridCol w:w="2340"/>
-        <w:gridCol w:w="2340"/>
-        <w:gridCol w:w="2340"/>
+        <w:gridCol w:w="2261"/>
+        <w:gridCol w:w="2261"/>
+        <w:gridCol w:w="2261"/>
+        <w:gridCol w:w="2261"/>
       </w:tblGrid>
       <w:tr>
         <w:trPr>
@@ -2585,25 +3962,37 @@
         </w:trPr>
         <w:tc>
           <w:tcPr>
-            <w:tcW w:type="dxa" w:w="2340"/>
+            <w:tcW w:type="dxa" w:w="2261"/>
             <w:shd w:fill="D9E2F3"/>
+            <w:tcBorders>
+              <w:top w:val="single" w:sz="4" w:color="000000" w:space="0"/>
+              <w:left w:val="single" w:sz="4" w:color="000000" w:space="0"/>
+              <w:bottom w:val="single" w:sz="4" w:color="000000" w:space="0"/>
+              <w:right w:val="single" w:sz="4" w:color="000000" w:space="0"/>
+              <w:insideH w:val="single" w:sz="4" w:color="000000" w:space="0"/>
+              <w:insideV w:val="single" w:sz="4" w:color="000000" w:space="0"/>
+            </w:tcBorders>
           </w:tcPr>
           <w:p>
             <w:pPr>
-              <w:spacing w:line="252" w:lineRule="auto" w:after="40"/>
+              <w:spacing w:line="240" w:lineRule="auto" w:after="40"/>
             </w:pPr>
             <w:r>
               <w:rPr>
-                <w:rFonts w:ascii="Times New Roman" w:hAnsi="Times New Roman"/>
-                <w:b/>
-                <w:sz w:val="18"/>
+                <w:rFonts w:ascii="Arial" w:hAnsi="Arial" w:eastAsia="Arial"/>
+                <w:b w:val="0"/>
+                <w:i w:val="0"/>
+                <w:color w:val="000000"/>
+                <w:sz w:val="14"/>
               </w:rPr>
             </w:r>
             <w:r>
               <w:rPr>
-                <w:rFonts w:ascii="Times New Roman" w:hAnsi="Times New Roman"/>
-                <w:b/>
-                <w:sz w:val="18"/>
+                <w:rFonts w:ascii="Arial" w:hAnsi="Arial" w:eastAsia="Arial"/>
+                <w:b w:val="0"/>
+                <w:i w:val="0"/>
+                <w:color w:val="000000"/>
+                <w:sz w:val="14"/>
               </w:rPr>
               <w:t>Function</w:t>
             </w:r>
@@ -2611,25 +4000,37 @@
         </w:tc>
         <w:tc>
           <w:tcPr>
-            <w:tcW w:type="dxa" w:w="2340"/>
+            <w:tcW w:type="dxa" w:w="2261"/>
             <w:shd w:fill="D9E2F3"/>
+            <w:tcBorders>
+              <w:top w:val="single" w:sz="4" w:color="000000" w:space="0"/>
+              <w:left w:val="single" w:sz="4" w:color="000000" w:space="0"/>
+              <w:bottom w:val="single" w:sz="4" w:color="000000" w:space="0"/>
+              <w:right w:val="single" w:sz="4" w:color="000000" w:space="0"/>
+              <w:insideH w:val="single" w:sz="4" w:color="000000" w:space="0"/>
+              <w:insideV w:val="single" w:sz="4" w:color="000000" w:space="0"/>
+            </w:tcBorders>
           </w:tcPr>
           <w:p>
             <w:pPr>
-              <w:spacing w:line="252" w:lineRule="auto" w:after="40"/>
+              <w:spacing w:line="240" w:lineRule="auto" w:after="40"/>
             </w:pPr>
             <w:r>
               <w:rPr>
-                <w:rFonts w:ascii="Times New Roman" w:hAnsi="Times New Roman"/>
-                <w:b/>
-                <w:sz w:val="18"/>
+                <w:rFonts w:ascii="Arial" w:hAnsi="Arial" w:eastAsia="Arial"/>
+                <w:b w:val="0"/>
+                <w:i w:val="0"/>
+                <w:color w:val="000000"/>
+                <w:sz w:val="14"/>
               </w:rPr>
             </w:r>
             <w:r>
               <w:rPr>
-                <w:rFonts w:ascii="Times New Roman" w:hAnsi="Times New Roman"/>
-                <w:b/>
-                <w:sz w:val="18"/>
+                <w:rFonts w:ascii="Arial" w:hAnsi="Arial" w:eastAsia="Arial"/>
+                <w:b w:val="0"/>
+                <w:i w:val="0"/>
+                <w:color w:val="000000"/>
+                <w:sz w:val="14"/>
               </w:rPr>
               <w:t>Independent reference</w:t>
             </w:r>
@@ -2637,25 +4038,37 @@
         </w:tc>
         <w:tc>
           <w:tcPr>
-            <w:tcW w:type="dxa" w:w="2340"/>
+            <w:tcW w:type="dxa" w:w="2261"/>
             <w:shd w:fill="D9E2F3"/>
+            <w:tcBorders>
+              <w:top w:val="single" w:sz="4" w:color="000000" w:space="0"/>
+              <w:left w:val="single" w:sz="4" w:color="000000" w:space="0"/>
+              <w:bottom w:val="single" w:sz="4" w:color="000000" w:space="0"/>
+              <w:right w:val="single" w:sz="4" w:color="000000" w:space="0"/>
+              <w:insideH w:val="single" w:sz="4" w:color="000000" w:space="0"/>
+              <w:insideV w:val="single" w:sz="4" w:color="000000" w:space="0"/>
+            </w:tcBorders>
           </w:tcPr>
           <w:p>
             <w:pPr>
-              <w:spacing w:line="252" w:lineRule="auto" w:after="40"/>
+              <w:spacing w:line="240" w:lineRule="auto" w:after="40"/>
             </w:pPr>
             <w:r>
               <w:rPr>
-                <w:rFonts w:ascii="Times New Roman" w:hAnsi="Times New Roman"/>
-                <w:b/>
-                <w:sz w:val="18"/>
+                <w:rFonts w:ascii="Arial" w:hAnsi="Arial" w:eastAsia="Arial"/>
+                <w:b w:val="0"/>
+                <w:i w:val="0"/>
+                <w:color w:val="000000"/>
+                <w:sz w:val="14"/>
               </w:rPr>
             </w:r>
             <w:r>
               <w:rPr>
-                <w:rFonts w:ascii="Times New Roman" w:hAnsi="Times New Roman"/>
-                <w:b/>
-                <w:sz w:val="18"/>
+                <w:rFonts w:ascii="Arial" w:hAnsi="Arial" w:eastAsia="Arial"/>
+                <w:b w:val="0"/>
+                <w:i w:val="0"/>
+                <w:color w:val="000000"/>
+                <w:sz w:val="14"/>
               </w:rPr>
               <w:t>Observed result</w:t>
             </w:r>
@@ -2663,25 +4076,37 @@
         </w:tc>
         <w:tc>
           <w:tcPr>
-            <w:tcW w:type="dxa" w:w="2340"/>
+            <w:tcW w:type="dxa" w:w="2261"/>
             <w:shd w:fill="D9E2F3"/>
+            <w:tcBorders>
+              <w:top w:val="single" w:sz="4" w:color="000000" w:space="0"/>
+              <w:left w:val="single" w:sz="4" w:color="000000" w:space="0"/>
+              <w:bottom w:val="single" w:sz="4" w:color="000000" w:space="0"/>
+              <w:right w:val="single" w:sz="4" w:color="000000" w:space="0"/>
+              <w:insideH w:val="single" w:sz="4" w:color="000000" w:space="0"/>
+              <w:insideV w:val="single" w:sz="4" w:color="000000" w:space="0"/>
+            </w:tcBorders>
           </w:tcPr>
           <w:p>
             <w:pPr>
-              <w:spacing w:line="252" w:lineRule="auto" w:after="40"/>
+              <w:spacing w:line="240" w:lineRule="auto" w:after="40"/>
             </w:pPr>
             <w:r>
               <w:rPr>
-                <w:rFonts w:ascii="Times New Roman" w:hAnsi="Times New Roman"/>
-                <w:b/>
-                <w:sz w:val="18"/>
+                <w:rFonts w:ascii="Arial" w:hAnsi="Arial" w:eastAsia="Arial"/>
+                <w:b w:val="0"/>
+                <w:i w:val="0"/>
+                <w:color w:val="000000"/>
+                <w:sz w:val="14"/>
               </w:rPr>
             </w:r>
             <w:r>
               <w:rPr>
-                <w:rFonts w:ascii="Times New Roman" w:hAnsi="Times New Roman"/>
-                <w:b/>
-                <w:sz w:val="18"/>
+                <w:rFonts w:ascii="Arial" w:hAnsi="Arial" w:eastAsia="Arial"/>
+                <w:b w:val="0"/>
+                <w:i w:val="0"/>
+                <w:color w:val="000000"/>
+                <w:sz w:val="14"/>
               </w:rPr>
               <w:t>Scope limit</w:t>
             </w:r>
@@ -2691,22 +4116,36 @@
       <w:tr>
         <w:tc>
           <w:tcPr>
-            <w:tcW w:type="dxa" w:w="2340"/>
+            <w:tcW w:type="dxa" w:w="2261"/>
+            <w:tcBorders>
+              <w:top w:val="single" w:sz="4" w:color="000000" w:space="0"/>
+              <w:left w:val="single" w:sz="4" w:color="000000" w:space="0"/>
+              <w:bottom w:val="single" w:sz="4" w:color="000000" w:space="0"/>
+              <w:right w:val="single" w:sz="4" w:color="000000" w:space="0"/>
+              <w:insideH w:val="single" w:sz="4" w:color="000000" w:space="0"/>
+              <w:insideV w:val="single" w:sz="4" w:color="000000" w:space="0"/>
+            </w:tcBorders>
           </w:tcPr>
           <w:p>
             <w:pPr>
-              <w:spacing w:line="252" w:lineRule="auto" w:after="40"/>
+              <w:spacing w:line="240" w:lineRule="auto" w:after="40"/>
             </w:pPr>
             <w:r>
               <w:rPr>
-                <w:rFonts w:ascii="Times New Roman" w:hAnsi="Times New Roman"/>
-                <w:sz w:val="18"/>
+                <w:rFonts w:ascii="Arial" w:hAnsi="Arial" w:eastAsia="Arial"/>
+                <w:b w:val="0"/>
+                <w:i w:val="0"/>
+                <w:color w:val="000000"/>
+                <w:sz w:val="14"/>
               </w:rPr>
             </w:r>
             <w:r>
               <w:rPr>
-                <w:rFonts w:ascii="Times New Roman" w:hAnsi="Times New Roman"/>
-                <w:sz w:val="18"/>
+                <w:rFonts w:ascii="Arial" w:hAnsi="Arial" w:eastAsia="Arial"/>
+                <w:b w:val="0"/>
+                <w:i w:val="0"/>
+                <w:color w:val="000000"/>
+                <w:sz w:val="14"/>
               </w:rPr>
               <w:t>Promoter extraction</w:t>
             </w:r>
@@ -2714,22 +4153,36 @@
         </w:tc>
         <w:tc>
           <w:tcPr>
-            <w:tcW w:type="dxa" w:w="2340"/>
+            <w:tcW w:type="dxa" w:w="2261"/>
+            <w:tcBorders>
+              <w:top w:val="single" w:sz="4" w:color="000000" w:space="0"/>
+              <w:left w:val="single" w:sz="4" w:color="000000" w:space="0"/>
+              <w:bottom w:val="single" w:sz="4" w:color="000000" w:space="0"/>
+              <w:right w:val="single" w:sz="4" w:color="000000" w:space="0"/>
+              <w:insideH w:val="single" w:sz="4" w:color="000000" w:space="0"/>
+              <w:insideV w:val="single" w:sz="4" w:color="000000" w:space="0"/>
+            </w:tcBorders>
           </w:tcPr>
           <w:p>
             <w:pPr>
-              <w:spacing w:line="252" w:lineRule="auto" w:after="40"/>
+              <w:spacing w:line="240" w:lineRule="auto" w:after="40"/>
             </w:pPr>
             <w:r>
               <w:rPr>
-                <w:rFonts w:ascii="Times New Roman" w:hAnsi="Times New Roman"/>
-                <w:sz w:val="18"/>
+                <w:rFonts w:ascii="Arial" w:hAnsi="Arial" w:eastAsia="Arial"/>
+                <w:b w:val="0"/>
+                <w:i w:val="0"/>
+                <w:color w:val="000000"/>
+                <w:sz w:val="14"/>
               </w:rPr>
             </w:r>
             <w:r>
               <w:rPr>
-                <w:rFonts w:ascii="Times New Roman" w:hAnsi="Times New Roman"/>
-                <w:sz w:val="18"/>
+                <w:rFonts w:ascii="Arial" w:hAnsi="Arial" w:eastAsia="Arial"/>
+                <w:b w:val="0"/>
+                <w:i w:val="0"/>
+                <w:color w:val="000000"/>
+                <w:sz w:val="14"/>
               </w:rPr>
               <w:t>Direct 1-based inclusive FASTA slicing and reverse complement; bedtools 2.31.1</w:t>
             </w:r>
@@ -2737,22 +4190,36 @@
         </w:tc>
         <w:tc>
           <w:tcPr>
-            <w:tcW w:type="dxa" w:w="2340"/>
+            <w:tcW w:type="dxa" w:w="2261"/>
+            <w:tcBorders>
+              <w:top w:val="single" w:sz="4" w:color="000000" w:space="0"/>
+              <w:left w:val="single" w:sz="4" w:color="000000" w:space="0"/>
+              <w:bottom w:val="single" w:sz="4" w:color="000000" w:space="0"/>
+              <w:right w:val="single" w:sz="4" w:color="000000" w:space="0"/>
+              <w:insideH w:val="single" w:sz="4" w:color="000000" w:space="0"/>
+              <w:insideV w:val="single" w:sz="4" w:color="000000" w:space="0"/>
+            </w:tcBorders>
           </w:tcPr>
           <w:p>
             <w:pPr>
-              <w:spacing w:line="252" w:lineRule="auto" w:after="40"/>
+              <w:spacing w:line="240" w:lineRule="auto" w:after="40"/>
             </w:pPr>
             <w:r>
               <w:rPr>
-                <w:rFonts w:ascii="Times New Roman" w:hAnsi="Times New Roman"/>
-                <w:sz w:val="18"/>
+                <w:rFonts w:ascii="Arial" w:hAnsi="Arial" w:eastAsia="Arial"/>
+                <w:b w:val="0"/>
+                <w:i w:val="0"/>
+                <w:color w:val="000000"/>
+                <w:sz w:val="14"/>
               </w:rPr>
             </w:r>
             <w:r>
               <w:rPr>
-                <w:rFonts w:ascii="Times New Roman" w:hAnsi="Times New Roman"/>
-                <w:sz w:val="18"/>
+                <w:rFonts w:ascii="Arial" w:hAnsi="Arial" w:eastAsia="Arial"/>
+                <w:b w:val="0"/>
+                <w:i w:val="0"/>
+                <w:color w:val="000000"/>
+                <w:sz w:val="14"/>
               </w:rPr>
               <w:t>8/8 exact sequences, 2,200 bp each, both strands represented</w:t>
             </w:r>
@@ -2760,22 +4227,36 @@
         </w:tc>
         <w:tc>
           <w:tcPr>
-            <w:tcW w:type="dxa" w:w="2340"/>
+            <w:tcW w:type="dxa" w:w="2261"/>
+            <w:tcBorders>
+              <w:top w:val="single" w:sz="4" w:color="000000" w:space="0"/>
+              <w:left w:val="single" w:sz="4" w:color="000000" w:space="0"/>
+              <w:bottom w:val="single" w:sz="4" w:color="000000" w:space="0"/>
+              <w:right w:val="single" w:sz="4" w:color="000000" w:space="0"/>
+              <w:insideH w:val="single" w:sz="4" w:color="000000" w:space="0"/>
+              <w:insideV w:val="single" w:sz="4" w:color="000000" w:space="0"/>
+            </w:tcBorders>
           </w:tcPr>
           <w:p>
             <w:pPr>
-              <w:spacing w:line="252" w:lineRule="auto" w:after="40"/>
+              <w:spacing w:line="240" w:lineRule="auto" w:after="40"/>
             </w:pPr>
             <w:r>
               <w:rPr>
-                <w:rFonts w:ascii="Times New Roman" w:hAnsi="Times New Roman"/>
-                <w:sz w:val="18"/>
+                <w:rFonts w:ascii="Arial" w:hAnsi="Arial" w:eastAsia="Arial"/>
+                <w:b w:val="0"/>
+                <w:i w:val="0"/>
+                <w:color w:val="000000"/>
+                <w:sz w:val="14"/>
               </w:rPr>
             </w:r>
             <w:r>
               <w:rPr>
-                <w:rFonts w:ascii="Times New Roman" w:hAnsi="Times New Roman"/>
-                <w:sz w:val="18"/>
+                <w:rFonts w:ascii="Arial" w:hAnsi="Arial" w:eastAsia="Arial"/>
+                <w:b w:val="0"/>
+                <w:i w:val="0"/>
+                <w:color w:val="000000"/>
+                <w:sz w:val="14"/>
               </w:rPr>
               <w:t>Eight loci on one Arabidopsis chromosome</w:t>
             </w:r>
@@ -2785,22 +4266,36 @@
       <w:tr>
         <w:tc>
           <w:tcPr>
-            <w:tcW w:type="dxa" w:w="2340"/>
+            <w:tcW w:type="dxa" w:w="2261"/>
+            <w:tcBorders>
+              <w:top w:val="single" w:sz="4" w:color="000000" w:space="0"/>
+              <w:left w:val="single" w:sz="4" w:color="000000" w:space="0"/>
+              <w:bottom w:val="single" w:sz="4" w:color="000000" w:space="0"/>
+              <w:right w:val="single" w:sz="4" w:color="000000" w:space="0"/>
+              <w:insideH w:val="single" w:sz="4" w:color="000000" w:space="0"/>
+              <w:insideV w:val="single" w:sz="4" w:color="000000" w:space="0"/>
+            </w:tcBorders>
           </w:tcPr>
           <w:p>
             <w:pPr>
-              <w:spacing w:line="252" w:lineRule="auto" w:after="40"/>
+              <w:spacing w:line="240" w:lineRule="auto" w:after="40"/>
             </w:pPr>
             <w:r>
               <w:rPr>
-                <w:rFonts w:ascii="Times New Roman" w:hAnsi="Times New Roman"/>
-                <w:sz w:val="18"/>
+                <w:rFonts w:ascii="Arial" w:hAnsi="Arial" w:eastAsia="Arial"/>
+                <w:b w:val="0"/>
+                <w:i w:val="0"/>
+                <w:color w:val="000000"/>
+                <w:sz w:val="14"/>
               </w:rPr>
             </w:r>
             <w:r>
               <w:rPr>
-                <w:rFonts w:ascii="Times New Roman" w:hAnsi="Times New Roman"/>
-                <w:sz w:val="18"/>
+                <w:rFonts w:ascii="Arial" w:hAnsi="Arial" w:eastAsia="Arial"/>
+                <w:b w:val="0"/>
+                <w:i w:val="0"/>
+                <w:color w:val="000000"/>
+                <w:sz w:val="14"/>
               </w:rPr>
               <w:t>CDS sequence quality</w:t>
             </w:r>
@@ -2808,22 +4303,36 @@
         </w:tc>
         <w:tc>
           <w:tcPr>
-            <w:tcW w:type="dxa" w:w="2340"/>
+            <w:tcW w:type="dxa" w:w="2261"/>
+            <w:tcBorders>
+              <w:top w:val="single" w:sz="4" w:color="000000" w:space="0"/>
+              <w:left w:val="single" w:sz="4" w:color="000000" w:space="0"/>
+              <w:bottom w:val="single" w:sz="4" w:color="000000" w:space="0"/>
+              <w:right w:val="single" w:sz="4" w:color="000000" w:space="0"/>
+              <w:insideH w:val="single" w:sz="4" w:color="000000" w:space="0"/>
+              <w:insideV w:val="single" w:sz="4" w:color="000000" w:space="0"/>
+            </w:tcBorders>
           </w:tcPr>
           <w:p>
             <w:pPr>
-              <w:spacing w:line="252" w:lineRule="auto" w:after="40"/>
+              <w:spacing w:line="240" w:lineRule="auto" w:after="40"/>
             </w:pPr>
             <w:r>
               <w:rPr>
-                <w:rFonts w:ascii="Times New Roman" w:hAnsi="Times New Roman"/>
-                <w:sz w:val="18"/>
+                <w:rFonts w:ascii="Arial" w:hAnsi="Arial" w:eastAsia="Arial"/>
+                <w:b w:val="0"/>
+                <w:i w:val="0"/>
+                <w:color w:val="000000"/>
+                <w:sz w:val="14"/>
               </w:rPr>
             </w:r>
             <w:r>
               <w:rPr>
-                <w:rFonts w:ascii="Times New Roman" w:hAnsi="Times New Roman"/>
-                <w:sz w:val="18"/>
+                <w:rFonts w:ascii="Arial" w:hAnsi="Arial" w:eastAsia="Arial"/>
+                <w:b w:val="0"/>
+                <w:i w:val="0"/>
+                <w:color w:val="000000"/>
+                <w:sz w:val="14"/>
               </w:rPr>
               <w:t>Independent base-count/frame/start/stop oracle</w:t>
             </w:r>
@@ -2831,22 +4340,36 @@
         </w:tc>
         <w:tc>
           <w:tcPr>
-            <w:tcW w:type="dxa" w:w="2340"/>
+            <w:tcW w:type="dxa" w:w="2261"/>
+            <w:tcBorders>
+              <w:top w:val="single" w:sz="4" w:color="000000" w:space="0"/>
+              <w:left w:val="single" w:sz="4" w:color="000000" w:space="0"/>
+              <w:bottom w:val="single" w:sz="4" w:color="000000" w:space="0"/>
+              <w:right w:val="single" w:sz="4" w:color="000000" w:space="0"/>
+              <w:insideH w:val="single" w:sz="4" w:color="000000" w:space="0"/>
+              <w:insideV w:val="single" w:sz="4" w:color="000000" w:space="0"/>
+            </w:tcBorders>
           </w:tcPr>
           <w:p>
             <w:pPr>
-              <w:spacing w:line="252" w:lineRule="auto" w:after="40"/>
+              <w:spacing w:line="240" w:lineRule="auto" w:after="40"/>
             </w:pPr>
             <w:r>
               <w:rPr>
-                <w:rFonts w:ascii="Times New Roman" w:hAnsi="Times New Roman"/>
-                <w:sz w:val="18"/>
+                <w:rFonts w:ascii="Arial" w:hAnsi="Arial" w:eastAsia="Arial"/>
+                <w:b w:val="0"/>
+                <w:i w:val="0"/>
+                <w:color w:val="000000"/>
+                <w:sz w:val="14"/>
               </w:rPr>
             </w:r>
             <w:r>
               <w:rPr>
-                <w:rFonts w:ascii="Times New Roman" w:hAnsi="Times New Roman"/>
-                <w:sz w:val="18"/>
+                <w:rFonts w:ascii="Arial" w:hAnsi="Arial" w:eastAsia="Arial"/>
+                <w:b w:val="0"/>
+                <w:i w:val="0"/>
+                <w:color w:val="000000"/>
+                <w:sz w:val="14"/>
               </w:rPr>
               <w:t>Four RBCS CDS models (411, 561, 546, 546 nt) matched; no ambiguous bases flagged</w:t>
             </w:r>
@@ -2854,22 +4377,36 @@
         </w:tc>
         <w:tc>
           <w:tcPr>
-            <w:tcW w:type="dxa" w:w="2340"/>
+            <w:tcW w:type="dxa" w:w="2261"/>
+            <w:tcBorders>
+              <w:top w:val="single" w:sz="4" w:color="000000" w:space="0"/>
+              <w:left w:val="single" w:sz="4" w:color="000000" w:space="0"/>
+              <w:bottom w:val="single" w:sz="4" w:color="000000" w:space="0"/>
+              <w:right w:val="single" w:sz="4" w:color="000000" w:space="0"/>
+              <w:insideH w:val="single" w:sz="4" w:color="000000" w:space="0"/>
+              <w:insideV w:val="single" w:sz="4" w:color="000000" w:space="0"/>
+            </w:tcBorders>
           </w:tcPr>
           <w:p>
             <w:pPr>
-              <w:spacing w:line="252" w:lineRule="auto" w:after="40"/>
+              <w:spacing w:line="240" w:lineRule="auto" w:after="40"/>
             </w:pPr>
             <w:r>
               <w:rPr>
-                <w:rFonts w:ascii="Times New Roman" w:hAnsi="Times New Roman"/>
-                <w:sz w:val="18"/>
+                <w:rFonts w:ascii="Arial" w:hAnsi="Arial" w:eastAsia="Arial"/>
+                <w:b w:val="0"/>
+                <w:i w:val="0"/>
+                <w:color w:val="000000"/>
+                <w:sz w:val="14"/>
               </w:rPr>
             </w:r>
             <w:r>
               <w:rPr>
-                <w:rFonts w:ascii="Times New Roman" w:hAnsi="Times New Roman"/>
-                <w:sz w:val="18"/>
+                <w:rFonts w:ascii="Arial" w:hAnsi="Arial" w:eastAsia="Arial"/>
+                <w:b w:val="0"/>
+                <w:i w:val="0"/>
+                <w:color w:val="000000"/>
+                <w:sz w:val="14"/>
               </w:rPr>
               <w:t>Four models from one family</w:t>
             </w:r>
@@ -2879,22 +4416,36 @@
       <w:tr>
         <w:tc>
           <w:tcPr>
-            <w:tcW w:type="dxa" w:w="2340"/>
+            <w:tcW w:type="dxa" w:w="2261"/>
+            <w:tcBorders>
+              <w:top w:val="single" w:sz="4" w:color="000000" w:space="0"/>
+              <w:left w:val="single" w:sz="4" w:color="000000" w:space="0"/>
+              <w:bottom w:val="single" w:sz="4" w:color="000000" w:space="0"/>
+              <w:right w:val="single" w:sz="4" w:color="000000" w:space="0"/>
+              <w:insideH w:val="single" w:sz="4" w:color="000000" w:space="0"/>
+              <w:insideV w:val="single" w:sz="4" w:color="000000" w:space="0"/>
+            </w:tcBorders>
           </w:tcPr>
           <w:p>
             <w:pPr>
-              <w:spacing w:line="252" w:lineRule="auto" w:after="40"/>
+              <w:spacing w:line="240" w:lineRule="auto" w:after="40"/>
             </w:pPr>
             <w:r>
               <w:rPr>
-                <w:rFonts w:ascii="Times New Roman" w:hAnsi="Times New Roman"/>
-                <w:sz w:val="18"/>
+                <w:rFonts w:ascii="Arial" w:hAnsi="Arial" w:eastAsia="Arial"/>
+                <w:b w:val="0"/>
+                <w:i w:val="0"/>
+                <w:color w:val="000000"/>
+                <w:sz w:val="14"/>
               </w:rPr>
             </w:r>
             <w:r>
               <w:rPr>
-                <w:rFonts w:ascii="Times New Roman" w:hAnsi="Times New Roman"/>
-                <w:sz w:val="18"/>
+                <w:rFonts w:ascii="Arial" w:hAnsi="Arial" w:eastAsia="Arial"/>
+                <w:b w:val="0"/>
+                <w:i w:val="0"/>
+                <w:color w:val="000000"/>
+                <w:sz w:val="14"/>
               </w:rPr>
               <w:t>Protein similarity</w:t>
             </w:r>
@@ -2902,22 +4453,36 @@
         </w:tc>
         <w:tc>
           <w:tcPr>
-            <w:tcW w:type="dxa" w:w="2340"/>
+            <w:tcW w:type="dxa" w:w="2261"/>
+            <w:tcBorders>
+              <w:top w:val="single" w:sz="4" w:color="000000" w:space="0"/>
+              <w:left w:val="single" w:sz="4" w:color="000000" w:space="0"/>
+              <w:bottom w:val="single" w:sz="4" w:color="000000" w:space="0"/>
+              <w:right w:val="single" w:sz="4" w:color="000000" w:space="0"/>
+              <w:insideH w:val="single" w:sz="4" w:color="000000" w:space="0"/>
+              <w:insideV w:val="single" w:sz="4" w:color="000000" w:space="0"/>
+            </w:tcBorders>
           </w:tcPr>
           <w:p>
             <w:pPr>
-              <w:spacing w:line="252" w:lineRule="auto" w:after="40"/>
+              <w:spacing w:line="240" w:lineRule="auto" w:after="40"/>
             </w:pPr>
             <w:r>
               <w:rPr>
-                <w:rFonts w:ascii="Times New Roman" w:hAnsi="Times New Roman"/>
-                <w:sz w:val="18"/>
+                <w:rFonts w:ascii="Arial" w:hAnsi="Arial" w:eastAsia="Arial"/>
+                <w:b w:val="0"/>
+                <w:i w:val="0"/>
+                <w:color w:val="000000"/>
+                <w:sz w:val="14"/>
               </w:rPr>
             </w:r>
             <w:r>
               <w:rPr>
-                <w:rFonts w:ascii="Times New Roman" w:hAnsi="Times New Roman"/>
-                <w:sz w:val="18"/>
+                <w:rFonts w:ascii="Arial" w:hAnsi="Arial" w:eastAsia="Arial"/>
+                <w:b w:val="0"/>
+                <w:i w:val="0"/>
+                <w:color w:val="000000"/>
+                <w:sz w:val="14"/>
               </w:rPr>
               <w:t>Test-side Smith–Waterman and BLASTP 2.12.0+</w:t>
             </w:r>
@@ -2925,22 +4490,36 @@
         </w:tc>
         <w:tc>
           <w:tcPr>
-            <w:tcW w:type="dxa" w:w="2340"/>
+            <w:tcW w:type="dxa" w:w="2261"/>
+            <w:tcBorders>
+              <w:top w:val="single" w:sz="4" w:color="000000" w:space="0"/>
+              <w:left w:val="single" w:sz="4" w:color="000000" w:space="0"/>
+              <w:bottom w:val="single" w:sz="4" w:color="000000" w:space="0"/>
+              <w:right w:val="single" w:sz="4" w:color="000000" w:space="0"/>
+              <w:insideH w:val="single" w:sz="4" w:color="000000" w:space="0"/>
+              <w:insideV w:val="single" w:sz="4" w:color="000000" w:space="0"/>
+            </w:tcBorders>
           </w:tcPr>
           <w:p>
             <w:pPr>
-              <w:spacing w:line="252" w:lineRule="auto" w:after="40"/>
+              <w:spacing w:line="240" w:lineRule="auto" w:after="40"/>
             </w:pPr>
             <w:r>
               <w:rPr>
-                <w:rFonts w:ascii="Times New Roman" w:hAnsi="Times New Roman"/>
-                <w:sz w:val="18"/>
+                <w:rFonts w:ascii="Arial" w:hAnsi="Arial" w:eastAsia="Arial"/>
+                <w:b w:val="0"/>
+                <w:i w:val="0"/>
+                <w:color w:val="000000"/>
+                <w:sz w:val="14"/>
               </w:rPr>
             </w:r>
             <w:r>
               <w:rPr>
-                <w:rFonts w:ascii="Times New Roman" w:hAnsi="Times New Roman"/>
-                <w:sz w:val="18"/>
+                <w:rFonts w:ascii="Arial" w:hAnsi="Arial" w:eastAsia="Arial"/>
+                <w:b w:val="0"/>
+                <w:i w:val="0"/>
+                <w:color w:val="000000"/>
+                <w:sz w:val="14"/>
               </w:rPr>
               <w:t>All 16 within-panel alignment metric checks; 12/12 non-self RBCS and 8/8 negative pair classifications agree; 20/20 in the cross-species mature-RBCS panel</w:t>
             </w:r>
@@ -2948,22 +4527,36 @@
         </w:tc>
         <w:tc>
           <w:tcPr>
-            <w:tcW w:type="dxa" w:w="2340"/>
+            <w:tcW w:type="dxa" w:w="2261"/>
+            <w:tcBorders>
+              <w:top w:val="single" w:sz="4" w:color="000000" w:space="0"/>
+              <w:left w:val="single" w:sz="4" w:color="000000" w:space="0"/>
+              <w:bottom w:val="single" w:sz="4" w:color="000000" w:space="0"/>
+              <w:right w:val="single" w:sz="4" w:color="000000" w:space="0"/>
+              <w:insideH w:val="single" w:sz="4" w:color="000000" w:space="0"/>
+              <w:insideV w:val="single" w:sz="4" w:color="000000" w:space="0"/>
+            </w:tcBorders>
           </w:tcPr>
           <w:p>
             <w:pPr>
-              <w:spacing w:line="252" w:lineRule="auto" w:after="40"/>
+              <w:spacing w:line="240" w:lineRule="auto" w:after="40"/>
             </w:pPr>
             <w:r>
               <w:rPr>
-                <w:rFonts w:ascii="Times New Roman" w:hAnsi="Times New Roman"/>
-                <w:sz w:val="18"/>
+                <w:rFonts w:ascii="Arial" w:hAnsi="Arial" w:eastAsia="Arial"/>
+                <w:b w:val="0"/>
+                <w:i w:val="0"/>
+                <w:color w:val="000000"/>
+                <w:sz w:val="14"/>
               </w:rPr>
             </w:r>
             <w:r>
               <w:rPr>
-                <w:rFonts w:ascii="Times New Roman" w:hAnsi="Times New Roman"/>
-                <w:sz w:val="18"/>
+                <w:rFonts w:ascii="Arial" w:hAnsi="Arial" w:eastAsia="Arial"/>
+                <w:b w:val="0"/>
+                <w:i w:val="0"/>
+                <w:color w:val="000000"/>
+                <w:sz w:val="14"/>
               </w:rPr>
               <w:t>Small one-family smoke test; not orthology, sensitivity, or specificity evaluation</w:t>
             </w:r>
@@ -2973,22 +4566,36 @@
       <w:tr>
         <w:tc>
           <w:tcPr>
-            <w:tcW w:type="dxa" w:w="2340"/>
+            <w:tcW w:type="dxa" w:w="2261"/>
+            <w:tcBorders>
+              <w:top w:val="single" w:sz="4" w:color="000000" w:space="0"/>
+              <w:left w:val="single" w:sz="4" w:color="000000" w:space="0"/>
+              <w:bottom w:val="single" w:sz="4" w:color="000000" w:space="0"/>
+              <w:right w:val="single" w:sz="4" w:color="000000" w:space="0"/>
+              <w:insideH w:val="single" w:sz="4" w:color="000000" w:space="0"/>
+              <w:insideV w:val="single" w:sz="4" w:color="000000" w:space="0"/>
+            </w:tcBorders>
           </w:tcPr>
           <w:p>
             <w:pPr>
-              <w:spacing w:line="252" w:lineRule="auto" w:after="40"/>
+              <w:spacing w:line="240" w:lineRule="auto" w:after="40"/>
             </w:pPr>
             <w:r>
               <w:rPr>
-                <w:rFonts w:ascii="Times New Roman" w:hAnsi="Times New Roman"/>
-                <w:sz w:val="18"/>
+                <w:rFonts w:ascii="Arial" w:hAnsi="Arial" w:eastAsia="Arial"/>
+                <w:b w:val="0"/>
+                <w:i w:val="0"/>
+                <w:color w:val="000000"/>
+                <w:sz w:val="14"/>
               </w:rPr>
             </w:r>
             <w:r>
               <w:rPr>
-                <w:rFonts w:ascii="Times New Roman" w:hAnsi="Times New Roman"/>
-                <w:sz w:val="18"/>
+                <w:rFonts w:ascii="Arial" w:hAnsi="Arial" w:eastAsia="Arial"/>
+                <w:b w:val="0"/>
+                <w:i w:val="0"/>
+                <w:color w:val="000000"/>
+                <w:sz w:val="14"/>
               </w:rPr>
               <w:t>Expression grouping</w:t>
             </w:r>
@@ -2996,22 +4603,36 @@
         </w:tc>
         <w:tc>
           <w:tcPr>
-            <w:tcW w:type="dxa" w:w="2340"/>
+            <w:tcW w:type="dxa" w:w="2261"/>
+            <w:tcBorders>
+              <w:top w:val="single" w:sz="4" w:color="000000" w:space="0"/>
+              <w:left w:val="single" w:sz="4" w:color="000000" w:space="0"/>
+              <w:bottom w:val="single" w:sz="4" w:color="000000" w:space="0"/>
+              <w:right w:val="single" w:sz="4" w:color="000000" w:space="0"/>
+              <w:insideH w:val="single" w:sz="4" w:color="000000" w:space="0"/>
+              <w:insideV w:val="single" w:sz="4" w:color="000000" w:space="0"/>
+            </w:tcBorders>
           </w:tcPr>
           <w:p>
             <w:pPr>
-              <w:spacing w:line="252" w:lineRule="auto" w:after="40"/>
+              <w:spacing w:line="240" w:lineRule="auto" w:after="40"/>
             </w:pPr>
             <w:r>
               <w:rPr>
-                <w:rFonts w:ascii="Times New Roman" w:hAnsi="Times New Roman"/>
-                <w:sz w:val="18"/>
+                <w:rFonts w:ascii="Arial" w:hAnsi="Arial" w:eastAsia="Arial"/>
+                <w:b w:val="0"/>
+                <w:i w:val="0"/>
+                <w:color w:val="000000"/>
+                <w:sz w:val="14"/>
               </w:rPr>
             </w:r>
             <w:r>
               <w:rPr>
-                <w:rFonts w:ascii="Times New Roman" w:hAnsi="Times New Roman"/>
-                <w:sz w:val="18"/>
+                <w:rFonts w:ascii="Arial" w:hAnsi="Arial" w:eastAsia="Arial"/>
+                <w:b w:val="0"/>
+                <w:i w:val="0"/>
+                <w:color w:val="000000"/>
+                <w:sz w:val="14"/>
               </w:rPr>
               <w:t>Expression Atlas E-MTAB-7978 source values</w:t>
             </w:r>
@@ -3019,22 +4640,36 @@
         </w:tc>
         <w:tc>
           <w:tcPr>
-            <w:tcW w:type="dxa" w:w="2340"/>
+            <w:tcW w:type="dxa" w:w="2261"/>
+            <w:tcBorders>
+              <w:top w:val="single" w:sz="4" w:color="000000" w:space="0"/>
+              <w:left w:val="single" w:sz="4" w:color="000000" w:space="0"/>
+              <w:bottom w:val="single" w:sz="4" w:color="000000" w:space="0"/>
+              <w:right w:val="single" w:sz="4" w:color="000000" w:space="0"/>
+              <w:insideH w:val="single" w:sz="4" w:color="000000" w:space="0"/>
+              <w:insideV w:val="single" w:sz="4" w:color="000000" w:space="0"/>
+            </w:tcBorders>
           </w:tcPr>
           <w:p>
             <w:pPr>
-              <w:spacing w:line="252" w:lineRule="auto" w:after="40"/>
+              <w:spacing w:line="240" w:lineRule="auto" w:after="40"/>
             </w:pPr>
             <w:r>
               <w:rPr>
-                <w:rFonts w:ascii="Times New Roman" w:hAnsi="Times New Roman"/>
-                <w:sz w:val="18"/>
+                <w:rFonts w:ascii="Arial" w:hAnsi="Arial" w:eastAsia="Arial"/>
+                <w:b w:val="0"/>
+                <w:i w:val="0"/>
+                <w:color w:val="000000"/>
+                <w:sz w:val="14"/>
               </w:rPr>
             </w:r>
             <w:r>
               <w:rPr>
-                <w:rFonts w:ascii="Times New Roman" w:hAnsi="Times New Roman"/>
-                <w:sz w:val="18"/>
+                <w:rFonts w:ascii="Arial" w:hAnsi="Arial" w:eastAsia="Arial"/>
+                <w:b w:val="0"/>
+                <w:i w:val="0"/>
+                <w:color w:val="000000"/>
+                <w:sz w:val="14"/>
               </w:rPr>
               <w:t>Selected means/medians reproduced; measured zeros retained</w:t>
             </w:r>
@@ -3042,22 +4677,36 @@
         </w:tc>
         <w:tc>
           <w:tcPr>
-            <w:tcW w:type="dxa" w:w="2340"/>
+            <w:tcW w:type="dxa" w:w="2261"/>
+            <w:tcBorders>
+              <w:top w:val="single" w:sz="4" w:color="000000" w:space="0"/>
+              <w:left w:val="single" w:sz="4" w:color="000000" w:space="0"/>
+              <w:bottom w:val="single" w:sz="4" w:color="000000" w:space="0"/>
+              <w:right w:val="single" w:sz="4" w:color="000000" w:space="0"/>
+              <w:insideH w:val="single" w:sz="4" w:color="000000" w:space="0"/>
+              <w:insideV w:val="single" w:sz="4" w:color="000000" w:space="0"/>
+            </w:tcBorders>
           </w:tcPr>
           <w:p>
             <w:pPr>
-              <w:spacing w:line="252" w:lineRule="auto" w:after="40"/>
+              <w:spacing w:line="240" w:lineRule="auto" w:after="40"/>
             </w:pPr>
             <w:r>
               <w:rPr>
-                <w:rFonts w:ascii="Times New Roman" w:hAnsi="Times New Roman"/>
-                <w:sz w:val="18"/>
+                <w:rFonts w:ascii="Arial" w:hAnsi="Arial" w:eastAsia="Arial"/>
+                <w:b w:val="0"/>
+                <w:i w:val="0"/>
+                <w:color w:val="000000"/>
+                <w:sz w:val="14"/>
               </w:rPr>
             </w:r>
             <w:r>
               <w:rPr>
-                <w:rFonts w:ascii="Times New Roman" w:hAnsi="Times New Roman"/>
-                <w:sz w:val="18"/>
+                <w:rFonts w:ascii="Arial" w:hAnsi="Arial" w:eastAsia="Arial"/>
+                <w:b w:val="0"/>
+                <w:i w:val="0"/>
+                <w:color w:val="000000"/>
+                <w:sz w:val="14"/>
               </w:rPr>
               <w:t>Single-assay group arithmetic, not differential expression</w:t>
             </w:r>
@@ -3067,22 +4716,36 @@
       <w:tr>
         <w:tc>
           <w:tcPr>
-            <w:tcW w:type="dxa" w:w="2340"/>
+            <w:tcW w:type="dxa" w:w="2261"/>
+            <w:tcBorders>
+              <w:top w:val="single" w:sz="4" w:color="000000" w:space="0"/>
+              <w:left w:val="single" w:sz="4" w:color="000000" w:space="0"/>
+              <w:bottom w:val="single" w:sz="4" w:color="000000" w:space="0"/>
+              <w:right w:val="single" w:sz="4" w:color="000000" w:space="0"/>
+              <w:insideH w:val="single" w:sz="4" w:color="000000" w:space="0"/>
+              <w:insideV w:val="single" w:sz="4" w:color="000000" w:space="0"/>
+            </w:tcBorders>
           </w:tcPr>
           <w:p>
             <w:pPr>
-              <w:spacing w:line="252" w:lineRule="auto" w:after="40"/>
+              <w:spacing w:line="240" w:lineRule="auto" w:after="40"/>
             </w:pPr>
             <w:r>
               <w:rPr>
-                <w:rFonts w:ascii="Times New Roman" w:hAnsi="Times New Roman"/>
-                <w:sz w:val="18"/>
+                <w:rFonts w:ascii="Arial" w:hAnsi="Arial" w:eastAsia="Arial"/>
+                <w:b w:val="0"/>
+                <w:i w:val="0"/>
+                <w:color w:val="000000"/>
+                <w:sz w:val="14"/>
               </w:rPr>
             </w:r>
             <w:r>
               <w:rPr>
-                <w:rFonts w:ascii="Times New Roman" w:hAnsi="Times New Roman"/>
-                <w:sz w:val="18"/>
+                <w:rFonts w:ascii="Arial" w:hAnsi="Arial" w:eastAsia="Arial"/>
+                <w:b w:val="0"/>
+                <w:i w:val="0"/>
+                <w:color w:val="000000"/>
+                <w:sz w:val="14"/>
               </w:rPr>
               <w:t>Domain mapping</w:t>
             </w:r>
@@ -3090,22 +4753,36 @@
         </w:tc>
         <w:tc>
           <w:tcPr>
-            <w:tcW w:type="dxa" w:w="2340"/>
+            <w:tcW w:type="dxa" w:w="2261"/>
+            <w:tcBorders>
+              <w:top w:val="single" w:sz="4" w:color="000000" w:space="0"/>
+              <w:left w:val="single" w:sz="4" w:color="000000" w:space="0"/>
+              <w:bottom w:val="single" w:sz="4" w:color="000000" w:space="0"/>
+              <w:right w:val="single" w:sz="4" w:color="000000" w:space="0"/>
+              <w:insideH w:val="single" w:sz="4" w:color="000000" w:space="0"/>
+              <w:insideV w:val="single" w:sz="4" w:color="000000" w:space="0"/>
+            </w:tcBorders>
           </w:tcPr>
           <w:p>
             <w:pPr>
-              <w:spacing w:line="252" w:lineRule="auto" w:after="40"/>
+              <w:spacing w:line="240" w:lineRule="auto" w:after="40"/>
             </w:pPr>
             <w:r>
               <w:rPr>
-                <w:rFonts w:ascii="Times New Roman" w:hAnsi="Times New Roman"/>
-                <w:sz w:val="18"/>
+                <w:rFonts w:ascii="Arial" w:hAnsi="Arial" w:eastAsia="Arial"/>
+                <w:b w:val="0"/>
+                <w:i w:val="0"/>
+                <w:color w:val="000000"/>
+                <w:sz w:val="14"/>
               </w:rPr>
             </w:r>
             <w:r>
               <w:rPr>
-                <w:rFonts w:ascii="Times New Roman" w:hAnsi="Times New Roman"/>
-                <w:sz w:val="18"/>
+                <w:rFonts w:ascii="Arial" w:hAnsi="Arial" w:eastAsia="Arial"/>
+                <w:b w:val="0"/>
+                <w:i w:val="0"/>
+                <w:color w:val="000000"/>
+                <w:sz w:val="14"/>
               </w:rPr>
               <w:t>Independent Python reconstruction</w:t>
             </w:r>
@@ -3113,22 +4790,36 @@
         </w:tc>
         <w:tc>
           <w:tcPr>
-            <w:tcW w:type="dxa" w:w="2340"/>
+            <w:tcW w:type="dxa" w:w="2261"/>
+            <w:tcBorders>
+              <w:top w:val="single" w:sz="4" w:color="000000" w:space="0"/>
+              <w:left w:val="single" w:sz="4" w:color="000000" w:space="0"/>
+              <w:bottom w:val="single" w:sz="4" w:color="000000" w:space="0"/>
+              <w:right w:val="single" w:sz="4" w:color="000000" w:space="0"/>
+              <w:insideH w:val="single" w:sz="4" w:color="000000" w:space="0"/>
+              <w:insideV w:val="single" w:sz="4" w:color="000000" w:space="0"/>
+            </w:tcBorders>
           </w:tcPr>
           <w:p>
             <w:pPr>
-              <w:spacing w:line="252" w:lineRule="auto" w:after="40"/>
+              <w:spacing w:line="240" w:lineRule="auto" w:after="40"/>
             </w:pPr>
             <w:r>
               <w:rPr>
-                <w:rFonts w:ascii="Times New Roman" w:hAnsi="Times New Roman"/>
-                <w:sz w:val="18"/>
+                <w:rFonts w:ascii="Arial" w:hAnsi="Arial" w:eastAsia="Arial"/>
+                <w:b w:val="0"/>
+                <w:i w:val="0"/>
+                <w:color w:val="000000"/>
+                <w:sz w:val="14"/>
               </w:rPr>
             </w:r>
             <w:r>
               <w:rPr>
-                <w:rFonts w:ascii="Times New Roman" w:hAnsi="Times New Roman"/>
-                <w:sz w:val="18"/>
+                <w:rFonts w:ascii="Arial" w:hAnsi="Arial" w:eastAsia="Arial"/>
+                <w:b w:val="0"/>
+                <w:i w:val="0"/>
+                <w:color w:val="000000"/>
+                <w:sz w:val="14"/>
               </w:rPr>
               <w:t>16 domain/deletion coordinate records across 13 genes matched</w:t>
             </w:r>
@@ -3136,22 +4827,36 @@
         </w:tc>
         <w:tc>
           <w:tcPr>
-            <w:tcW w:type="dxa" w:w="2340"/>
+            <w:tcW w:type="dxa" w:w="2261"/>
+            <w:tcBorders>
+              <w:top w:val="single" w:sz="4" w:color="000000" w:space="0"/>
+              <w:left w:val="single" w:sz="4" w:color="000000" w:space="0"/>
+              <w:bottom w:val="single" w:sz="4" w:color="000000" w:space="0"/>
+              <w:right w:val="single" w:sz="4" w:color="000000" w:space="0"/>
+              <w:insideH w:val="single" w:sz="4" w:color="000000" w:space="0"/>
+              <w:insideV w:val="single" w:sz="4" w:color="000000" w:space="0"/>
+            </w:tcBorders>
           </w:tcPr>
           <w:p>
             <w:pPr>
-              <w:spacing w:line="252" w:lineRule="auto" w:after="40"/>
+              <w:spacing w:line="240" w:lineRule="auto" w:after="40"/>
             </w:pPr>
             <w:r>
               <w:rPr>
-                <w:rFonts w:ascii="Times New Roman" w:hAnsi="Times New Roman"/>
-                <w:sz w:val="18"/>
+                <w:rFonts w:ascii="Arial" w:hAnsi="Arial" w:eastAsia="Arial"/>
+                <w:b w:val="0"/>
+                <w:i w:val="0"/>
+                <w:color w:val="000000"/>
+                <w:sz w:val="14"/>
               </w:rPr>
             </w:r>
             <w:r>
               <w:rPr>
-                <w:rFonts w:ascii="Times New Roman" w:hAnsi="Times New Roman"/>
-                <w:sz w:val="18"/>
+                <w:rFonts w:ascii="Arial" w:hAnsi="Arial" w:eastAsia="Arial"/>
+                <w:b w:val="0"/>
+                <w:i w:val="0"/>
+                <w:color w:val="000000"/>
+                <w:sz w:val="14"/>
               </w:rPr>
               <w:t>Existing annotated models; not a curated multi-species accuracy set</w:t>
             </w:r>
@@ -3161,22 +4866,36 @@
       <w:tr>
         <w:tc>
           <w:tcPr>
-            <w:tcW w:type="dxa" w:w="2340"/>
+            <w:tcW w:type="dxa" w:w="2261"/>
+            <w:tcBorders>
+              <w:top w:val="single" w:sz="4" w:color="000000" w:space="0"/>
+              <w:left w:val="single" w:sz="4" w:color="000000" w:space="0"/>
+              <w:bottom w:val="single" w:sz="4" w:color="000000" w:space="0"/>
+              <w:right w:val="single" w:sz="4" w:color="000000" w:space="0"/>
+              <w:insideH w:val="single" w:sz="4" w:color="000000" w:space="0"/>
+              <w:insideV w:val="single" w:sz="4" w:color="000000" w:space="0"/>
+            </w:tcBorders>
           </w:tcPr>
           <w:p>
             <w:pPr>
-              <w:spacing w:line="252" w:lineRule="auto" w:after="40"/>
+              <w:spacing w:line="240" w:lineRule="auto" w:after="40"/>
             </w:pPr>
             <w:r>
               <w:rPr>
-                <w:rFonts w:ascii="Times New Roman" w:hAnsi="Times New Roman"/>
-                <w:sz w:val="18"/>
+                <w:rFonts w:ascii="Arial" w:hAnsi="Arial" w:eastAsia="Arial"/>
+                <w:b w:val="0"/>
+                <w:i w:val="0"/>
+                <w:color w:val="000000"/>
+                <w:sz w:val="14"/>
               </w:rPr>
             </w:r>
             <w:r>
               <w:rPr>
-                <w:rFonts w:ascii="Times New Roman" w:hAnsi="Times New Roman"/>
-                <w:sz w:val="18"/>
+                <w:rFonts w:ascii="Arial" w:hAnsi="Arial" w:eastAsia="Arial"/>
+                <w:b w:val="0"/>
+                <w:i w:val="0"/>
+                <w:color w:val="000000"/>
+                <w:sz w:val="14"/>
               </w:rPr>
               <w:t>Project persistence</w:t>
             </w:r>
@@ -3184,22 +4903,36 @@
         </w:tc>
         <w:tc>
           <w:tcPr>
-            <w:tcW w:type="dxa" w:w="2340"/>
+            <w:tcW w:type="dxa" w:w="2261"/>
+            <w:tcBorders>
+              <w:top w:val="single" w:sz="4" w:color="000000" w:space="0"/>
+              <w:left w:val="single" w:sz="4" w:color="000000" w:space="0"/>
+              <w:bottom w:val="single" w:sz="4" w:color="000000" w:space="0"/>
+              <w:right w:val="single" w:sz="4" w:color="000000" w:space="0"/>
+              <w:insideH w:val="single" w:sz="4" w:color="000000" w:space="0"/>
+              <w:insideV w:val="single" w:sz="4" w:color="000000" w:space="0"/>
+            </w:tcBorders>
           </w:tcPr>
           <w:p>
             <w:pPr>
-              <w:spacing w:line="252" w:lineRule="auto" w:after="40"/>
+              <w:spacing w:line="240" w:lineRule="auto" w:after="40"/>
             </w:pPr>
             <w:r>
               <w:rPr>
-                <w:rFonts w:ascii="Times New Roman" w:hAnsi="Times New Roman"/>
-                <w:sz w:val="18"/>
+                <w:rFonts w:ascii="Arial" w:hAnsi="Arial" w:eastAsia="Arial"/>
+                <w:b w:val="0"/>
+                <w:i w:val="0"/>
+                <w:color w:val="000000"/>
+                <w:sz w:val="14"/>
               </w:rPr>
             </w:r>
             <w:r>
               <w:rPr>
-                <w:rFonts w:ascii="Times New Roman" w:hAnsi="Times New Roman"/>
-                <w:sz w:val="18"/>
+                <w:rFonts w:ascii="Arial" w:hAnsi="Arial" w:eastAsia="Arial"/>
+                <w:b w:val="0"/>
+                <w:i w:val="0"/>
+                <w:color w:val="000000"/>
+                <w:sz w:val="14"/>
               </w:rPr>
               <w:t>JavaFX regression actions</w:t>
             </w:r>
@@ -3207,22 +4940,36 @@
         </w:tc>
         <w:tc>
           <w:tcPr>
-            <w:tcW w:type="dxa" w:w="2340"/>
+            <w:tcW w:type="dxa" w:w="2261"/>
+            <w:tcBorders>
+              <w:top w:val="single" w:sz="4" w:color="000000" w:space="0"/>
+              <w:left w:val="single" w:sz="4" w:color="000000" w:space="0"/>
+              <w:bottom w:val="single" w:sz="4" w:color="000000" w:space="0"/>
+              <w:right w:val="single" w:sz="4" w:color="000000" w:space="0"/>
+              <w:insideH w:val="single" w:sz="4" w:color="000000" w:space="0"/>
+              <w:insideV w:val="single" w:sz="4" w:color="000000" w:space="0"/>
+            </w:tcBorders>
           </w:tcPr>
           <w:p>
             <w:pPr>
-              <w:spacing w:line="252" w:lineRule="auto" w:after="40"/>
+              <w:spacing w:line="240" w:lineRule="auto" w:after="40"/>
             </w:pPr>
             <w:r>
               <w:rPr>
-                <w:rFonts w:ascii="Times New Roman" w:hAnsi="Times New Roman"/>
-                <w:sz w:val="18"/>
+                <w:rFonts w:ascii="Arial" w:hAnsi="Arial" w:eastAsia="Arial"/>
+                <w:b w:val="0"/>
+                <w:i w:val="0"/>
+                <w:color w:val="000000"/>
+                <w:sz w:val="14"/>
               </w:rPr>
             </w:r>
             <w:r>
               <w:rPr>
-                <w:rFonts w:ascii="Times New Roman" w:hAnsi="Times New Roman"/>
-                <w:sz w:val="18"/>
+                <w:rFonts w:ascii="Arial" w:hAnsi="Arial" w:eastAsia="Arial"/>
+                <w:b w:val="0"/>
+                <w:i w:val="0"/>
+                <w:color w:val="000000"/>
+                <w:sz w:val="14"/>
               </w:rPr>
               <w:t>Save, replace, restore, locus state and outputs verified in CI</w:t>
             </w:r>
@@ -3230,22 +4977,36 @@
         </w:tc>
         <w:tc>
           <w:tcPr>
-            <w:tcW w:type="dxa" w:w="2340"/>
+            <w:tcW w:type="dxa" w:w="2261"/>
+            <w:tcBorders>
+              <w:top w:val="single" w:sz="4" w:color="000000" w:space="0"/>
+              <w:left w:val="single" w:sz="4" w:color="000000" w:space="0"/>
+              <w:bottom w:val="single" w:sz="4" w:color="000000" w:space="0"/>
+              <w:right w:val="single" w:sz="4" w:color="000000" w:space="0"/>
+              <w:insideH w:val="single" w:sz="4" w:color="000000" w:space="0"/>
+              <w:insideV w:val="single" w:sz="4" w:color="000000" w:space="0"/>
+            </w:tcBorders>
           </w:tcPr>
           <w:p>
             <w:pPr>
-              <w:spacing w:line="252" w:lineRule="auto" w:after="40"/>
+              <w:spacing w:line="240" w:lineRule="auto" w:after="40"/>
             </w:pPr>
             <w:r>
               <w:rPr>
-                <w:rFonts w:ascii="Times New Roman" w:hAnsi="Times New Roman"/>
-                <w:sz w:val="18"/>
+                <w:rFonts w:ascii="Arial" w:hAnsi="Arial" w:eastAsia="Arial"/>
+                <w:b w:val="0"/>
+                <w:i w:val="0"/>
+                <w:color w:val="000000"/>
+                <w:sz w:val="14"/>
               </w:rPr>
             </w:r>
             <w:r>
               <w:rPr>
-                <w:rFonts w:ascii="Times New Roman" w:hAnsi="Times New Roman"/>
-                <w:sz w:val="18"/>
+                <w:rFonts w:ascii="Arial" w:hAnsi="Arial" w:eastAsia="Arial"/>
+                <w:b w:val="0"/>
+                <w:i w:val="0"/>
+                <w:color w:val="000000"/>
+                <w:sz w:val="14"/>
               </w:rPr>
               <w:t>Software behavior, not usability study</w:t>
             </w:r>
@@ -3291,8 +5052,8 @@
     </w:p>
     <w:sectPr>
       <w:footerReference w:type="default" r:id="rId9"/>
-      <w:pgSz w:w="12240" w:h="15840"/>
-      <w:pgMar w:top="1440" w:right="1440" w:bottom="1440" w:left="1440" w:header="720" w:footer="720" w:gutter="0"/>
+      <w:pgSz w:w="11906" w:h="16838"/>
+      <w:pgMar w:top="1417" w:right="1417" w:bottom="1417" w:left="1417" w:header="720" w:footer="720" w:gutter="0"/>
       <w:cols w:space="720"/>
       <w:docGrid w:linePitch="360"/>
     </w:sectPr>
